--- a/06_thanh_pham_docx/Đề cương bài dạy Tin10_Bai13_Tiet1.docx
+++ b/06_thanh_pham_docx/Đề cương bài dạy Tin10_Bai13_Tiet1.docx
@@ -7,22 +7,22 @@
         <w:tabs>
           <w:tab w:val="right" w:pos="9071"/>
         </w:tabs>
-        <w:spacing w:after="40" w:line="276"/>
+        <w:spacing w:after="60" w:line="300" w:before="40" w:lineRule="auto"/>
         <w:jc w:val="left"/>
       </w:pPr>
       <w:r>
         <w:rPr>
           <w:rFonts w:ascii="Times New Roman" w:hAnsi="Times New Roman"/>
           <w:color w:val="000000"/>
-          <w:sz w:val="26"/>
-          <w:szCs w:val="26"/>
+          <w:sz w:val="27"/>
+          <w:szCs w:val="27"/>
         </w:rPr>
         <w:t xml:space="preserve">Trường: THPT Thuận Hoá</w:t>
       </w:r>
       <w:r>
         <w:rPr>
-          <w:sz w:val="26"/>
-          <w:szCs w:val="26"/>
+          <w:sz w:val="27"/>
+          <w:szCs w:val="27"/>
         </w:rPr>
         <w:t xml:space="preserve">	</w:t>
       </w:r>
@@ -30,8 +30,8 @@
         <w:rPr>
           <w:rFonts w:ascii="Times New Roman" w:hAnsi="Times New Roman"/>
           <w:color w:val="000000"/>
-          <w:sz w:val="26"/>
-          <w:szCs w:val="26"/>
+          <w:sz w:val="27"/>
+          <w:szCs w:val="27"/>
         </w:rPr>
         <w:t xml:space="preserve">Họ và tên: Hồ Huy</w:t>
       </w:r>
@@ -41,22 +41,22 @@
         <w:tabs>
           <w:tab w:val="right" w:pos="9071"/>
         </w:tabs>
-        <w:spacing w:after="40" w:line="276"/>
+        <w:spacing w:after="60" w:line="300" w:before="40" w:lineRule="auto"/>
         <w:jc w:val="left"/>
       </w:pPr>
       <w:r>
         <w:rPr>
           <w:rFonts w:ascii="Times New Roman" w:hAnsi="Times New Roman"/>
           <w:color w:val="000000"/>
-          <w:sz w:val="26"/>
-          <w:szCs w:val="26"/>
+          <w:sz w:val="27"/>
+          <w:szCs w:val="27"/>
         </w:rPr>
         <w:t xml:space="preserve">Tổ: Tin</w:t>
       </w:r>
       <w:r>
         <w:rPr>
-          <w:sz w:val="26"/>
-          <w:szCs w:val="26"/>
+          <w:sz w:val="27"/>
+          <w:szCs w:val="27"/>
         </w:rPr>
         <w:t xml:space="preserve">	</w:t>
       </w:r>
@@ -64,15 +64,15 @@
         <w:rPr>
           <w:rFonts w:ascii="Times New Roman" w:hAnsi="Times New Roman"/>
           <w:color w:val="000000"/>
-          <w:sz w:val="26"/>
-          <w:szCs w:val="26"/>
+          <w:sz w:val="27"/>
+          <w:szCs w:val="27"/>
         </w:rPr>
         <w:t xml:space="preserve">GVHD: Cô Lê Thị Tú Trinh</w:t>
       </w:r>
     </w:p>
     <w:p>
       <w:pPr>
-        <w:spacing w:after="60" w:before="0" w:line="320" w:lineRule="auto"/>
+        <w:spacing w:after="80" w:before="160" w:line="300" w:lineRule="auto"/>
         <w:jc w:val="center"/>
       </w:pPr>
       <w:r>
@@ -81,15 +81,15 @@
           <w:b/>
           <w:bCs/>
           <w:color w:val="000000"/>
-          <w:sz w:val="26"/>
-          <w:szCs w:val="26"/>
+          <w:sz w:val="32"/>
+          <w:szCs w:val="32"/>
         </w:rPr>
         <w:t xml:space="preserve">ĐỀ CƯƠNG BÀI DẠY</w:t>
       </w:r>
     </w:p>
     <w:p>
       <w:pPr>
-        <w:spacing w:after="60" w:before="0" w:line="320" w:lineRule="auto"/>
+        <w:spacing w:after="60" w:before="60" w:line="300" w:lineRule="auto"/>
         <w:jc w:val="center"/>
       </w:pPr>
       <w:r>
@@ -98,15 +98,15 @@
           <w:b/>
           <w:bCs/>
           <w:color w:val="000000"/>
-          <w:sz w:val="26"/>
-          <w:szCs w:val="26"/>
+          <w:sz w:val="27"/>
+          <w:szCs w:val="27"/>
         </w:rPr>
         <w:t xml:space="preserve">BÀI 13. BỔ SUNG CÁC ĐỐI TƯỢNG ĐỒ HOẠ</w:t>
       </w:r>
     </w:p>
     <w:p>
       <w:pPr>
-        <w:spacing w:after="60" w:before="0" w:line="320" w:lineRule="auto"/>
+        <w:spacing w:after="60" w:before="60" w:line="300" w:lineRule="auto"/>
         <w:jc w:val="center"/>
       </w:pPr>
       <w:r>
@@ -115,15 +115,15 @@
           <w:b/>
           <w:bCs/>
           <w:color w:val="000000"/>
-          <w:sz w:val="26"/>
-          <w:szCs w:val="26"/>
+          <w:sz w:val="28"/>
+          <w:szCs w:val="28"/>
         </w:rPr>
         <w:t xml:space="preserve">TIẾT 1. ĐỐI TƯỢNG HÌNH KHỐI, MÀU TÔ – MÀU VẼ VÀ CÁC PHÉP GHÉP ĐỐI TƯỢNG</w:t>
       </w:r>
     </w:p>
     <w:p>
       <w:pPr>
-        <w:spacing w:after="60" w:before="0" w:line="320" w:lineRule="auto"/>
+        <w:spacing w:after="60" w:before="60" w:line="300" w:lineRule="auto"/>
         <w:jc w:val="center"/>
       </w:pPr>
       <w:r>
@@ -132,15 +132,15 @@
           <w:b/>
           <w:bCs/>
           <w:color w:val="000000"/>
-          <w:sz w:val="26"/>
-          <w:szCs w:val="26"/>
+          <w:sz w:val="28"/>
+          <w:szCs w:val="28"/>
         </w:rPr>
         <w:t xml:space="preserve">Môn học: Tin học (định hướng Tin học ứng dụng); lớp: 10 (lớp 10/4, 10/6)</w:t>
       </w:r>
     </w:p>
     <w:p>
       <w:pPr>
-        <w:spacing w:after="60" w:before="0" w:line="320" w:lineRule="auto"/>
+        <w:spacing w:after="60" w:before="60" w:line="300" w:lineRule="auto"/>
         <w:jc w:val="center"/>
       </w:pPr>
       <w:r>
@@ -149,15 +149,15 @@
           <w:b/>
           <w:bCs/>
           <w:color w:val="000000"/>
-          <w:sz w:val="26"/>
-          <w:szCs w:val="26"/>
+          <w:sz w:val="27"/>
+          <w:szCs w:val="27"/>
         </w:rPr>
         <w:t xml:space="preserve">Thời gian thực hiện: 01 tiết (45 phút)</w:t>
       </w:r>
     </w:p>
     <w:p>
       <w:pPr>
-        <w:spacing w:after="60" w:before="0" w:line="320" w:lineRule="auto"/>
+        <w:spacing w:after="60" w:before="60" w:line="300" w:lineRule="auto"/>
         <w:jc w:val="center"/>
       </w:pPr>
       <w:r>
@@ -166,8 +166,8 @@
           <w:b/>
           <w:bCs/>
           <w:color w:val="000000"/>
-          <w:sz w:val="26"/>
-          <w:szCs w:val="26"/>
+          <w:sz w:val="27"/>
+          <w:szCs w:val="27"/>
         </w:rPr>
         <w:t xml:space="preserve">Hình thức tổ chức: Dạy học kết hợp lý thuyết và làm quen thực hành tại phòng máy</w:t>
       </w:r>
@@ -176,7 +176,7 @@
       <w:pPr>
         <w:pStyle w:val="Heading1"/>
         <w:keepNext/>
-        <w:spacing w:after="80" w:before="160" w:line="300" w:lineRule="auto"/>
+        <w:spacing w:after="100" w:before="240" w:line="312" w:lineRule="auto"/>
         <w:jc w:val="left"/>
       </w:pPr>
       <w:r>
@@ -185,15 +185,15 @@
           <w:b/>
           <w:bCs/>
           <w:color w:val="000000"/>
-          <w:sz w:val="26"/>
-          <w:szCs w:val="26"/>
+          <w:sz w:val="28"/>
+          <w:szCs w:val="28"/>
         </w:rPr>
         <w:t xml:space="preserve">I. MỤC TIÊU</w:t>
       </w:r>
     </w:p>
     <w:p>
       <w:pPr>
-        <w:spacing w:after="80" w:line="276" w:lineRule="auto"/>
+        <w:spacing w:after="80" w:line="312" w:lineRule="auto" w:before="60"/>
         <w:jc w:val="both"/>
       </w:pPr>
       <w:r>
@@ -202,8 +202,8 @@
           <w:b/>
           <w:bCs/>
           <w:color w:val="000000"/>
-          <w:sz w:val="26"/>
-          <w:szCs w:val="26"/>
+          <w:sz w:val="27"/>
+          <w:szCs w:val="27"/>
         </w:rPr>
         <w:t xml:space="preserve">Căn cứ YCCĐ (nguyên văn Chương trình GDPT 2018 môn Tin học — Chủ đề E, phần định hướng Tin học ứng dụng):</w:t>
       </w:r>
@@ -211,8 +211,8 @@
         <w:rPr>
           <w:rFonts w:ascii="Times New Roman" w:hAnsi="Times New Roman"/>
           <w:color w:val="000000"/>
-          <w:sz w:val="26"/>
-          <w:szCs w:val="26"/>
+          <w:sz w:val="27"/>
+          <w:szCs w:val="27"/>
         </w:rPr>
         <w:t xml:space="preserve"> “Sử dụng được một số chức năng cơ bản của phần mềm thiết kế đồ hoạ. Tạo được sản phẩm số đơn giản, hữu ích và thực tế như thiết kế logo, tạo banner, topic quảng cáo, băng-rôn, áp phích, poster và thiệp chúc mừng,…”</w:t>
       </w:r>
@@ -221,7 +221,7 @@
       <w:pPr>
         <w:pStyle w:val="Heading2"/>
         <w:keepNext/>
-        <w:spacing w:after="60" w:before="120" w:line="300" w:lineRule="auto"/>
+        <w:spacing w:after="60" w:before="140" w:line="312" w:lineRule="auto"/>
         <w:jc w:val="left"/>
       </w:pPr>
       <w:r>
@@ -230,39 +230,39 @@
           <w:b/>
           <w:bCs/>
           <w:color w:val="000000"/>
-          <w:sz w:val="26"/>
-          <w:szCs w:val="26"/>
+          <w:sz w:val="27"/>
+          <w:szCs w:val="27"/>
         </w:rPr>
         <w:t xml:space="preserve">1. Về kiến thức</w:t>
       </w:r>
     </w:p>
     <w:p>
       <w:pPr>
-        <w:spacing w:after="80" w:line="276" w:lineRule="auto"/>
+        <w:spacing w:after="80" w:line="312" w:lineRule="auto" w:before="60"/>
         <w:jc w:val="both"/>
       </w:pPr>
       <w:r>
         <w:rPr>
           <w:rFonts w:ascii="Times New Roman" w:hAnsi="Times New Roman"/>
           <w:color w:val="000000"/>
-          <w:sz w:val="26"/>
-          <w:szCs w:val="26"/>
+          <w:sz w:val="27"/>
+          <w:szCs w:val="27"/>
         </w:rPr>
         <w:t xml:space="preserve">Sau tiết học, học sinh:</w:t>
       </w:r>
     </w:p>
     <w:p>
       <w:pPr>
-        <w:spacing w:after="40" w:line="276" w:lineRule="auto"/>
+        <w:spacing w:after="80" w:line="312" w:lineRule="auto" w:before="60"/>
         <w:ind w:left="425" w:hanging="283"/>
-        <w:jc w:val="left"/>
-      </w:pPr>
-      <w:r>
-        <w:rPr>
-          <w:rFonts w:ascii="Times New Roman" w:hAnsi="Times New Roman"/>
-          <w:color w:val="000000"/>
-          <w:sz w:val="26"/>
-          <w:szCs w:val="26"/>
+        <w:jc w:val="both"/>
+      </w:pPr>
+      <w:r>
+        <w:rPr>
+          <w:rFonts w:ascii="Times New Roman" w:hAnsi="Times New Roman"/>
+          <w:color w:val="000000"/>
+          <w:sz w:val="27"/>
+          <w:szCs w:val="27"/>
         </w:rPr>
         <w:t xml:space="preserve">– </w:t>
       </w:r>
@@ -270,24 +270,24 @@
         <w:rPr>
           <w:rFonts w:ascii="Times New Roman" w:hAnsi="Times New Roman"/>
           <w:color w:val="000000"/>
-          <w:sz w:val="26"/>
-          <w:szCs w:val="26"/>
+          <w:sz w:val="27"/>
+          <w:szCs w:val="27"/>
         </w:rPr>
         <w:t xml:space="preserve">Biết và sử dụng được một số chức năng của các lệnh tạo, điều chỉnh các đối tượng đồ hoạ đơn giản: nhận biết và điều chỉnh được thuộc tính của đối tượng hình khối theo bảng thuộc tính SGK (W, H — kích thước; Rx, Ry — bán kính góc bo/bán kính elip; Start, End — góc vẽ cung tròn; Corners — số đỉnh/số cánh; Rounded — độ cong tại đỉnh; Spoke ratio — tỉ lệ bán kính sao; Randomized — làm méo ngẫu nhiên).</w:t>
       </w:r>
     </w:p>
     <w:p>
       <w:pPr>
-        <w:spacing w:after="40" w:line="276" w:lineRule="auto"/>
+        <w:spacing w:after="80" w:line="312" w:lineRule="auto" w:before="60"/>
         <w:ind w:left="425" w:hanging="283"/>
-        <w:jc w:val="left"/>
-      </w:pPr>
-      <w:r>
-        <w:rPr>
-          <w:rFonts w:ascii="Times New Roman" w:hAnsi="Times New Roman"/>
-          <w:color w:val="000000"/>
-          <w:sz w:val="26"/>
-          <w:szCs w:val="26"/>
+        <w:jc w:val="both"/>
+      </w:pPr>
+      <w:r>
+        <w:rPr>
+          <w:rFonts w:ascii="Times New Roman" w:hAnsi="Times New Roman"/>
+          <w:color w:val="000000"/>
+          <w:sz w:val="27"/>
+          <w:szCs w:val="27"/>
         </w:rPr>
         <w:t xml:space="preserve">– </w:t>
       </w:r>
@@ -295,24 +295,24 @@
         <w:rPr>
           <w:rFonts w:ascii="Times New Roman" w:hAnsi="Times New Roman"/>
           <w:color w:val="000000"/>
-          <w:sz w:val="26"/>
-          <w:szCs w:val="26"/>
+          <w:sz w:val="27"/>
+          <w:szCs w:val="27"/>
         </w:rPr>
         <w:t xml:space="preserve">Nhận biết được các kiểu tô của hộp thoại Fill and Stroke SGK (không màu, màu đồng nhất, màu chuyển giữa hai hoặc nhiều màu, màu chuyển từ tâm đối tượng, hoạ văn) và thiết lập được màu tô, màu vẽ, độ dày nét vẽ (Width), độ trong suốt (Opacity) cho đối tượng.</w:t>
       </w:r>
     </w:p>
     <w:p>
       <w:pPr>
-        <w:spacing w:after="40" w:line="276" w:lineRule="auto"/>
+        <w:spacing w:after="80" w:line="312" w:lineRule="auto" w:before="60"/>
         <w:ind w:left="425" w:hanging="283"/>
-        <w:jc w:val="left"/>
-      </w:pPr>
-      <w:r>
-        <w:rPr>
-          <w:rFonts w:ascii="Times New Roman" w:hAnsi="Times New Roman"/>
-          <w:color w:val="000000"/>
-          <w:sz w:val="26"/>
-          <w:szCs w:val="26"/>
+        <w:jc w:val="both"/>
+      </w:pPr>
+      <w:r>
+        <w:rPr>
+          <w:rFonts w:ascii="Times New Roman" w:hAnsi="Times New Roman"/>
+          <w:color w:val="000000"/>
+          <w:sz w:val="27"/>
+          <w:szCs w:val="27"/>
         </w:rPr>
         <w:t xml:space="preserve">– </w:t>
       </w:r>
@@ -320,24 +320,24 @@
         <w:rPr>
           <w:rFonts w:ascii="Times New Roman" w:hAnsi="Times New Roman"/>
           <w:color w:val="000000"/>
-          <w:sz w:val="26"/>
-          <w:szCs w:val="26"/>
+          <w:sz w:val="27"/>
+          <w:szCs w:val="27"/>
         </w:rPr>
         <w:t xml:space="preserve">Nêu được ý nghĩa của các phép ghép đối tượng trong bảng chọn Path theo SGK: Phép hợp (Union — Ctrl + +), Phép hiệu (Difference — Ctrl + –), Phép giao (Intersection — Ctrl + *), Phép hiệu đối xứng (Exclusion — Ctrl + ^), Phép chia (Division — Ctrl + /), Phép cắt (Cut Path — Ctrl + Alt + /).</w:t>
       </w:r>
     </w:p>
     <w:p>
       <w:pPr>
-        <w:spacing w:after="40" w:line="276" w:lineRule="auto"/>
+        <w:spacing w:after="80" w:line="312" w:lineRule="auto" w:before="60"/>
         <w:ind w:left="425" w:hanging="283"/>
-        <w:jc w:val="left"/>
-      </w:pPr>
-      <w:r>
-        <w:rPr>
-          <w:rFonts w:ascii="Times New Roman" w:hAnsi="Times New Roman"/>
-          <w:color w:val="000000"/>
-          <w:sz w:val="26"/>
-          <w:szCs w:val="26"/>
+        <w:jc w:val="both"/>
+      </w:pPr>
+      <w:r>
+        <w:rPr>
+          <w:rFonts w:ascii="Times New Roman" w:hAnsi="Times New Roman"/>
+          <w:color w:val="000000"/>
+          <w:sz w:val="27"/>
+          <w:szCs w:val="27"/>
         </w:rPr>
         <w:t xml:space="preserve">– </w:t>
       </w:r>
@@ -345,8 +345,8 @@
         <w:rPr>
           <w:rFonts w:ascii="Times New Roman" w:hAnsi="Times New Roman"/>
           <w:color w:val="000000"/>
-          <w:sz w:val="26"/>
-          <w:szCs w:val="26"/>
+          <w:sz w:val="27"/>
+          <w:szCs w:val="27"/>
         </w:rPr>
         <w:t xml:space="preserve">Biết AI có thể hỗ trợ giải thích sự khác biệt giữa các phép ghép và gợi ý thứ tự thao tác; biết đối chiếu gợi ý của AI với SGK và chạy thử trên Inkscape trước khi sử dụng.</w:t>
       </w:r>
@@ -355,7 +355,7 @@
       <w:pPr>
         <w:pStyle w:val="Heading2"/>
         <w:keepNext/>
-        <w:spacing w:after="60" w:before="120" w:line="300" w:lineRule="auto"/>
+        <w:spacing w:after="60" w:before="140" w:line="312" w:lineRule="auto"/>
         <w:jc w:val="left"/>
       </w:pPr>
       <w:r>
@@ -364,8 +364,8 @@
           <w:b/>
           <w:bCs/>
           <w:color w:val="000000"/>
-          <w:sz w:val="26"/>
-          <w:szCs w:val="26"/>
+          <w:sz w:val="27"/>
+          <w:szCs w:val="27"/>
         </w:rPr>
         <w:t xml:space="preserve">2. Về năng lực</w:t>
       </w:r>
@@ -374,7 +374,7 @@
       <w:pPr>
         <w:pStyle w:val="Heading2"/>
         <w:keepNext/>
-        <w:spacing w:after="60" w:before="120" w:line="300" w:lineRule="auto"/>
+        <w:spacing w:after="60" w:before="140" w:line="312" w:lineRule="auto"/>
         <w:jc w:val="left"/>
       </w:pPr>
       <w:r>
@@ -383,24 +383,24 @@
           <w:b/>
           <w:bCs/>
           <w:color w:val="000000"/>
-          <w:sz w:val="26"/>
-          <w:szCs w:val="26"/>
+          <w:sz w:val="27"/>
+          <w:szCs w:val="27"/>
         </w:rPr>
         <w:t xml:space="preserve">a) Năng lực đặc thù môn Tin học</w:t>
       </w:r>
     </w:p>
     <w:p>
       <w:pPr>
-        <w:spacing w:after="40" w:line="276" w:lineRule="auto"/>
+        <w:spacing w:after="80" w:line="312" w:lineRule="auto" w:before="60"/>
         <w:ind w:left="425" w:hanging="283"/>
-        <w:jc w:val="left"/>
-      </w:pPr>
-      <w:r>
-        <w:rPr>
-          <w:rFonts w:ascii="Times New Roman" w:hAnsi="Times New Roman"/>
-          <w:color w:val="000000"/>
-          <w:sz w:val="26"/>
-          <w:szCs w:val="26"/>
+        <w:jc w:val="both"/>
+      </w:pPr>
+      <w:r>
+        <w:rPr>
+          <w:rFonts w:ascii="Times New Roman" w:hAnsi="Times New Roman"/>
+          <w:color w:val="000000"/>
+          <w:sz w:val="27"/>
+          <w:szCs w:val="27"/>
         </w:rPr>
         <w:t xml:space="preserve">– </w:t>
       </w:r>
@@ -408,8 +408,8 @@
         <w:rPr>
           <w:rFonts w:ascii="Courier New" w:hAnsi="Courier New"/>
           <w:color w:val="000000"/>
-          <w:sz w:val="22"/>
-          <w:szCs w:val="22"/>
+          <w:sz w:val="25"/>
+          <w:szCs w:val="25"/>
         </w:rPr>
         <w:t xml:space="preserve">NLa – Sử dụng và quản lí các phương tiện công nghệ thông tin và truyền thông:</w:t>
       </w:r>
@@ -417,24 +417,24 @@
         <w:rPr>
           <w:rFonts w:ascii="Times New Roman" w:hAnsi="Times New Roman"/>
           <w:color w:val="000000"/>
-          <w:sz w:val="26"/>
-          <w:szCs w:val="26"/>
+          <w:sz w:val="27"/>
+          <w:szCs w:val="27"/>
         </w:rPr>
         <w:t xml:space="preserve"> Sử dụng đúng hộp công cụ, thanh điều khiển thuộc tính và hộp thoại Fill and Stroke của Inkscape; lưu tệp .svg đúng quy cách.</w:t>
       </w:r>
     </w:p>
     <w:p>
       <w:pPr>
-        <w:spacing w:after="40" w:line="276" w:lineRule="auto"/>
+        <w:spacing w:after="80" w:line="312" w:lineRule="auto" w:before="60"/>
         <w:ind w:left="425" w:hanging="283"/>
-        <w:jc w:val="left"/>
-      </w:pPr>
-      <w:r>
-        <w:rPr>
-          <w:rFonts w:ascii="Times New Roman" w:hAnsi="Times New Roman"/>
-          <w:color w:val="000000"/>
-          <w:sz w:val="26"/>
-          <w:szCs w:val="26"/>
+        <w:jc w:val="both"/>
+      </w:pPr>
+      <w:r>
+        <w:rPr>
+          <w:rFonts w:ascii="Times New Roman" w:hAnsi="Times New Roman"/>
+          <w:color w:val="000000"/>
+          <w:sz w:val="27"/>
+          <w:szCs w:val="27"/>
         </w:rPr>
         <w:t xml:space="preserve">– </w:t>
       </w:r>
@@ -442,8 +442,8 @@
         <w:rPr>
           <w:rFonts w:ascii="Courier New" w:hAnsi="Courier New"/>
           <w:color w:val="000000"/>
-          <w:sz w:val="22"/>
-          <w:szCs w:val="22"/>
+          <w:sz w:val="25"/>
+          <w:szCs w:val="25"/>
         </w:rPr>
         <w:t xml:space="preserve">NLc – Giải quyết vấn đề với sự hỗ trợ của công nghệ thông tin và truyền thông:</w:t>
       </w:r>
@@ -451,24 +451,24 @@
         <w:rPr>
           <w:rFonts w:ascii="Times New Roman" w:hAnsi="Times New Roman"/>
           <w:color w:val="000000"/>
-          <w:sz w:val="26"/>
-          <w:szCs w:val="26"/>
+          <w:sz w:val="27"/>
+          <w:szCs w:val="27"/>
         </w:rPr>
         <w:t xml:space="preserve"> Lựa chọn thuộc tính và phép ghép phù hợp để tạo hình mới từ các hình đơn giản (dấu hỏi củng cố SGK trang 71: dựng hình đám mây).</w:t>
       </w:r>
     </w:p>
     <w:p>
       <w:pPr>
-        <w:spacing w:after="40" w:line="276" w:lineRule="auto"/>
+        <w:spacing w:after="80" w:line="312" w:lineRule="auto" w:before="60"/>
         <w:ind w:left="425" w:hanging="283"/>
-        <w:jc w:val="left"/>
-      </w:pPr>
-      <w:r>
-        <w:rPr>
-          <w:rFonts w:ascii="Times New Roman" w:hAnsi="Times New Roman"/>
-          <w:color w:val="000000"/>
-          <w:sz w:val="26"/>
-          <w:szCs w:val="26"/>
+        <w:jc w:val="both"/>
+      </w:pPr>
+      <w:r>
+        <w:rPr>
+          <w:rFonts w:ascii="Times New Roman" w:hAnsi="Times New Roman"/>
+          <w:color w:val="000000"/>
+          <w:sz w:val="27"/>
+          <w:szCs w:val="27"/>
         </w:rPr>
         <w:t xml:space="preserve">– </w:t>
       </w:r>
@@ -476,8 +476,8 @@
         <w:rPr>
           <w:rFonts w:ascii="Courier New" w:hAnsi="Courier New"/>
           <w:color w:val="000000"/>
-          <w:sz w:val="22"/>
-          <w:szCs w:val="22"/>
+          <w:sz w:val="25"/>
+          <w:szCs w:val="25"/>
         </w:rPr>
         <w:t xml:space="preserve">NLd – Ứng dụng công nghệ thông tin và truyền thông trong học và tự học:</w:t>
       </w:r>
@@ -485,24 +485,24 @@
         <w:rPr>
           <w:rFonts w:ascii="Times New Roman" w:hAnsi="Times New Roman"/>
           <w:color w:val="000000"/>
-          <w:sz w:val="26"/>
-          <w:szCs w:val="26"/>
+          <w:sz w:val="27"/>
+          <w:szCs w:val="27"/>
         </w:rPr>
         <w:t xml:space="preserve"> Nghiên cứu SGK Bài 13, tự thử nghiệm thuộc tính và khai thác trợ lý AI để làm rõ sự khác biệt giữa các phép ghép.</w:t>
       </w:r>
     </w:p>
     <w:p>
       <w:pPr>
-        <w:spacing w:after="40" w:line="276" w:lineRule="auto"/>
+        <w:spacing w:after="80" w:line="312" w:lineRule="auto" w:before="60"/>
         <w:ind w:left="425" w:hanging="283"/>
-        <w:jc w:val="left"/>
-      </w:pPr>
-      <w:r>
-        <w:rPr>
-          <w:rFonts w:ascii="Times New Roman" w:hAnsi="Times New Roman"/>
-          <w:color w:val="000000"/>
-          <w:sz w:val="26"/>
-          <w:szCs w:val="26"/>
+        <w:jc w:val="both"/>
+      </w:pPr>
+      <w:r>
+        <w:rPr>
+          <w:rFonts w:ascii="Times New Roman" w:hAnsi="Times New Roman"/>
+          <w:color w:val="000000"/>
+          <w:sz w:val="27"/>
+          <w:szCs w:val="27"/>
         </w:rPr>
         <w:t xml:space="preserve">– </w:t>
       </w:r>
@@ -510,8 +510,8 @@
         <w:rPr>
           <w:rFonts w:ascii="Courier New" w:hAnsi="Courier New"/>
           <w:color w:val="000000"/>
-          <w:sz w:val="22"/>
-          <w:szCs w:val="22"/>
+          <w:sz w:val="25"/>
+          <w:szCs w:val="25"/>
         </w:rPr>
         <w:t xml:space="preserve">NLe – Hợp tác trong môi trường số:</w:t>
       </w:r>
@@ -519,8 +519,8 @@
         <w:rPr>
           <w:rFonts w:ascii="Times New Roman" w:hAnsi="Times New Roman"/>
           <w:color w:val="000000"/>
-          <w:sz w:val="26"/>
-          <w:szCs w:val="26"/>
+          <w:sz w:val="27"/>
+          <w:szCs w:val="27"/>
         </w:rPr>
         <w:t xml:space="preserve"> Trao đổi theo cặp khi dự đoán kết quả từng phép ghép và nhận xét sản phẩm của bạn.</w:t>
       </w:r>
@@ -529,7 +529,7 @@
       <w:pPr>
         <w:pStyle w:val="Heading2"/>
         <w:keepNext/>
-        <w:spacing w:after="60" w:before="120" w:line="300" w:lineRule="auto"/>
+        <w:spacing w:after="60" w:before="140" w:line="312" w:lineRule="auto"/>
         <w:jc w:val="left"/>
       </w:pPr>
       <w:r>
@@ -538,24 +538,24 @@
           <w:b/>
           <w:bCs/>
           <w:color w:val="000000"/>
-          <w:sz w:val="26"/>
-          <w:szCs w:val="26"/>
+          <w:sz w:val="27"/>
+          <w:szCs w:val="27"/>
         </w:rPr>
         <w:t xml:space="preserve">b) Năng lực chung</w:t>
       </w:r>
     </w:p>
     <w:p>
       <w:pPr>
-        <w:spacing w:after="40" w:line="276" w:lineRule="auto"/>
+        <w:spacing w:after="80" w:line="312" w:lineRule="auto" w:before="60"/>
         <w:ind w:left="425" w:hanging="283"/>
-        <w:jc w:val="left"/>
-      </w:pPr>
-      <w:r>
-        <w:rPr>
-          <w:rFonts w:ascii="Times New Roman" w:hAnsi="Times New Roman"/>
-          <w:color w:val="000000"/>
-          <w:sz w:val="26"/>
-          <w:szCs w:val="26"/>
+        <w:jc w:val="both"/>
+      </w:pPr>
+      <w:r>
+        <w:rPr>
+          <w:rFonts w:ascii="Times New Roman" w:hAnsi="Times New Roman"/>
+          <w:color w:val="000000"/>
+          <w:sz w:val="27"/>
+          <w:szCs w:val="27"/>
         </w:rPr>
         <w:t xml:space="preserve">– </w:t>
       </w:r>
@@ -563,8 +563,8 @@
         <w:rPr>
           <w:rFonts w:ascii="Courier New" w:hAnsi="Courier New"/>
           <w:color w:val="000000"/>
-          <w:sz w:val="22"/>
-          <w:szCs w:val="22"/>
+          <w:sz w:val="25"/>
+          <w:szCs w:val="25"/>
         </w:rPr>
         <w:t xml:space="preserve">Tự chủ và tự học:</w:t>
       </w:r>
@@ -572,24 +572,24 @@
         <w:rPr>
           <w:rFonts w:ascii="Times New Roman" w:hAnsi="Times New Roman"/>
           <w:color w:val="000000"/>
-          <w:sz w:val="26"/>
-          <w:szCs w:val="26"/>
+          <w:sz w:val="27"/>
+          <w:szCs w:val="27"/>
         </w:rPr>
         <w:t xml:space="preserve"> Chủ động thử nghiệm từng thuộc tính trên máy và tự so sánh kết quả với SGK.</w:t>
       </w:r>
     </w:p>
     <w:p>
       <w:pPr>
-        <w:spacing w:after="40" w:line="276" w:lineRule="auto"/>
+        <w:spacing w:after="80" w:line="312" w:lineRule="auto" w:before="60"/>
         <w:ind w:left="425" w:hanging="283"/>
-        <w:jc w:val="left"/>
-      </w:pPr>
-      <w:r>
-        <w:rPr>
-          <w:rFonts w:ascii="Times New Roman" w:hAnsi="Times New Roman"/>
-          <w:color w:val="000000"/>
-          <w:sz w:val="26"/>
-          <w:szCs w:val="26"/>
+        <w:jc w:val="both"/>
+      </w:pPr>
+      <w:r>
+        <w:rPr>
+          <w:rFonts w:ascii="Times New Roman" w:hAnsi="Times New Roman"/>
+          <w:color w:val="000000"/>
+          <w:sz w:val="27"/>
+          <w:szCs w:val="27"/>
         </w:rPr>
         <w:t xml:space="preserve">– </w:t>
       </w:r>
@@ -597,8 +597,8 @@
         <w:rPr>
           <w:rFonts w:ascii="Courier New" w:hAnsi="Courier New"/>
           <w:color w:val="000000"/>
-          <w:sz w:val="22"/>
-          <w:szCs w:val="22"/>
+          <w:sz w:val="25"/>
+          <w:szCs w:val="25"/>
         </w:rPr>
         <w:t xml:space="preserve">Giao tiếp và hợp tác:</w:t>
       </w:r>
@@ -606,24 +606,24 @@
         <w:rPr>
           <w:rFonts w:ascii="Times New Roman" w:hAnsi="Times New Roman"/>
           <w:color w:val="000000"/>
-          <w:sz w:val="26"/>
-          <w:szCs w:val="26"/>
+          <w:sz w:val="27"/>
+          <w:szCs w:val="27"/>
         </w:rPr>
         <w:t xml:space="preserve"> Trình bày cách dựng hình, lắng nghe góp ý và điều chỉnh.</w:t>
       </w:r>
     </w:p>
     <w:p>
       <w:pPr>
-        <w:spacing w:after="40" w:line="276" w:lineRule="auto"/>
+        <w:spacing w:after="80" w:line="312" w:lineRule="auto" w:before="60"/>
         <w:ind w:left="425" w:hanging="283"/>
-        <w:jc w:val="left"/>
-      </w:pPr>
-      <w:r>
-        <w:rPr>
-          <w:rFonts w:ascii="Times New Roman" w:hAnsi="Times New Roman"/>
-          <w:color w:val="000000"/>
-          <w:sz w:val="26"/>
-          <w:szCs w:val="26"/>
+        <w:jc w:val="both"/>
+      </w:pPr>
+      <w:r>
+        <w:rPr>
+          <w:rFonts w:ascii="Times New Roman" w:hAnsi="Times New Roman"/>
+          <w:color w:val="000000"/>
+          <w:sz w:val="27"/>
+          <w:szCs w:val="27"/>
         </w:rPr>
         <w:t xml:space="preserve">– </w:t>
       </w:r>
@@ -631,8 +631,8 @@
         <w:rPr>
           <w:rFonts w:ascii="Courier New" w:hAnsi="Courier New"/>
           <w:color w:val="000000"/>
-          <w:sz w:val="22"/>
-          <w:szCs w:val="22"/>
+          <w:sz w:val="25"/>
+          <w:szCs w:val="25"/>
         </w:rPr>
         <w:t xml:space="preserve">Giải quyết vấn đề và sáng tạo:</w:t>
       </w:r>
@@ -640,8 +640,8 @@
         <w:rPr>
           <w:rFonts w:ascii="Times New Roman" w:hAnsi="Times New Roman"/>
           <w:color w:val="000000"/>
-          <w:sz w:val="26"/>
-          <w:szCs w:val="26"/>
+          <w:sz w:val="27"/>
+          <w:szCs w:val="27"/>
         </w:rPr>
         <w:t xml:space="preserve"> Phân tích hình phức tạp thành các hình đơn giản và lựa chọn phép ghép thích hợp.</w:t>
       </w:r>
@@ -650,7 +650,7 @@
       <w:pPr>
         <w:pStyle w:val="Heading2"/>
         <w:keepNext/>
-        <w:spacing w:after="60" w:before="120" w:line="300" w:lineRule="auto"/>
+        <w:spacing w:after="60" w:before="140" w:line="312" w:lineRule="auto"/>
         <w:jc w:val="left"/>
       </w:pPr>
       <w:r>
@@ -659,24 +659,24 @@
           <w:b/>
           <w:bCs/>
           <w:color w:val="000000"/>
-          <w:sz w:val="26"/>
-          <w:szCs w:val="26"/>
+          <w:sz w:val="27"/>
+          <w:szCs w:val="27"/>
         </w:rPr>
         <w:t xml:space="preserve">c) Năng lực số và năng lực AI</w:t>
       </w:r>
     </w:p>
     <w:p>
       <w:pPr>
-        <w:spacing w:after="40" w:line="276" w:lineRule="auto"/>
+        <w:spacing w:after="80" w:line="312" w:lineRule="auto" w:before="60"/>
         <w:ind w:left="425" w:hanging="283"/>
-        <w:jc w:val="left"/>
-      </w:pPr>
-      <w:r>
-        <w:rPr>
-          <w:rFonts w:ascii="Times New Roman" w:hAnsi="Times New Roman"/>
-          <w:color w:val="000000"/>
-          <w:sz w:val="26"/>
-          <w:szCs w:val="26"/>
+        <w:jc w:val="both"/>
+      </w:pPr>
+      <w:r>
+        <w:rPr>
+          <w:rFonts w:ascii="Times New Roman" w:hAnsi="Times New Roman"/>
+          <w:color w:val="000000"/>
+          <w:sz w:val="27"/>
+          <w:szCs w:val="27"/>
         </w:rPr>
         <w:t xml:space="preserve">– </w:t>
       </w:r>
@@ -684,8 +684,8 @@
         <w:rPr>
           <w:rFonts w:ascii="Courier New" w:hAnsi="Courier New"/>
           <w:color w:val="000000"/>
-          <w:sz w:val="22"/>
-          <w:szCs w:val="22"/>
+          <w:sz w:val="25"/>
+          <w:szCs w:val="25"/>
         </w:rPr>
         <w:t xml:space="preserve">3.1.NC1.a:</w:t>
       </w:r>
@@ -693,24 +693,24 @@
         <w:rPr>
           <w:rFonts w:ascii="Times New Roman" w:hAnsi="Times New Roman"/>
           <w:color w:val="000000"/>
-          <w:sz w:val="26"/>
-          <w:szCs w:val="26"/>
+          <w:sz w:val="27"/>
+          <w:szCs w:val="27"/>
         </w:rPr>
         <w:t xml:space="preserve"> Tạo nội dung đồ hoạ: bổ sung đối tượng hình khối với thuộc tính tuỳ chỉnh, ghép đối tượng thành hình mới.</w:t>
       </w:r>
     </w:p>
     <w:p>
       <w:pPr>
-        <w:spacing w:after="40" w:line="276" w:lineRule="auto"/>
+        <w:spacing w:after="80" w:line="312" w:lineRule="auto" w:before="60"/>
         <w:ind w:left="425" w:hanging="283"/>
-        <w:jc w:val="left"/>
-      </w:pPr>
-      <w:r>
-        <w:rPr>
-          <w:rFonts w:ascii="Times New Roman" w:hAnsi="Times New Roman"/>
-          <w:color w:val="000000"/>
-          <w:sz w:val="26"/>
-          <w:szCs w:val="26"/>
+        <w:jc w:val="both"/>
+      </w:pPr>
+      <w:r>
+        <w:rPr>
+          <w:rFonts w:ascii="Times New Roman" w:hAnsi="Times New Roman"/>
+          <w:color w:val="000000"/>
+          <w:sz w:val="27"/>
+          <w:szCs w:val="27"/>
         </w:rPr>
         <w:t xml:space="preserve">– </w:t>
       </w:r>
@@ -718,8 +718,8 @@
         <w:rPr>
           <w:rFonts w:ascii="Courier New" w:hAnsi="Courier New"/>
           <w:color w:val="000000"/>
-          <w:sz w:val="22"/>
-          <w:szCs w:val="22"/>
+          <w:sz w:val="25"/>
+          <w:szCs w:val="25"/>
         </w:rPr>
         <w:t xml:space="preserve">3.2.NC1.a:</w:t>
       </w:r>
@@ -727,24 +727,24 @@
         <w:rPr>
           <w:rFonts w:ascii="Times New Roman" w:hAnsi="Times New Roman"/>
           <w:color w:val="000000"/>
-          <w:sz w:val="26"/>
-          <w:szCs w:val="26"/>
+          <w:sz w:val="27"/>
+          <w:szCs w:val="27"/>
         </w:rPr>
         <w:t xml:space="preserve"> Tinh chỉnh, tích hợp và hoàn thiện hình vẽ hiển thị: màu tô – màu vẽ – kiểu tô – độ trong suốt.</w:t>
       </w:r>
     </w:p>
     <w:p>
       <w:pPr>
-        <w:spacing w:after="40" w:line="276" w:lineRule="auto"/>
+        <w:spacing w:after="80" w:line="312" w:lineRule="auto" w:before="60"/>
         <w:ind w:left="425" w:hanging="283"/>
-        <w:jc w:val="left"/>
-      </w:pPr>
-      <w:r>
-        <w:rPr>
-          <w:rFonts w:ascii="Times New Roman" w:hAnsi="Times New Roman"/>
-          <w:color w:val="000000"/>
-          <w:sz w:val="26"/>
-          <w:szCs w:val="26"/>
+        <w:jc w:val="both"/>
+      </w:pPr>
+      <w:r>
+        <w:rPr>
+          <w:rFonts w:ascii="Times New Roman" w:hAnsi="Times New Roman"/>
+          <w:color w:val="000000"/>
+          <w:sz w:val="27"/>
+          <w:szCs w:val="27"/>
         </w:rPr>
         <w:t xml:space="preserve">– </w:t>
       </w:r>
@@ -752,8 +752,8 @@
         <w:rPr>
           <w:rFonts w:ascii="Courier New" w:hAnsi="Courier New"/>
           <w:color w:val="000000"/>
-          <w:sz w:val="22"/>
-          <w:szCs w:val="22"/>
+          <w:sz w:val="25"/>
+          <w:szCs w:val="25"/>
         </w:rPr>
         <w:t xml:space="preserve">10.C2.2:</w:t>
       </w:r>
@@ -761,8 +761,8 @@
         <w:rPr>
           <w:rFonts w:ascii="Times New Roman" w:hAnsi="Times New Roman"/>
           <w:color w:val="000000"/>
-          <w:sz w:val="26"/>
-          <w:szCs w:val="26"/>
+          <w:sz w:val="27"/>
+          <w:szCs w:val="27"/>
         </w:rPr>
         <w:t xml:space="preserve"> Vận dụng trợ lý AI để kiểm tra dự đoán về phép ghép, giải thích kết quả sai; biết kiểm chứng lại bằng chạy thử trên Inkscape trước khi kết luận.</w:t>
       </w:r>
@@ -771,7 +771,7 @@
       <w:pPr>
         <w:pStyle w:val="Heading2"/>
         <w:keepNext/>
-        <w:spacing w:after="60" w:before="120" w:line="300" w:lineRule="auto"/>
+        <w:spacing w:after="60" w:before="140" w:line="312" w:lineRule="auto"/>
         <w:jc w:val="left"/>
       </w:pPr>
       <w:r>
@@ -780,24 +780,24 @@
           <w:b/>
           <w:bCs/>
           <w:color w:val="000000"/>
-          <w:sz w:val="26"/>
-          <w:szCs w:val="26"/>
+          <w:sz w:val="27"/>
+          <w:szCs w:val="27"/>
         </w:rPr>
         <w:t xml:space="preserve">3. Về phẩm chất</w:t>
       </w:r>
     </w:p>
     <w:p>
       <w:pPr>
-        <w:spacing w:after="40" w:line="276" w:lineRule="auto"/>
+        <w:spacing w:after="80" w:line="312" w:lineRule="auto" w:before="60"/>
         <w:ind w:left="425" w:hanging="283"/>
-        <w:jc w:val="left"/>
-      </w:pPr>
-      <w:r>
-        <w:rPr>
-          <w:rFonts w:ascii="Times New Roman" w:hAnsi="Times New Roman"/>
-          <w:color w:val="000000"/>
-          <w:sz w:val="26"/>
-          <w:szCs w:val="26"/>
+        <w:jc w:val="both"/>
+      </w:pPr>
+      <w:r>
+        <w:rPr>
+          <w:rFonts w:ascii="Times New Roman" w:hAnsi="Times New Roman"/>
+          <w:color w:val="000000"/>
+          <w:sz w:val="27"/>
+          <w:szCs w:val="27"/>
         </w:rPr>
         <w:t xml:space="preserve">– </w:t>
       </w:r>
@@ -805,8 +805,8 @@
         <w:rPr>
           <w:rFonts w:ascii="Courier New" w:hAnsi="Courier New"/>
           <w:color w:val="000000"/>
-          <w:sz w:val="22"/>
-          <w:szCs w:val="22"/>
+          <w:sz w:val="25"/>
+          <w:szCs w:val="25"/>
         </w:rPr>
         <w:t xml:space="preserve">Chăm chỉ:</w:t>
       </w:r>
@@ -814,24 +814,24 @@
         <w:rPr>
           <w:rFonts w:ascii="Times New Roman" w:hAnsi="Times New Roman"/>
           <w:color w:val="000000"/>
-          <w:sz w:val="26"/>
-          <w:szCs w:val="26"/>
+          <w:sz w:val="27"/>
+          <w:szCs w:val="27"/>
         </w:rPr>
         <w:t xml:space="preserve"> Thử nghiệm đủ các thuộc tính và phép ghép, ghi chép kết quả quan sát được.</w:t>
       </w:r>
     </w:p>
     <w:p>
       <w:pPr>
-        <w:spacing w:after="40" w:line="276" w:lineRule="auto"/>
+        <w:spacing w:after="80" w:line="312" w:lineRule="auto" w:before="60"/>
         <w:ind w:left="425" w:hanging="283"/>
-        <w:jc w:val="left"/>
-      </w:pPr>
-      <w:r>
-        <w:rPr>
-          <w:rFonts w:ascii="Times New Roman" w:hAnsi="Times New Roman"/>
-          <w:color w:val="000000"/>
-          <w:sz w:val="26"/>
-          <w:szCs w:val="26"/>
+        <w:jc w:val="both"/>
+      </w:pPr>
+      <w:r>
+        <w:rPr>
+          <w:rFonts w:ascii="Times New Roman" w:hAnsi="Times New Roman"/>
+          <w:color w:val="000000"/>
+          <w:sz w:val="27"/>
+          <w:szCs w:val="27"/>
         </w:rPr>
         <w:t xml:space="preserve">– </w:t>
       </w:r>
@@ -839,8 +839,8 @@
         <w:rPr>
           <w:rFonts w:ascii="Courier New" w:hAnsi="Courier New"/>
           <w:color w:val="000000"/>
-          <w:sz w:val="22"/>
-          <w:szCs w:val="22"/>
+          <w:sz w:val="25"/>
+          <w:szCs w:val="25"/>
         </w:rPr>
         <w:t xml:space="preserve">Trách nhiệm:</w:t>
       </w:r>
@@ -848,24 +848,24 @@
         <w:rPr>
           <w:rFonts w:ascii="Times New Roman" w:hAnsi="Times New Roman"/>
           <w:color w:val="000000"/>
-          <w:sz w:val="26"/>
-          <w:szCs w:val="26"/>
+          <w:sz w:val="27"/>
+          <w:szCs w:val="27"/>
         </w:rPr>
         <w:t xml:space="preserve"> Hoàn thành nhiệm vụ theo nhóm; bảo vệ thiết bị, tệp dữ liệu của phòng máy.</w:t>
       </w:r>
     </w:p>
     <w:p>
       <w:pPr>
-        <w:spacing w:after="40" w:line="276" w:lineRule="auto"/>
+        <w:spacing w:after="80" w:line="312" w:lineRule="auto" w:before="60"/>
         <w:ind w:left="425" w:hanging="283"/>
-        <w:jc w:val="left"/>
-      </w:pPr>
-      <w:r>
-        <w:rPr>
-          <w:rFonts w:ascii="Times New Roman" w:hAnsi="Times New Roman"/>
-          <w:color w:val="000000"/>
-          <w:sz w:val="26"/>
-          <w:szCs w:val="26"/>
+        <w:jc w:val="both"/>
+      </w:pPr>
+      <w:r>
+        <w:rPr>
+          <w:rFonts w:ascii="Times New Roman" w:hAnsi="Times New Roman"/>
+          <w:color w:val="000000"/>
+          <w:sz w:val="27"/>
+          <w:szCs w:val="27"/>
         </w:rPr>
         <w:t xml:space="preserve">– </w:t>
       </w:r>
@@ -873,8 +873,8 @@
         <w:rPr>
           <w:rFonts w:ascii="Courier New" w:hAnsi="Courier New"/>
           <w:color w:val="000000"/>
-          <w:sz w:val="22"/>
-          <w:szCs w:val="22"/>
+          <w:sz w:val="25"/>
+          <w:szCs w:val="25"/>
         </w:rPr>
         <w:t xml:space="preserve">Trung thực:</w:t>
       </w:r>
@@ -882,8 +882,8 @@
         <w:rPr>
           <w:rFonts w:ascii="Times New Roman" w:hAnsi="Times New Roman"/>
           <w:color w:val="000000"/>
-          <w:sz w:val="26"/>
-          <w:szCs w:val="26"/>
+          <w:sz w:val="27"/>
+          <w:szCs w:val="27"/>
         </w:rPr>
         <w:t xml:space="preserve"> Báo cáo đúng kết quả thử nghiệm; minh bạch khi dùng gợi ý của AI và đối chiếu lại với SGK.</w:t>
       </w:r>
@@ -892,7 +892,7 @@
       <w:pPr>
         <w:pStyle w:val="Heading1"/>
         <w:keepNext/>
-        <w:spacing w:after="80" w:before="160" w:line="300" w:lineRule="auto"/>
+        <w:spacing w:after="100" w:before="240" w:line="312" w:lineRule="auto"/>
         <w:jc w:val="left"/>
       </w:pPr>
       <w:r>
@@ -901,8 +901,8 @@
           <w:b/>
           <w:bCs/>
           <w:color w:val="000000"/>
-          <w:sz w:val="26"/>
-          <w:szCs w:val="26"/>
+          <w:sz w:val="28"/>
+          <w:szCs w:val="28"/>
         </w:rPr>
         <w:t xml:space="preserve">II. THIẾT BỊ DẠY HỌC VÀ HỌC LIỆU</w:t>
       </w:r>
@@ -911,7 +911,7 @@
       <w:pPr>
         <w:pStyle w:val="Heading2"/>
         <w:keepNext/>
-        <w:spacing w:after="60" w:before="120" w:line="300" w:lineRule="auto"/>
+        <w:spacing w:after="60" w:before="140" w:line="312" w:lineRule="auto"/>
         <w:jc w:val="left"/>
       </w:pPr>
       <w:r>
@@ -920,24 +920,24 @@
           <w:b/>
           <w:bCs/>
           <w:color w:val="000000"/>
-          <w:sz w:val="26"/>
-          <w:szCs w:val="26"/>
+          <w:sz w:val="27"/>
+          <w:szCs w:val="27"/>
         </w:rPr>
         <w:t xml:space="preserve">1. Thiết bị dạy học và điều kiện tổ chức</w:t>
       </w:r>
     </w:p>
     <w:p>
       <w:pPr>
-        <w:spacing w:after="40" w:line="276" w:lineRule="auto"/>
+        <w:spacing w:after="80" w:line="312" w:lineRule="auto" w:before="60"/>
         <w:ind w:left="425" w:hanging="283"/>
-        <w:jc w:val="left"/>
-      </w:pPr>
-      <w:r>
-        <w:rPr>
-          <w:rFonts w:ascii="Times New Roman" w:hAnsi="Times New Roman"/>
-          <w:color w:val="000000"/>
-          <w:sz w:val="26"/>
-          <w:szCs w:val="26"/>
+        <w:jc w:val="both"/>
+      </w:pPr>
+      <w:r>
+        <w:rPr>
+          <w:rFonts w:ascii="Times New Roman" w:hAnsi="Times New Roman"/>
+          <w:color w:val="000000"/>
+          <w:sz w:val="27"/>
+          <w:szCs w:val="27"/>
         </w:rPr>
         <w:t xml:space="preserve">– </w:t>
       </w:r>
@@ -945,24 +945,24 @@
         <w:rPr>
           <w:rFonts w:ascii="Times New Roman" w:hAnsi="Times New Roman"/>
           <w:color w:val="000000"/>
-          <w:sz w:val="26"/>
-          <w:szCs w:val="26"/>
+          <w:sz w:val="27"/>
+          <w:szCs w:val="27"/>
         </w:rPr>
         <w:t xml:space="preserve">Phòng máy: mỗi học sinh một máy tính cài Inkscape; máy tính và máy chiếu của giáo viên.</w:t>
       </w:r>
     </w:p>
     <w:p>
       <w:pPr>
-        <w:spacing w:after="40" w:line="276" w:lineRule="auto"/>
+        <w:spacing w:after="80" w:line="312" w:lineRule="auto" w:before="60"/>
         <w:ind w:left="425" w:hanging="283"/>
-        <w:jc w:val="left"/>
-      </w:pPr>
-      <w:r>
-        <w:rPr>
-          <w:rFonts w:ascii="Times New Roman" w:hAnsi="Times New Roman"/>
-          <w:color w:val="000000"/>
-          <w:sz w:val="26"/>
-          <w:szCs w:val="26"/>
+        <w:jc w:val="both"/>
+      </w:pPr>
+      <w:r>
+        <w:rPr>
+          <w:rFonts w:ascii="Times New Roman" w:hAnsi="Times New Roman"/>
+          <w:color w:val="000000"/>
+          <w:sz w:val="27"/>
+          <w:szCs w:val="27"/>
         </w:rPr>
         <w:t xml:space="preserve">– </w:t>
       </w:r>
@@ -970,8 +970,8 @@
         <w:rPr>
           <w:rFonts w:ascii="Times New Roman" w:hAnsi="Times New Roman"/>
           <w:color w:val="000000"/>
-          <w:sz w:val="26"/>
-          <w:szCs w:val="26"/>
+          <w:sz w:val="27"/>
+          <w:szCs w:val="27"/>
         </w:rPr>
         <w:t xml:space="preserve">Kết nối Internet nếu học sinh trực tiếp sử dụng công cụ AI; phương án dự phòng khi mất mạng: kết quả phản hồi AI và ảnh chụp kết quả từng phép ghép được chuẩn bị sẵn.</w:t>
       </w:r>
@@ -980,7 +980,7 @@
       <w:pPr>
         <w:pStyle w:val="Heading2"/>
         <w:keepNext/>
-        <w:spacing w:after="60" w:before="120" w:line="300" w:lineRule="auto"/>
+        <w:spacing w:after="60" w:before="140" w:line="312" w:lineRule="auto"/>
         <w:jc w:val="left"/>
       </w:pPr>
       <w:r>
@@ -989,15 +989,15 @@
           <w:b/>
           <w:bCs/>
           <w:color w:val="000000"/>
-          <w:sz w:val="26"/>
-          <w:szCs w:val="26"/>
+          <w:sz w:val="27"/>
+          <w:szCs w:val="27"/>
         </w:rPr>
         <w:t xml:space="preserve">2. Học liệu</w:t>
       </w:r>
     </w:p>
     <w:p>
       <w:pPr>
-        <w:spacing w:after="80" w:line="276" w:lineRule="auto"/>
+        <w:spacing w:after="80" w:line="312" w:lineRule="auto" w:before="60"/>
         <w:jc w:val="both"/>
       </w:pPr>
       <w:r>
@@ -1006,24 +1006,24 @@
           <w:b/>
           <w:bCs/>
           <w:color w:val="000000"/>
-          <w:sz w:val="26"/>
-          <w:szCs w:val="26"/>
+          <w:sz w:val="27"/>
+          <w:szCs w:val="27"/>
         </w:rPr>
         <w:t xml:space="preserve">Giáo viên chuẩn bị:</w:t>
       </w:r>
     </w:p>
     <w:p>
       <w:pPr>
-        <w:spacing w:after="40" w:line="276" w:lineRule="auto"/>
+        <w:spacing w:after="80" w:line="312" w:lineRule="auto" w:before="60"/>
         <w:ind w:left="425" w:hanging="283"/>
-        <w:jc w:val="left"/>
-      </w:pPr>
-      <w:r>
-        <w:rPr>
-          <w:rFonts w:ascii="Times New Roman" w:hAnsi="Times New Roman"/>
-          <w:color w:val="000000"/>
-          <w:sz w:val="26"/>
-          <w:szCs w:val="26"/>
+        <w:jc w:val="both"/>
+      </w:pPr>
+      <w:r>
+        <w:rPr>
+          <w:rFonts w:ascii="Times New Roman" w:hAnsi="Times New Roman"/>
+          <w:color w:val="000000"/>
+          <w:sz w:val="27"/>
+          <w:szCs w:val="27"/>
         </w:rPr>
         <w:t xml:space="preserve">– </w:t>
       </w:r>
@@ -1031,24 +1031,24 @@
         <w:rPr>
           <w:rFonts w:ascii="Times New Roman" w:hAnsi="Times New Roman"/>
           <w:color w:val="000000"/>
-          <w:sz w:val="26"/>
-          <w:szCs w:val="26"/>
+          <w:sz w:val="27"/>
+          <w:szCs w:val="27"/>
         </w:rPr>
         <w:t xml:space="preserve">SGK Tin học 10 – Bài 13: Bổ sung các đối tượng đồ hoạ (trang sách 69 – 74).</w:t>
       </w:r>
     </w:p>
     <w:p>
       <w:pPr>
-        <w:spacing w:after="40" w:line="276" w:lineRule="auto"/>
+        <w:spacing w:after="80" w:line="312" w:lineRule="auto" w:before="60"/>
         <w:ind w:left="425" w:hanging="283"/>
-        <w:jc w:val="left"/>
-      </w:pPr>
-      <w:r>
-        <w:rPr>
-          <w:rFonts w:ascii="Times New Roman" w:hAnsi="Times New Roman"/>
-          <w:color w:val="000000"/>
-          <w:sz w:val="26"/>
-          <w:szCs w:val="26"/>
+        <w:jc w:val="both"/>
+      </w:pPr>
+      <w:r>
+        <w:rPr>
+          <w:rFonts w:ascii="Times New Roman" w:hAnsi="Times New Roman"/>
+          <w:color w:val="000000"/>
+          <w:sz w:val="27"/>
+          <w:szCs w:val="27"/>
         </w:rPr>
         <w:t xml:space="preserve">– </w:t>
       </w:r>
@@ -1056,24 +1056,24 @@
         <w:rPr>
           <w:rFonts w:ascii="Times New Roman" w:hAnsi="Times New Roman"/>
           <w:color w:val="000000"/>
-          <w:sz w:val="26"/>
-          <w:szCs w:val="26"/>
+          <w:sz w:val="27"/>
+          <w:szCs w:val="27"/>
         </w:rPr>
         <w:t xml:space="preserve">Bài trình chiếu; hình miếng dưa hấu (Hình 13.1 SGK) và 4 hình sao ở Hình 13.2 SGK phóng to.</w:t>
       </w:r>
     </w:p>
     <w:p>
       <w:pPr>
-        <w:spacing w:after="40" w:line="276" w:lineRule="auto"/>
+        <w:spacing w:after="80" w:line="312" w:lineRule="auto" w:before="60"/>
         <w:ind w:left="425" w:hanging="283"/>
-        <w:jc w:val="left"/>
-      </w:pPr>
-      <w:r>
-        <w:rPr>
-          <w:rFonts w:ascii="Times New Roman" w:hAnsi="Times New Roman"/>
-          <w:color w:val="000000"/>
-          <w:sz w:val="26"/>
-          <w:szCs w:val="26"/>
+        <w:jc w:val="both"/>
+      </w:pPr>
+      <w:r>
+        <w:rPr>
+          <w:rFonts w:ascii="Times New Roman" w:hAnsi="Times New Roman"/>
+          <w:color w:val="000000"/>
+          <w:sz w:val="27"/>
+          <w:szCs w:val="27"/>
         </w:rPr>
         <w:t xml:space="preserve">– </w:t>
       </w:r>
@@ -1081,24 +1081,24 @@
         <w:rPr>
           <w:rFonts w:ascii="Times New Roman" w:hAnsi="Times New Roman"/>
           <w:color w:val="000000"/>
-          <w:sz w:val="26"/>
-          <w:szCs w:val="26"/>
+          <w:sz w:val="27"/>
+          <w:szCs w:val="27"/>
         </w:rPr>
         <w:t xml:space="preserve">Tệp .svg mẫu: 2 hình vuông – hình tròn để demo 6 phép ghép (theo Hình 13.6 SGK); tệp hình trái tim ghép từ 3 mẫu giấy (Hoạt động 3 SGK); bảng tiêu chí đánh giá (Rubric).</w:t>
       </w:r>
     </w:p>
     <w:p>
       <w:pPr>
-        <w:spacing w:after="40" w:line="276" w:lineRule="auto"/>
+        <w:spacing w:after="80" w:line="312" w:lineRule="auto" w:before="60"/>
         <w:ind w:left="425" w:hanging="283"/>
-        <w:jc w:val="left"/>
-      </w:pPr>
-      <w:r>
-        <w:rPr>
-          <w:rFonts w:ascii="Times New Roman" w:hAnsi="Times New Roman"/>
-          <w:color w:val="000000"/>
-          <w:sz w:val="26"/>
-          <w:szCs w:val="26"/>
+        <w:jc w:val="both"/>
+      </w:pPr>
+      <w:r>
+        <w:rPr>
+          <w:rFonts w:ascii="Times New Roman" w:hAnsi="Times New Roman"/>
+          <w:color w:val="000000"/>
+          <w:sz w:val="27"/>
+          <w:szCs w:val="27"/>
         </w:rPr>
         <w:t xml:space="preserve">– </w:t>
       </w:r>
@@ -1106,15 +1106,15 @@
         <w:rPr>
           <w:rFonts w:ascii="Times New Roman" w:hAnsi="Times New Roman"/>
           <w:color w:val="000000"/>
-          <w:sz w:val="26"/>
-          <w:szCs w:val="26"/>
+          <w:sz w:val="27"/>
+          <w:szCs w:val="27"/>
         </w:rPr>
         <w:t xml:space="preserve">Trò chơi khởi động “Ai là vũ khí của nhà thiết kế?”; phiếu ghi kết quả thử nghiệm thuộc tính – phép ghép.</w:t>
       </w:r>
     </w:p>
     <w:p>
       <w:pPr>
-        <w:spacing w:after="80" w:line="276" w:lineRule="auto"/>
+        <w:spacing w:after="80" w:line="312" w:lineRule="auto" w:before="60"/>
         <w:jc w:val="both"/>
       </w:pPr>
       <w:r>
@@ -1123,24 +1123,24 @@
           <w:b/>
           <w:bCs/>
           <w:color w:val="000000"/>
-          <w:sz w:val="26"/>
-          <w:szCs w:val="26"/>
+          <w:sz w:val="27"/>
+          <w:szCs w:val="27"/>
         </w:rPr>
         <w:t xml:space="preserve">Học sinh chuẩn bị:</w:t>
       </w:r>
     </w:p>
     <w:p>
       <w:pPr>
-        <w:spacing w:after="40" w:line="276" w:lineRule="auto"/>
+        <w:spacing w:after="80" w:line="312" w:lineRule="auto" w:before="60"/>
         <w:ind w:left="425" w:hanging="283"/>
-        <w:jc w:val="left"/>
-      </w:pPr>
-      <w:r>
-        <w:rPr>
-          <w:rFonts w:ascii="Times New Roman" w:hAnsi="Times New Roman"/>
-          <w:color w:val="000000"/>
-          <w:sz w:val="26"/>
-          <w:szCs w:val="26"/>
+        <w:jc w:val="both"/>
+      </w:pPr>
+      <w:r>
+        <w:rPr>
+          <w:rFonts w:ascii="Times New Roman" w:hAnsi="Times New Roman"/>
+          <w:color w:val="000000"/>
+          <w:sz w:val="27"/>
+          <w:szCs w:val="27"/>
         </w:rPr>
         <w:t xml:space="preserve">– </w:t>
       </w:r>
@@ -1148,24 +1148,24 @@
         <w:rPr>
           <w:rFonts w:ascii="Times New Roman" w:hAnsi="Times New Roman"/>
           <w:color w:val="000000"/>
-          <w:sz w:val="26"/>
-          <w:szCs w:val="26"/>
+          <w:sz w:val="27"/>
+          <w:szCs w:val="27"/>
         </w:rPr>
         <w:t xml:space="preserve">SGK, vở ghi.</w:t>
       </w:r>
     </w:p>
     <w:p>
       <w:pPr>
-        <w:spacing w:after="40" w:line="276" w:lineRule="auto"/>
+        <w:spacing w:after="80" w:line="312" w:lineRule="auto" w:before="60"/>
         <w:ind w:left="425" w:hanging="283"/>
-        <w:jc w:val="left"/>
-      </w:pPr>
-      <w:r>
-        <w:rPr>
-          <w:rFonts w:ascii="Times New Roman" w:hAnsi="Times New Roman"/>
-          <w:color w:val="000000"/>
-          <w:sz w:val="26"/>
-          <w:szCs w:val="26"/>
+        <w:jc w:val="both"/>
+      </w:pPr>
+      <w:r>
+        <w:rPr>
+          <w:rFonts w:ascii="Times New Roman" w:hAnsi="Times New Roman"/>
+          <w:color w:val="000000"/>
+          <w:sz w:val="27"/>
+          <w:szCs w:val="27"/>
         </w:rPr>
         <w:t xml:space="preserve">– </w:t>
       </w:r>
@@ -1173,8 +1173,8 @@
         <w:rPr>
           <w:rFonts w:ascii="Times New Roman" w:hAnsi="Times New Roman"/>
           <w:color w:val="000000"/>
-          <w:sz w:val="26"/>
-          <w:szCs w:val="26"/>
+          <w:sz w:val="27"/>
+          <w:szCs w:val="27"/>
         </w:rPr>
         <w:t xml:space="preserve">Kĩ năng Bài 12: thêm đối tượng hình cơ bản, chọn đối tượng, tô màu Fill/Stroke, chỉnh thứ tự lớp, lưu tệp .svg.</w:t>
       </w:r>
@@ -1183,7 +1183,7 @@
       <w:pPr>
         <w:pStyle w:val="Heading1"/>
         <w:keepNext/>
-        <w:spacing w:after="80" w:before="160" w:line="300" w:lineRule="auto"/>
+        <w:spacing w:after="100" w:before="240" w:line="312" w:lineRule="auto"/>
         <w:jc w:val="left"/>
       </w:pPr>
       <w:r>
@@ -1192,8 +1192,8 @@
           <w:b/>
           <w:bCs/>
           <w:color w:val="000000"/>
-          <w:sz w:val="26"/>
-          <w:szCs w:val="26"/>
+          <w:sz w:val="28"/>
+          <w:szCs w:val="28"/>
         </w:rPr>
         <w:t xml:space="preserve">III. TIẾN TRÌNH DẠY HỌC</w:t>
       </w:r>
@@ -1202,7 +1202,7 @@
       <w:pPr>
         <w:pStyle w:val="Heading2"/>
         <w:keepNext/>
-        <w:spacing w:after="60" w:before="120" w:line="300" w:lineRule="auto"/>
+        <w:spacing w:after="60" w:before="140" w:line="312" w:lineRule="auto"/>
         <w:jc w:val="left"/>
       </w:pPr>
       <w:r>
@@ -1211,27 +1211,27 @@
           <w:b/>
           <w:bCs/>
           <w:color w:val="000000"/>
-          <w:sz w:val="26"/>
-          <w:szCs w:val="26"/>
+          <w:sz w:val="27"/>
+          <w:szCs w:val="27"/>
         </w:rPr>
         <w:t xml:space="preserve">1. Nội dung đã học ở tiết trước (làm cơ sở cho tiết học hiện tại)</w:t>
       </w:r>
     </w:p>
     <w:tbl>
       <w:tblPr>
-        <w:tblW w:type="pct" w:w="5000"/>
+        <w:tblW w:type="dxa" w:w="9072"/>
         <w:tblBorders>
-          <w:top w:val="single" w:color="000000" w:sz="4"/>
-          <w:left w:val="single" w:color="000000" w:sz="4"/>
-          <w:bottom w:val="single" w:color="000000" w:sz="4"/>
-          <w:right w:val="single" w:color="000000" w:sz="4"/>
-          <w:insideH w:val="single" w:color="000000" w:sz="4"/>
-          <w:insideV w:val="single" w:color="000000" w:sz="4"/>
+          <w:top w:val="single" w:color="2F3542" w:sz="6" w:space="0"/>
+          <w:left w:val="single" w:color="2F3542" w:sz="6" w:space="0"/>
+          <w:bottom w:val="single" w:color="2F3542" w:sz="6" w:space="0"/>
+          <w:right w:val="single" w:color="2F3542" w:sz="6" w:space="0"/>
+          <w:insideH w:val="single" w:color="2F3542" w:sz="6" w:space="0"/>
+          <w:insideV w:val="single" w:color="2F3542" w:sz="6" w:space="0"/>
         </w:tblBorders>
       </w:tblPr>
       <w:tblGrid>
-        <w:gridCol w:w="2721"/>
-        <w:gridCol w:w="6350"/>
+        <w:gridCol w:w="2600"/>
+        <w:gridCol w:w="6472"/>
       </w:tblGrid>
       <w:tr>
         <w:trPr>
@@ -1240,19 +1240,19 @@
         </w:trPr>
         <w:tc>
           <w:tcPr>
-            <w:tcW w:type="pct" w:w="1500"/>
-            <w:shd w:fill="D9E2F3" w:val="clear"/>
+            <w:tcW w:type="dxa" w:w="2600"/>
+            <w:shd w:fill="E8EEF5" w:val="clear" w:color="auto"/>
             <w:tcMar>
-              <w:top w:type="dxa" w:w="40"/>
-              <w:left w:type="dxa" w:w="80"/>
-              <w:bottom w:type="dxa" w:w="40"/>
-              <w:right w:type="dxa" w:w="80"/>
+              <w:top w:type="dxa" w:w="140"/>
+              <w:left w:type="dxa" w:w="160"/>
+              <w:bottom w:type="dxa" w:w="140"/>
+              <w:right w:type="dxa" w:w="160"/>
             </w:tcMar>
             <w:vAlign w:val="center"/>
           </w:tcPr>
           <w:p>
             <w:pPr>
-              <w:spacing w:after="20" w:line="264" w:lineRule="auto"/>
+              <w:spacing w:after="60" w:line="280" w:lineRule="auto" w:before="60"/>
               <w:jc w:val="center"/>
             </w:pPr>
             <w:r>
@@ -1261,8 +1261,8 @@
                 <w:b/>
                 <w:bCs/>
                 <w:color w:val="000000"/>
-                <w:sz w:val="24"/>
-                <w:szCs w:val="24"/>
+                <w:sz w:val="26"/>
+                <w:szCs w:val="26"/>
               </w:rPr>
               <w:t xml:space="preserve">Nội dung</w:t>
             </w:r>
@@ -1270,19 +1270,19 @@
         </w:tc>
         <w:tc>
           <w:tcPr>
-            <w:tcW w:type="pct" w:w="3500"/>
-            <w:shd w:fill="D9E2F3" w:val="clear"/>
+            <w:tcW w:type="dxa" w:w="6472"/>
+            <w:shd w:fill="E8EEF5" w:val="clear" w:color="auto"/>
             <w:tcMar>
-              <w:top w:type="dxa" w:w="40"/>
-              <w:left w:type="dxa" w:w="80"/>
-              <w:bottom w:type="dxa" w:w="40"/>
-              <w:right w:type="dxa" w:w="80"/>
+              <w:top w:type="dxa" w:w="140"/>
+              <w:left w:type="dxa" w:w="160"/>
+              <w:bottom w:type="dxa" w:w="140"/>
+              <w:right w:type="dxa" w:w="160"/>
             </w:tcMar>
             <w:vAlign w:val="center"/>
           </w:tcPr>
           <w:p>
             <w:pPr>
-              <w:spacing w:after="20" w:line="264" w:lineRule="auto"/>
+              <w:spacing w:after="60" w:line="280" w:lineRule="auto" w:before="60"/>
               <w:jc w:val="center"/>
             </w:pPr>
             <w:r>
@@ -1291,8 +1291,8 @@
                 <w:b/>
                 <w:bCs/>
                 <w:color w:val="000000"/>
-                <w:sz w:val="24"/>
-                <w:szCs w:val="24"/>
+                <w:sz w:val="26"/>
+                <w:szCs w:val="26"/>
               </w:rPr>
               <w:t xml:space="preserve">Kiến thức, kĩ năng học sinh đã học</w:t>
             </w:r>
@@ -1305,26 +1305,26 @@
         </w:trPr>
         <w:tc>
           <w:tcPr>
-            <w:tcW w:type="pct" w:w="1500"/>
+            <w:tcW w:type="dxa" w:w="2600"/>
             <w:tcMar>
-              <w:top w:type="dxa" w:w="40"/>
-              <w:left w:type="dxa" w:w="80"/>
-              <w:bottom w:type="dxa" w:w="40"/>
-              <w:right w:type="dxa" w:w="80"/>
+              <w:top w:type="dxa" w:w="140"/>
+              <w:left w:type="dxa" w:w="160"/>
+              <w:bottom w:type="dxa" w:w="140"/>
+              <w:right w:type="dxa" w:w="160"/>
             </w:tcMar>
-            <w:vAlign w:val="center"/>
+            <w:vAlign w:val="top"/>
           </w:tcPr>
           <w:p>
             <w:pPr>
-              <w:spacing w:after="20" w:line="264" w:lineRule="auto"/>
-              <w:jc w:val="left"/>
-            </w:pPr>
-            <w:r>
-              <w:rPr>
-                <w:rFonts w:ascii="Times New Roman" w:hAnsi="Times New Roman"/>
-                <w:color w:val="000000"/>
-                <w:sz w:val="24"/>
-                <w:szCs w:val="24"/>
+              <w:spacing w:after="60" w:line="300" w:lineRule="auto" w:before="50"/>
+              <w:jc w:val="left"/>
+            </w:pPr>
+            <w:r>
+              <w:rPr>
+                <w:rFonts w:ascii="Times New Roman" w:hAnsi="Times New Roman"/>
+                <w:color w:val="000000"/>
+                <w:sz w:val="26"/>
+                <w:szCs w:val="26"/>
               </w:rPr>
               <w:t xml:space="preserve">Bài 12 — Tiết 1</w:t>
             </w:r>
@@ -1332,26 +1332,26 @@
         </w:tc>
         <w:tc>
           <w:tcPr>
-            <w:tcW w:type="pct" w:w="3500"/>
+            <w:tcW w:type="dxa" w:w="6472"/>
             <w:tcMar>
-              <w:top w:type="dxa" w:w="40"/>
-              <w:left w:type="dxa" w:w="80"/>
-              <w:bottom w:type="dxa" w:w="40"/>
-              <w:right w:type="dxa" w:w="80"/>
+              <w:top w:type="dxa" w:w="140"/>
+              <w:left w:type="dxa" w:w="160"/>
+              <w:bottom w:type="dxa" w:w="140"/>
+              <w:right w:type="dxa" w:w="160"/>
             </w:tcMar>
-            <w:vAlign w:val="center"/>
+            <w:vAlign w:val="top"/>
           </w:tcPr>
           <w:p>
             <w:pPr>
-              <w:spacing w:after="20" w:line="264" w:lineRule="auto"/>
-              <w:jc w:val="left"/>
-            </w:pPr>
-            <w:r>
-              <w:rPr>
-                <w:rFonts w:ascii="Times New Roman" w:hAnsi="Times New Roman"/>
-                <w:color w:val="000000"/>
-                <w:sz w:val="24"/>
-                <w:szCs w:val="24"/>
+              <w:spacing w:after="60" w:line="300" w:lineRule="auto" w:before="50"/>
+              <w:jc w:val="left"/>
+            </w:pPr>
+            <w:r>
+              <w:rPr>
+                <w:rFonts w:ascii="Times New Roman" w:hAnsi="Times New Roman"/>
+                <w:color w:val="000000"/>
+                <w:sz w:val="26"/>
+                <w:szCs w:val="26"/>
               </w:rPr>
               <w:t xml:space="preserve">Phân biệt được hai loại đồ hoạ; nhận biết giao diện Inkscape; trình bày được 3 bước thêm đối tượng; giải thích được thứ tự lớp của đối tượng; lưu tệp .svg.</w:t>
             </w:r>
@@ -1364,26 +1364,26 @@
         </w:trPr>
         <w:tc>
           <w:tcPr>
-            <w:tcW w:type="pct" w:w="1500"/>
+            <w:tcW w:type="dxa" w:w="2600"/>
             <w:tcMar>
-              <w:top w:type="dxa" w:w="40"/>
-              <w:left w:type="dxa" w:w="80"/>
-              <w:bottom w:type="dxa" w:w="40"/>
-              <w:right w:type="dxa" w:w="80"/>
+              <w:top w:type="dxa" w:w="140"/>
+              <w:left w:type="dxa" w:w="160"/>
+              <w:bottom w:type="dxa" w:w="140"/>
+              <w:right w:type="dxa" w:w="160"/>
             </w:tcMar>
-            <w:vAlign w:val="center"/>
+            <w:vAlign w:val="top"/>
           </w:tcPr>
           <w:p>
             <w:pPr>
-              <w:spacing w:after="20" w:line="264" w:lineRule="auto"/>
-              <w:jc w:val="left"/>
-            </w:pPr>
-            <w:r>
-              <w:rPr>
-                <w:rFonts w:ascii="Times New Roman" w:hAnsi="Times New Roman"/>
-                <w:color w:val="000000"/>
-                <w:sz w:val="24"/>
-                <w:szCs w:val="24"/>
+              <w:spacing w:after="60" w:line="300" w:lineRule="auto" w:before="50"/>
+              <w:jc w:val="left"/>
+            </w:pPr>
+            <w:r>
+              <w:rPr>
+                <w:rFonts w:ascii="Times New Roman" w:hAnsi="Times New Roman"/>
+                <w:color w:val="000000"/>
+                <w:sz w:val="26"/>
+                <w:szCs w:val="26"/>
               </w:rPr>
               <w:t xml:space="preserve">Bài 12 — Tiết 2 (thực hành)</w:t>
             </w:r>
@@ -1391,26 +1391,26 @@
         </w:tc>
         <w:tc>
           <w:tcPr>
-            <w:tcW w:type="pct" w:w="3500"/>
+            <w:tcW w:type="dxa" w:w="6472"/>
             <w:tcMar>
-              <w:top w:type="dxa" w:w="40"/>
-              <w:left w:type="dxa" w:w="80"/>
-              <w:bottom w:type="dxa" w:w="40"/>
-              <w:right w:type="dxa" w:w="80"/>
+              <w:top w:type="dxa" w:w="140"/>
+              <w:left w:type="dxa" w:w="160"/>
+              <w:bottom w:type="dxa" w:w="140"/>
+              <w:right w:type="dxa" w:w="160"/>
             </w:tcMar>
-            <w:vAlign w:val="center"/>
+            <w:vAlign w:val="top"/>
           </w:tcPr>
           <w:p>
             <w:pPr>
-              <w:spacing w:after="20" w:line="264" w:lineRule="auto"/>
-              <w:jc w:val="left"/>
-            </w:pPr>
-            <w:r>
-              <w:rPr>
-                <w:rFonts w:ascii="Times New Roman" w:hAnsi="Times New Roman"/>
-                <w:color w:val="000000"/>
-                <w:sz w:val="24"/>
-                <w:szCs w:val="24"/>
+              <w:spacing w:after="60" w:line="300" w:lineRule="auto" w:before="50"/>
+              <w:jc w:val="left"/>
+            </w:pPr>
+            <w:r>
+              <w:rPr>
+                <w:rFonts w:ascii="Times New Roman" w:hAnsi="Times New Roman"/>
+                <w:color w:val="000000"/>
+                <w:sz w:val="26"/>
+                <w:szCs w:val="26"/>
               </w:rPr>
               <w:t xml:space="preserve">Vẽ được bông hoa (Duplicate, quay cánh) và Quốc kì Việt Nam (Corners = 5, Spoke ratio = 0.4, tỉ lệ cờ 2 : 3, chỉnh thứ tự lớp); biết nhờ AI kiểm tra lỗi và kiểm chứng gợi ý.</w:t>
             </w:r>
@@ -1423,26 +1423,26 @@
         </w:trPr>
         <w:tc>
           <w:tcPr>
-            <w:tcW w:type="pct" w:w="1500"/>
+            <w:tcW w:type="dxa" w:w="2600"/>
             <w:tcMar>
-              <w:top w:type="dxa" w:w="40"/>
-              <w:left w:type="dxa" w:w="80"/>
-              <w:bottom w:type="dxa" w:w="40"/>
-              <w:right w:type="dxa" w:w="80"/>
+              <w:top w:type="dxa" w:w="140"/>
+              <w:left w:type="dxa" w:w="160"/>
+              <w:bottom w:type="dxa" w:w="140"/>
+              <w:right w:type="dxa" w:w="160"/>
             </w:tcMar>
-            <w:vAlign w:val="center"/>
+            <w:vAlign w:val="top"/>
           </w:tcPr>
           <w:p>
             <w:pPr>
-              <w:spacing w:after="20" w:line="264" w:lineRule="auto"/>
-              <w:jc w:val="left"/>
-            </w:pPr>
-            <w:r>
-              <w:rPr>
-                <w:rFonts w:ascii="Times New Roman" w:hAnsi="Times New Roman"/>
-                <w:color w:val="000000"/>
-                <w:sz w:val="24"/>
-                <w:szCs w:val="24"/>
+              <w:spacing w:after="60" w:line="300" w:lineRule="auto" w:before="50"/>
+              <w:jc w:val="left"/>
+            </w:pPr>
+            <w:r>
+              <w:rPr>
+                <w:rFonts w:ascii="Times New Roman" w:hAnsi="Times New Roman"/>
+                <w:color w:val="000000"/>
+                <w:sz w:val="26"/>
+                <w:szCs w:val="26"/>
               </w:rPr>
               <w:t xml:space="preserve">Kiến thức nền liên hệ</w:t>
             </w:r>
@@ -1450,26 +1450,26 @@
         </w:tc>
         <w:tc>
           <w:tcPr>
-            <w:tcW w:type="pct" w:w="3500"/>
+            <w:tcW w:type="dxa" w:w="6472"/>
             <w:tcMar>
-              <w:top w:type="dxa" w:w="40"/>
-              <w:left w:type="dxa" w:w="80"/>
-              <w:bottom w:type="dxa" w:w="40"/>
-              <w:right w:type="dxa" w:w="80"/>
+              <w:top w:type="dxa" w:w="140"/>
+              <w:left w:type="dxa" w:w="160"/>
+              <w:bottom w:type="dxa" w:w="140"/>
+              <w:right w:type="dxa" w:w="160"/>
             </w:tcMar>
-            <w:vAlign w:val="center"/>
+            <w:vAlign w:val="top"/>
           </w:tcPr>
           <w:p>
             <w:pPr>
-              <w:spacing w:after="20" w:line="264" w:lineRule="auto"/>
-              <w:jc w:val="left"/>
-            </w:pPr>
-            <w:r>
-              <w:rPr>
-                <w:rFonts w:ascii="Times New Roman" w:hAnsi="Times New Roman"/>
-                <w:color w:val="000000"/>
-                <w:sz w:val="24"/>
-                <w:szCs w:val="24"/>
+              <w:spacing w:after="60" w:line="300" w:lineRule="auto" w:before="50"/>
+              <w:jc w:val="left"/>
+            </w:pPr>
+            <w:r>
+              <w:rPr>
+                <w:rFonts w:ascii="Times New Roman" w:hAnsi="Times New Roman"/>
+                <w:color w:val="000000"/>
+                <w:sz w:val="26"/>
+                <w:szCs w:val="26"/>
               </w:rPr>
               <w:t xml:space="preserve">Học sinh đã dùng ngẫu nhiên một số thuộc tính (Corners, Spoke ratio) khi vẽ ngôi sao; bài học này sẽ hệ thống hoá thành bảng thuộc tính đầy đủ và mở rộng bằng phép ghép đối tượng.</w:t>
             </w:r>
@@ -1479,12 +1479,7 @@
     </w:tbl>
     <w:p>
       <w:pPr>
-        <w:spacing w:after="80"/>
-      </w:pPr>
-    </w:p>
-    <w:p>
-      <w:pPr>
-        <w:spacing w:after="80" w:line="276" w:lineRule="auto"/>
+        <w:spacing w:after="80" w:line="312" w:lineRule="auto" w:before="60"/>
         <w:jc w:val="both"/>
       </w:pPr>
       <w:r>
@@ -1493,8 +1488,8 @@
           <w:b/>
           <w:bCs/>
           <w:color w:val="000000"/>
-          <w:sz w:val="26"/>
-          <w:szCs w:val="26"/>
+          <w:sz w:val="27"/>
+          <w:szCs w:val="27"/>
         </w:rPr>
         <w:t xml:space="preserve">Sản phẩm dự kiến cuối tiết trước:</w:t>
       </w:r>
@@ -1502,8 +1497,8 @@
         <w:rPr>
           <w:rFonts w:ascii="Times New Roman" w:hAnsi="Times New Roman"/>
           <w:color w:val="000000"/>
-          <w:sz w:val="26"/>
-          <w:szCs w:val="26"/>
+          <w:sz w:val="27"/>
+          <w:szCs w:val="27"/>
         </w:rPr>
         <w:t xml:space="preserve"> tệp </w:t>
       </w:r>
@@ -1511,8 +1506,8 @@
         <w:rPr>
           <w:rFonts w:ascii="Courier New" w:hAnsi="Courier New"/>
           <w:color w:val="000000"/>
-          <w:sz w:val="22"/>
-          <w:szCs w:val="22"/>
+          <w:sz w:val="25"/>
+          <w:szCs w:val="25"/>
         </w:rPr>
         <w:t xml:space="preserve">HoTen_Lop_BongHoa.svg</w:t>
       </w:r>
@@ -1520,8 +1515,8 @@
         <w:rPr>
           <w:rFonts w:ascii="Times New Roman" w:hAnsi="Times New Roman"/>
           <w:color w:val="000000"/>
-          <w:sz w:val="26"/>
-          <w:szCs w:val="26"/>
+          <w:sz w:val="27"/>
+          <w:szCs w:val="27"/>
         </w:rPr>
         <w:t xml:space="preserve">, </w:t>
       </w:r>
@@ -1529,8 +1524,8 @@
         <w:rPr>
           <w:rFonts w:ascii="Courier New" w:hAnsi="Courier New"/>
           <w:color w:val="000000"/>
-          <w:sz w:val="22"/>
-          <w:szCs w:val="22"/>
+          <w:sz w:val="25"/>
+          <w:szCs w:val="25"/>
         </w:rPr>
         <w:t xml:space="preserve">HoTen_Lop_QuocKi.svg</w:t>
       </w:r>
@@ -1538,8 +1533,8 @@
         <w:rPr>
           <w:rFonts w:ascii="Times New Roman" w:hAnsi="Times New Roman"/>
           <w:color w:val="000000"/>
-          <w:sz w:val="26"/>
-          <w:szCs w:val="26"/>
+          <w:sz w:val="27"/>
+          <w:szCs w:val="27"/>
         </w:rPr>
         <w:t xml:space="preserve"> (và sản phẩm vận dụng về nhà). Bài 13 tiếp tục nâng kĩ năng: điều chỉnh thuộc tính tinh hơn, tô màu chuyên nghiệp và ghép hình phức tạp.</w:t>
       </w:r>
@@ -1548,7 +1543,7 @@
       <w:pPr>
         <w:pStyle w:val="Heading2"/>
         <w:keepNext/>
-        <w:spacing w:after="60" w:before="120" w:line="300" w:lineRule="auto"/>
+        <w:spacing w:after="60" w:before="140" w:line="312" w:lineRule="auto"/>
         <w:jc w:val="left"/>
       </w:pPr>
       <w:r>
@@ -1557,23 +1552,23 @@
           <w:b/>
           <w:bCs/>
           <w:color w:val="000000"/>
-          <w:sz w:val="26"/>
-          <w:szCs w:val="26"/>
+          <w:sz w:val="27"/>
+          <w:szCs w:val="27"/>
         </w:rPr>
         <w:t xml:space="preserve">2. Tình huống học tập</w:t>
       </w:r>
     </w:p>
     <w:p>
       <w:pPr>
-        <w:spacing w:after="80" w:line="276" w:lineRule="auto"/>
+        <w:spacing w:after="80" w:line="312" w:lineRule="auto" w:before="60"/>
         <w:jc w:val="both"/>
       </w:pPr>
       <w:r>
         <w:rPr>
           <w:rFonts w:ascii="Times New Roman" w:hAnsi="Times New Roman"/>
           <w:color w:val="000000"/>
-          <w:sz w:val="26"/>
-          <w:szCs w:val="26"/>
+          <w:sz w:val="27"/>
+          <w:szCs w:val="27"/>
         </w:rPr>
         <w:t xml:space="preserve">Ban tổ chức “Ngày hội Tri thức số” tiếp tục đặt “đơn hàng loạt 2” cho các nhà thiết kế của lớp: poster cần hình “quả dưa hấu mời khách” (Hình 13.1 SGK), biển chỉ dẫn cần hình “đám mây tri thức” và “hình cây của sự phát triển”, còn logo của câu lạc bộ cần nét vẽ đậm kiểu đồng tâm. Các em nhận thấy: những hình này phức tạp hơn nhiều hình cơ bản đã vẽ — dưa hấu có vỏ, cắn múi, hạt; đám mây cong tròn; cây có thân và tán. Vậy nhà thiết kế “bổ sung” được gì để dựng được những hình như vậy? Bài học hôm nay trang bị ba “phép thuật”: chỉnh thuộc tính hình khối, thiết lập màu chuyên nghiệp bằng Fill and Stroke, và ghép các hình đơn giản thành hình phức tạp bằng các phép ghép đối tượng.</w:t>
       </w:r>
@@ -1582,7 +1577,7 @@
       <w:pPr>
         <w:pStyle w:val="Heading2"/>
         <w:keepNext/>
-        <w:spacing w:after="60" w:before="120" w:line="300" w:lineRule="auto"/>
+        <w:spacing w:after="60" w:before="140" w:line="312" w:lineRule="auto"/>
         <w:jc w:val="left"/>
       </w:pPr>
       <w:r>
@@ -1591,27 +1586,27 @@
           <w:b/>
           <w:bCs/>
           <w:color w:val="000000"/>
-          <w:sz w:val="26"/>
-          <w:szCs w:val="26"/>
+          <w:sz w:val="27"/>
+          <w:szCs w:val="27"/>
         </w:rPr>
         <w:t xml:space="preserve">3. Phân bố thời gian</w:t>
       </w:r>
     </w:p>
     <w:tbl>
       <w:tblPr>
-        <w:tblW w:type="pct" w:w="5000"/>
+        <w:tblW w:type="dxa" w:w="9072"/>
         <w:tblBorders>
-          <w:top w:val="single" w:color="000000" w:sz="4"/>
-          <w:left w:val="single" w:color="000000" w:sz="4"/>
-          <w:bottom w:val="single" w:color="000000" w:sz="4"/>
-          <w:right w:val="single" w:color="000000" w:sz="4"/>
-          <w:insideH w:val="single" w:color="000000" w:sz="4"/>
-          <w:insideV w:val="single" w:color="000000" w:sz="4"/>
+          <w:top w:val="single" w:color="2F3542" w:sz="6" w:space="0"/>
+          <w:left w:val="single" w:color="2F3542" w:sz="6" w:space="0"/>
+          <w:bottom w:val="single" w:color="2F3542" w:sz="6" w:space="0"/>
+          <w:right w:val="single" w:color="2F3542" w:sz="6" w:space="0"/>
+          <w:insideH w:val="single" w:color="2F3542" w:sz="6" w:space="0"/>
+          <w:insideV w:val="single" w:color="2F3542" w:sz="6" w:space="0"/>
         </w:tblBorders>
       </w:tblPr>
       <w:tblGrid>
-        <w:gridCol w:w="7075"/>
-        <w:gridCol w:w="1996"/>
+        <w:gridCol w:w="7272"/>
+        <w:gridCol w:w="1800"/>
       </w:tblGrid>
       <w:tr>
         <w:trPr>
@@ -1620,19 +1615,19 @@
         </w:trPr>
         <w:tc>
           <w:tcPr>
-            <w:tcW w:type="pct" w:w="3900"/>
-            <w:shd w:fill="D9E2F3" w:val="clear"/>
+            <w:tcW w:type="dxa" w:w="7272"/>
+            <w:shd w:fill="E8EEF5" w:val="clear" w:color="auto"/>
             <w:tcMar>
-              <w:top w:type="dxa" w:w="40"/>
-              <w:left w:type="dxa" w:w="80"/>
-              <w:bottom w:type="dxa" w:w="40"/>
-              <w:right w:type="dxa" w:w="80"/>
+              <w:top w:type="dxa" w:w="140"/>
+              <w:left w:type="dxa" w:w="160"/>
+              <w:bottom w:type="dxa" w:w="140"/>
+              <w:right w:type="dxa" w:w="160"/>
             </w:tcMar>
             <w:vAlign w:val="center"/>
           </w:tcPr>
           <w:p>
             <w:pPr>
-              <w:spacing w:after="20" w:line="264" w:lineRule="auto"/>
+              <w:spacing w:after="60" w:line="280" w:lineRule="auto" w:before="60"/>
               <w:jc w:val="center"/>
             </w:pPr>
             <w:r>
@@ -1641,8 +1636,8 @@
                 <w:b/>
                 <w:bCs/>
                 <w:color w:val="000000"/>
-                <w:sz w:val="24"/>
-                <w:szCs w:val="24"/>
+                <w:sz w:val="26"/>
+                <w:szCs w:val="26"/>
               </w:rPr>
               <w:t xml:space="preserve">Hoạt động</w:t>
             </w:r>
@@ -1650,19 +1645,19 @@
         </w:tc>
         <w:tc>
           <w:tcPr>
-            <w:tcW w:type="pct" w:w="1100"/>
-            <w:shd w:fill="D9E2F3" w:val="clear"/>
+            <w:tcW w:type="dxa" w:w="1800"/>
+            <w:shd w:fill="E8EEF5" w:val="clear" w:color="auto"/>
             <w:tcMar>
-              <w:top w:type="dxa" w:w="40"/>
-              <w:left w:type="dxa" w:w="80"/>
-              <w:bottom w:type="dxa" w:w="40"/>
-              <w:right w:type="dxa" w:w="80"/>
+              <w:top w:type="dxa" w:w="140"/>
+              <w:left w:type="dxa" w:w="160"/>
+              <w:bottom w:type="dxa" w:w="140"/>
+              <w:right w:type="dxa" w:w="160"/>
             </w:tcMar>
             <w:vAlign w:val="center"/>
           </w:tcPr>
           <w:p>
             <w:pPr>
-              <w:spacing w:after="20" w:line="264" w:lineRule="auto"/>
+              <w:spacing w:after="60" w:line="280" w:lineRule="auto" w:before="60"/>
               <w:jc w:val="center"/>
             </w:pPr>
             <w:r>
@@ -1671,8 +1666,8 @@
                 <w:b/>
                 <w:bCs/>
                 <w:color w:val="000000"/>
-                <w:sz w:val="24"/>
-                <w:szCs w:val="24"/>
+                <w:sz w:val="26"/>
+                <w:szCs w:val="26"/>
               </w:rPr>
               <w:t xml:space="preserve">Thời lượng</w:t>
             </w:r>
@@ -1685,26 +1680,26 @@
         </w:trPr>
         <w:tc>
           <w:tcPr>
-            <w:tcW w:type="pct" w:w="3900"/>
+            <w:tcW w:type="dxa" w:w="7272"/>
             <w:tcMar>
-              <w:top w:type="dxa" w:w="40"/>
-              <w:left w:type="dxa" w:w="80"/>
-              <w:bottom w:type="dxa" w:w="40"/>
-              <w:right w:type="dxa" w:w="80"/>
+              <w:top w:type="dxa" w:w="140"/>
+              <w:left w:type="dxa" w:w="160"/>
+              <w:bottom w:type="dxa" w:w="140"/>
+              <w:right w:type="dxa" w:w="160"/>
             </w:tcMar>
-            <w:vAlign w:val="center"/>
+            <w:vAlign w:val="top"/>
           </w:tcPr>
           <w:p>
             <w:pPr>
-              <w:spacing w:after="20" w:line="264" w:lineRule="auto"/>
-              <w:jc w:val="left"/>
-            </w:pPr>
-            <w:r>
-              <w:rPr>
-                <w:rFonts w:ascii="Times New Roman" w:hAnsi="Times New Roman"/>
-                <w:color w:val="000000"/>
-                <w:sz w:val="24"/>
-                <w:szCs w:val="24"/>
+              <w:spacing w:after="60" w:line="300" w:lineRule="auto" w:before="50"/>
+              <w:jc w:val="left"/>
+            </w:pPr>
+            <w:r>
+              <w:rPr>
+                <w:rFonts w:ascii="Times New Roman" w:hAnsi="Times New Roman"/>
+                <w:color w:val="000000"/>
+                <w:sz w:val="26"/>
+                <w:szCs w:val="26"/>
               </w:rPr>
               <w:t xml:space="preserve">Hoạt động 1. Mở đầu: quan sát Hình 13.1 SGK (miếng dưa hấu) — xác định nhiệm vụ</w:t>
             </w:r>
@@ -1712,26 +1707,26 @@
         </w:tc>
         <w:tc>
           <w:tcPr>
-            <w:tcW w:type="pct" w:w="1100"/>
+            <w:tcW w:type="dxa" w:w="1800"/>
             <w:tcMar>
-              <w:top w:type="dxa" w:w="40"/>
-              <w:left w:type="dxa" w:w="80"/>
-              <w:bottom w:type="dxa" w:w="40"/>
-              <w:right w:type="dxa" w:w="80"/>
+              <w:top w:type="dxa" w:w="140"/>
+              <w:left w:type="dxa" w:w="160"/>
+              <w:bottom w:type="dxa" w:w="140"/>
+              <w:right w:type="dxa" w:w="160"/>
             </w:tcMar>
-            <w:vAlign w:val="center"/>
+            <w:vAlign w:val="top"/>
           </w:tcPr>
           <w:p>
             <w:pPr>
-              <w:spacing w:after="20" w:line="264" w:lineRule="auto"/>
-              <w:jc w:val="left"/>
-            </w:pPr>
-            <w:r>
-              <w:rPr>
-                <w:rFonts w:ascii="Times New Roman" w:hAnsi="Times New Roman"/>
-                <w:color w:val="000000"/>
-                <w:sz w:val="24"/>
-                <w:szCs w:val="24"/>
+              <w:spacing w:after="60" w:line="300" w:lineRule="auto" w:before="50"/>
+              <w:jc w:val="left"/>
+            </w:pPr>
+            <w:r>
+              <w:rPr>
+                <w:rFonts w:ascii="Times New Roman" w:hAnsi="Times New Roman"/>
+                <w:color w:val="000000"/>
+                <w:sz w:val="26"/>
+                <w:szCs w:val="26"/>
               </w:rPr>
               <w:t xml:space="preserve">4 phút</w:t>
             </w:r>
@@ -1744,26 +1739,26 @@
         </w:trPr>
         <w:tc>
           <w:tcPr>
-            <w:tcW w:type="pct" w:w="3900"/>
+            <w:tcW w:type="dxa" w:w="7272"/>
             <w:tcMar>
-              <w:top w:type="dxa" w:w="40"/>
-              <w:left w:type="dxa" w:w="80"/>
-              <w:bottom w:type="dxa" w:w="40"/>
-              <w:right w:type="dxa" w:w="80"/>
+              <w:top w:type="dxa" w:w="140"/>
+              <w:left w:type="dxa" w:w="160"/>
+              <w:bottom w:type="dxa" w:w="140"/>
+              <w:right w:type="dxa" w:w="160"/>
             </w:tcMar>
-            <w:vAlign w:val="center"/>
+            <w:vAlign w:val="top"/>
           </w:tcPr>
           <w:p>
             <w:pPr>
-              <w:spacing w:after="20" w:line="264" w:lineRule="auto"/>
-              <w:jc w:val="left"/>
-            </w:pPr>
-            <w:r>
-              <w:rPr>
-                <w:rFonts w:ascii="Times New Roman" w:hAnsi="Times New Roman"/>
-                <w:color w:val="000000"/>
-                <w:sz w:val="24"/>
-                <w:szCs w:val="24"/>
+              <w:spacing w:after="60" w:line="300" w:lineRule="auto" w:before="50"/>
+              <w:jc w:val="left"/>
+            </w:pPr>
+            <w:r>
+              <w:rPr>
+                <w:rFonts w:ascii="Times New Roman" w:hAnsi="Times New Roman"/>
+                <w:color w:val="000000"/>
+                <w:sz w:val="26"/>
+                <w:szCs w:val="26"/>
               </w:rPr>
               <w:t xml:space="preserve">Hoạt động 2. Tìm hiểu mục 1. Các đối tượng hình khối và bảng thuộc tính (Hoạt động 1, Hình 13.2 SGK)</w:t>
             </w:r>
@@ -1771,26 +1766,26 @@
         </w:tc>
         <w:tc>
           <w:tcPr>
-            <w:tcW w:type="pct" w:w="1100"/>
+            <w:tcW w:type="dxa" w:w="1800"/>
             <w:tcMar>
-              <w:top w:type="dxa" w:w="40"/>
-              <w:left w:type="dxa" w:w="80"/>
-              <w:bottom w:type="dxa" w:w="40"/>
-              <w:right w:type="dxa" w:w="80"/>
+              <w:top w:type="dxa" w:w="140"/>
+              <w:left w:type="dxa" w:w="160"/>
+              <w:bottom w:type="dxa" w:w="140"/>
+              <w:right w:type="dxa" w:w="160"/>
             </w:tcMar>
-            <w:vAlign w:val="center"/>
+            <w:vAlign w:val="top"/>
           </w:tcPr>
           <w:p>
             <w:pPr>
-              <w:spacing w:after="20" w:line="264" w:lineRule="auto"/>
-              <w:jc w:val="left"/>
-            </w:pPr>
-            <w:r>
-              <w:rPr>
-                <w:rFonts w:ascii="Times New Roman" w:hAnsi="Times New Roman"/>
-                <w:color w:val="000000"/>
-                <w:sz w:val="24"/>
-                <w:szCs w:val="24"/>
+              <w:spacing w:after="60" w:line="300" w:lineRule="auto" w:before="50"/>
+              <w:jc w:val="left"/>
+            </w:pPr>
+            <w:r>
+              <w:rPr>
+                <w:rFonts w:ascii="Times New Roman" w:hAnsi="Times New Roman"/>
+                <w:color w:val="000000"/>
+                <w:sz w:val="26"/>
+                <w:szCs w:val="26"/>
               </w:rPr>
               <w:t xml:space="preserve">11 phút</w:t>
             </w:r>
@@ -1803,26 +1798,26 @@
         </w:trPr>
         <w:tc>
           <w:tcPr>
-            <w:tcW w:type="pct" w:w="3900"/>
+            <w:tcW w:type="dxa" w:w="7272"/>
             <w:tcMar>
-              <w:top w:type="dxa" w:w="40"/>
-              <w:left w:type="dxa" w:w="80"/>
-              <w:bottom w:type="dxa" w:w="40"/>
-              <w:right w:type="dxa" w:w="80"/>
+              <w:top w:type="dxa" w:w="140"/>
+              <w:left w:type="dxa" w:w="160"/>
+              <w:bottom w:type="dxa" w:w="140"/>
+              <w:right w:type="dxa" w:w="160"/>
             </w:tcMar>
-            <w:vAlign w:val="center"/>
+            <w:vAlign w:val="top"/>
           </w:tcPr>
           <w:p>
             <w:pPr>
-              <w:spacing w:after="20" w:line="264" w:lineRule="auto"/>
-              <w:jc w:val="left"/>
-            </w:pPr>
-            <w:r>
-              <w:rPr>
-                <w:rFonts w:ascii="Times New Roman" w:hAnsi="Times New Roman"/>
-                <w:color w:val="000000"/>
-                <w:sz w:val="24"/>
-                <w:szCs w:val="24"/>
+              <w:spacing w:after="60" w:line="300" w:lineRule="auto" w:before="50"/>
+              <w:jc w:val="left"/>
+            </w:pPr>
+            <w:r>
+              <w:rPr>
+                <w:rFonts w:ascii="Times New Roman" w:hAnsi="Times New Roman"/>
+                <w:color w:val="000000"/>
+                <w:sz w:val="26"/>
+                <w:szCs w:val="26"/>
               </w:rPr>
               <w:t xml:space="preserve">Hoạt động 3. Tìm hiểu mục 2. Thiết lập màu tô, màu vẽ — hộp thoại Fill and Stroke (Hình 13.3, 13.4 SGK)</w:t>
             </w:r>
@@ -1830,26 +1825,26 @@
         </w:tc>
         <w:tc>
           <w:tcPr>
-            <w:tcW w:type="pct" w:w="1100"/>
+            <w:tcW w:type="dxa" w:w="1800"/>
             <w:tcMar>
-              <w:top w:type="dxa" w:w="40"/>
-              <w:left w:type="dxa" w:w="80"/>
-              <w:bottom w:type="dxa" w:w="40"/>
-              <w:right w:type="dxa" w:w="80"/>
+              <w:top w:type="dxa" w:w="140"/>
+              <w:left w:type="dxa" w:w="160"/>
+              <w:bottom w:type="dxa" w:w="140"/>
+              <w:right w:type="dxa" w:w="160"/>
             </w:tcMar>
-            <w:vAlign w:val="center"/>
+            <w:vAlign w:val="top"/>
           </w:tcPr>
           <w:p>
             <w:pPr>
-              <w:spacing w:after="20" w:line="264" w:lineRule="auto"/>
-              <w:jc w:val="left"/>
-            </w:pPr>
-            <w:r>
-              <w:rPr>
-                <w:rFonts w:ascii="Times New Roman" w:hAnsi="Times New Roman"/>
-                <w:color w:val="000000"/>
-                <w:sz w:val="24"/>
-                <w:szCs w:val="24"/>
+              <w:spacing w:after="60" w:line="300" w:lineRule="auto" w:before="50"/>
+              <w:jc w:val="left"/>
+            </w:pPr>
+            <w:r>
+              <w:rPr>
+                <w:rFonts w:ascii="Times New Roman" w:hAnsi="Times New Roman"/>
+                <w:color w:val="000000"/>
+                <w:sz w:val="26"/>
+                <w:szCs w:val="26"/>
               </w:rPr>
               <w:t xml:space="preserve">9 phút</w:t>
             </w:r>
@@ -1862,26 +1857,26 @@
         </w:trPr>
         <w:tc>
           <w:tcPr>
-            <w:tcW w:type="pct" w:w="3900"/>
+            <w:tcW w:type="dxa" w:w="7272"/>
             <w:tcMar>
-              <w:top w:type="dxa" w:w="40"/>
-              <w:left w:type="dxa" w:w="80"/>
-              <w:bottom w:type="dxa" w:w="40"/>
-              <w:right w:type="dxa" w:w="80"/>
+              <w:top w:type="dxa" w:w="140"/>
+              <w:left w:type="dxa" w:w="160"/>
+              <w:bottom w:type="dxa" w:w="140"/>
+              <w:right w:type="dxa" w:w="160"/>
             </w:tcMar>
-            <w:vAlign w:val="center"/>
+            <w:vAlign w:val="top"/>
           </w:tcPr>
           <w:p>
             <w:pPr>
-              <w:spacing w:after="20" w:line="264" w:lineRule="auto"/>
-              <w:jc w:val="left"/>
-            </w:pPr>
-            <w:r>
-              <w:rPr>
-                <w:rFonts w:ascii="Times New Roman" w:hAnsi="Times New Roman"/>
-                <w:color w:val="000000"/>
-                <w:sz w:val="24"/>
-                <w:szCs w:val="24"/>
+              <w:spacing w:after="60" w:line="300" w:lineRule="auto" w:before="50"/>
+              <w:jc w:val="left"/>
+            </w:pPr>
+            <w:r>
+              <w:rPr>
+                <w:rFonts w:ascii="Times New Roman" w:hAnsi="Times New Roman"/>
+                <w:color w:val="000000"/>
+                <w:sz w:val="26"/>
+                <w:szCs w:val="26"/>
               </w:rPr>
               <w:t xml:space="preserve">Hoạt động 4. Tìm hiểu mục 3. Các phép ghép đối tượng đồ hoạ; thực hành nhanh dựng hình từ các hình đơn giản</w:t>
             </w:r>
@@ -1889,26 +1884,26 @@
         </w:tc>
         <w:tc>
           <w:tcPr>
-            <w:tcW w:type="pct" w:w="1100"/>
+            <w:tcW w:type="dxa" w:w="1800"/>
             <w:tcMar>
-              <w:top w:type="dxa" w:w="40"/>
-              <w:left w:type="dxa" w:w="80"/>
-              <w:bottom w:type="dxa" w:w="40"/>
-              <w:right w:type="dxa" w:w="80"/>
+              <w:top w:type="dxa" w:w="140"/>
+              <w:left w:type="dxa" w:w="160"/>
+              <w:bottom w:type="dxa" w:w="140"/>
+              <w:right w:type="dxa" w:w="160"/>
             </w:tcMar>
-            <w:vAlign w:val="center"/>
+            <w:vAlign w:val="top"/>
           </w:tcPr>
           <w:p>
             <w:pPr>
-              <w:spacing w:after="20" w:line="264" w:lineRule="auto"/>
-              <w:jc w:val="left"/>
-            </w:pPr>
-            <w:r>
-              <w:rPr>
-                <w:rFonts w:ascii="Times New Roman" w:hAnsi="Times New Roman"/>
-                <w:color w:val="000000"/>
-                <w:sz w:val="24"/>
-                <w:szCs w:val="24"/>
+              <w:spacing w:after="60" w:line="300" w:lineRule="auto" w:before="50"/>
+              <w:jc w:val="left"/>
+            </w:pPr>
+            <w:r>
+              <w:rPr>
+                <w:rFonts w:ascii="Times New Roman" w:hAnsi="Times New Roman"/>
+                <w:color w:val="000000"/>
+                <w:sz w:val="26"/>
+                <w:szCs w:val="26"/>
               </w:rPr>
               <w:t xml:space="preserve">14 phút</w:t>
             </w:r>
@@ -1921,26 +1916,26 @@
         </w:trPr>
         <w:tc>
           <w:tcPr>
-            <w:tcW w:type="pct" w:w="3900"/>
+            <w:tcW w:type="dxa" w:w="7272"/>
             <w:tcMar>
-              <w:top w:type="dxa" w:w="40"/>
-              <w:left w:type="dxa" w:w="80"/>
-              <w:bottom w:type="dxa" w:w="40"/>
-              <w:right w:type="dxa" w:w="80"/>
+              <w:top w:type="dxa" w:w="140"/>
+              <w:left w:type="dxa" w:w="160"/>
+              <w:bottom w:type="dxa" w:w="140"/>
+              <w:right w:type="dxa" w:w="160"/>
             </w:tcMar>
-            <w:vAlign w:val="center"/>
+            <w:vAlign w:val="top"/>
           </w:tcPr>
           <w:p>
             <w:pPr>
-              <w:spacing w:after="20" w:line="264" w:lineRule="auto"/>
-              <w:jc w:val="left"/>
-            </w:pPr>
-            <w:r>
-              <w:rPr>
-                <w:rFonts w:ascii="Times New Roman" w:hAnsi="Times New Roman"/>
-                <w:color w:val="000000"/>
-                <w:sz w:val="24"/>
-                <w:szCs w:val="24"/>
+              <w:spacing w:after="60" w:line="300" w:lineRule="auto" w:before="50"/>
+              <w:jc w:val="left"/>
+            </w:pPr>
+            <w:r>
+              <w:rPr>
+                <w:rFonts w:ascii="Times New Roman" w:hAnsi="Times New Roman"/>
+                <w:color w:val="000000"/>
+                <w:sz w:val="26"/>
+                <w:szCs w:val="26"/>
               </w:rPr>
               <w:t xml:space="preserve">Hoạt động 5. Sử dụng AI kiểm chứng dự đoán và giao nhiệm vụ vận dụng</w:t>
             </w:r>
@@ -1948,26 +1943,26 @@
         </w:tc>
         <w:tc>
           <w:tcPr>
-            <w:tcW w:type="pct" w:w="1100"/>
+            <w:tcW w:type="dxa" w:w="1800"/>
             <w:tcMar>
-              <w:top w:type="dxa" w:w="40"/>
-              <w:left w:type="dxa" w:w="80"/>
-              <w:bottom w:type="dxa" w:w="40"/>
-              <w:right w:type="dxa" w:w="80"/>
+              <w:top w:type="dxa" w:w="140"/>
+              <w:left w:type="dxa" w:w="160"/>
+              <w:bottom w:type="dxa" w:w="140"/>
+              <w:right w:type="dxa" w:w="160"/>
             </w:tcMar>
-            <w:vAlign w:val="center"/>
+            <w:vAlign w:val="top"/>
           </w:tcPr>
           <w:p>
             <w:pPr>
-              <w:spacing w:after="20" w:line="264" w:lineRule="auto"/>
-              <w:jc w:val="left"/>
-            </w:pPr>
-            <w:r>
-              <w:rPr>
-                <w:rFonts w:ascii="Times New Roman" w:hAnsi="Times New Roman"/>
-                <w:color w:val="000000"/>
-                <w:sz w:val="24"/>
-                <w:szCs w:val="24"/>
+              <w:spacing w:after="60" w:line="300" w:lineRule="auto" w:before="50"/>
+              <w:jc w:val="left"/>
+            </w:pPr>
+            <w:r>
+              <w:rPr>
+                <w:rFonts w:ascii="Times New Roman" w:hAnsi="Times New Roman"/>
+                <w:color w:val="000000"/>
+                <w:sz w:val="26"/>
+                <w:szCs w:val="26"/>
               </w:rPr>
               <w:t xml:space="preserve">7 phút</w:t>
             </w:r>
@@ -1980,28 +1975,28 @@
         </w:trPr>
         <w:tc>
           <w:tcPr>
-            <w:tcW w:type="pct" w:w="3900"/>
+            <w:tcW w:type="dxa" w:w="7272"/>
             <w:tcMar>
-              <w:top w:type="dxa" w:w="40"/>
-              <w:left w:type="dxa" w:w="80"/>
-              <w:bottom w:type="dxa" w:w="40"/>
-              <w:right w:type="dxa" w:w="80"/>
+              <w:top w:type="dxa" w:w="140"/>
+              <w:left w:type="dxa" w:w="160"/>
+              <w:bottom w:type="dxa" w:w="140"/>
+              <w:right w:type="dxa" w:w="160"/>
             </w:tcMar>
-            <w:vAlign w:val="center"/>
+            <w:vAlign w:val="top"/>
           </w:tcPr>
           <w:p>
             <w:pPr>
-              <w:spacing w:after="20" w:line="264" w:lineRule="auto"/>
-              <w:jc w:val="left"/>
-            </w:pPr>
-            <w:r>
-              <w:rPr>
-                <w:rFonts w:ascii="Times New Roman" w:hAnsi="Times New Roman"/>
-                <w:b/>
-                <w:bCs/>
-                <w:color w:val="000000"/>
-                <w:sz w:val="24"/>
-                <w:szCs w:val="24"/>
+              <w:spacing w:after="60" w:line="300" w:lineRule="auto" w:before="50"/>
+              <w:jc w:val="left"/>
+            </w:pPr>
+            <w:r>
+              <w:rPr>
+                <w:rFonts w:ascii="Times New Roman" w:hAnsi="Times New Roman"/>
+                <w:b/>
+                <w:bCs/>
+                <w:color w:val="000000"/>
+                <w:sz w:val="26"/>
+                <w:szCs w:val="26"/>
               </w:rPr>
               <w:t xml:space="preserve">Tổng</w:t>
             </w:r>
@@ -2009,18 +2004,18 @@
         </w:tc>
         <w:tc>
           <w:tcPr>
-            <w:tcW w:type="pct" w:w="1100"/>
+            <w:tcW w:type="dxa" w:w="1800"/>
             <w:tcMar>
-              <w:top w:type="dxa" w:w="40"/>
-              <w:left w:type="dxa" w:w="80"/>
-              <w:bottom w:type="dxa" w:w="40"/>
-              <w:right w:type="dxa" w:w="80"/>
+              <w:top w:type="dxa" w:w="140"/>
+              <w:left w:type="dxa" w:w="160"/>
+              <w:bottom w:type="dxa" w:w="140"/>
+              <w:right w:type="dxa" w:w="160"/>
             </w:tcMar>
-            <w:vAlign w:val="center"/>
+            <w:vAlign w:val="top"/>
           </w:tcPr>
           <w:p>
             <w:pPr>
-              <w:spacing w:after="20" w:line="264" w:lineRule="auto"/>
+              <w:spacing w:after="60" w:line="300" w:lineRule="auto" w:before="50"/>
               <w:jc w:val="center"/>
             </w:pPr>
             <w:r>
@@ -2029,8 +2024,8 @@
                 <w:b/>
                 <w:bCs/>
                 <w:color w:val="000000"/>
-                <w:sz w:val="24"/>
-                <w:szCs w:val="24"/>
+                <w:sz w:val="26"/>
+                <w:szCs w:val="26"/>
               </w:rPr>
               <w:t xml:space="preserve">45 phút</w:t>
             </w:r>
@@ -2040,14 +2035,18 @@
     </w:tbl>
     <w:p>
       <w:pPr>
-        <w:spacing w:after="80"/>
+        <w:spacing w:before="0" w:after="0"/>
+        <w:sectPr>
+          <w:pgSz w:w="11906" w:h="16838" w:orient="portrait"/>
+          <w:pgMar w:top="1134" w:right="1134" w:bottom="1134" w:left="1701" w:header="708" w:footer="708" w:gutter="0"/>
+        </w:sectPr>
       </w:pPr>
     </w:p>
     <w:p>
       <w:pPr>
         <w:pStyle w:val="Heading2"/>
         <w:keepNext/>
-        <w:spacing w:after="60" w:before="120" w:line="300" w:lineRule="auto"/>
+        <w:spacing w:after="60" w:before="140" w:line="312" w:lineRule="auto"/>
         <w:jc w:val="left"/>
       </w:pPr>
       <w:r>
@@ -2056,29 +2055,29 @@
           <w:b/>
           <w:bCs/>
           <w:color w:val="000000"/>
-          <w:sz w:val="26"/>
-          <w:szCs w:val="26"/>
+          <w:sz w:val="27"/>
+          <w:szCs w:val="27"/>
         </w:rPr>
         <w:t xml:space="preserve">4. Các hoạt động dạy học</w:t>
       </w:r>
     </w:p>
     <w:tbl>
       <w:tblPr>
-        <w:tblW w:type="pct" w:w="5000"/>
+        <w:tblW w:type="dxa" w:w="14570"/>
         <w:tblBorders>
-          <w:top w:val="single" w:color="000000" w:sz="4"/>
-          <w:left w:val="single" w:color="000000" w:sz="4"/>
-          <w:bottom w:val="single" w:color="000000" w:sz="4"/>
-          <w:right w:val="single" w:color="000000" w:sz="4"/>
-          <w:insideH w:val="single" w:color="000000" w:sz="4"/>
-          <w:insideV w:val="single" w:color="000000" w:sz="4"/>
+          <w:top w:val="single" w:color="2F3542" w:sz="6" w:space="0"/>
+          <w:left w:val="single" w:color="2F3542" w:sz="6" w:space="0"/>
+          <w:bottom w:val="single" w:color="2F3542" w:sz="6" w:space="0"/>
+          <w:right w:val="single" w:color="2F3542" w:sz="6" w:space="0"/>
+          <w:insideH w:val="single" w:color="2F3542" w:sz="6" w:space="0"/>
+          <w:insideV w:val="single" w:color="2F3542" w:sz="6" w:space="0"/>
         </w:tblBorders>
       </w:tblPr>
       <w:tblGrid>
-        <w:gridCol w:w="1451"/>
-        <w:gridCol w:w="3810"/>
-        <w:gridCol w:w="1451"/>
-        <w:gridCol w:w="2358"/>
+        <w:gridCol w:w="2000"/>
+        <w:gridCol w:w="6770"/>
+        <w:gridCol w:w="2000"/>
+        <w:gridCol w:w="3800"/>
       </w:tblGrid>
       <w:tr>
         <w:trPr>
@@ -2087,19 +2086,19 @@
         </w:trPr>
         <w:tc>
           <w:tcPr>
-            <w:tcW w:type="pct" w:w="800"/>
-            <w:shd w:fill="D9E2F3" w:val="clear"/>
+            <w:tcW w:type="dxa" w:w="2000"/>
+            <w:shd w:fill="E8EEF5" w:val="clear" w:color="auto"/>
             <w:tcMar>
-              <w:top w:type="dxa" w:w="40"/>
-              <w:left w:type="dxa" w:w="80"/>
-              <w:bottom w:type="dxa" w:w="40"/>
-              <w:right w:type="dxa" w:w="80"/>
+              <w:top w:type="dxa" w:w="140"/>
+              <w:left w:type="dxa" w:w="160"/>
+              <w:bottom w:type="dxa" w:w="140"/>
+              <w:right w:type="dxa" w:w="160"/>
             </w:tcMar>
             <w:vAlign w:val="center"/>
           </w:tcPr>
           <w:p>
             <w:pPr>
-              <w:spacing w:after="20" w:line="264" w:lineRule="auto"/>
+              <w:spacing w:after="60" w:line="280" w:lineRule="auto" w:before="60"/>
               <w:jc w:val="center"/>
             </w:pPr>
             <w:r>
@@ -2108,8 +2107,8 @@
                 <w:b/>
                 <w:bCs/>
                 <w:color w:val="000000"/>
-                <w:sz w:val="24"/>
-                <w:szCs w:val="24"/>
+                <w:sz w:val="26"/>
+                <w:szCs w:val="26"/>
               </w:rPr>
               <w:t xml:space="preserve">Hoạt động – thời lượng</w:t>
             </w:r>
@@ -2117,19 +2116,19 @@
         </w:tc>
         <w:tc>
           <w:tcPr>
-            <w:tcW w:type="pct" w:w="2100"/>
-            <w:shd w:fill="D9E2F3" w:val="clear"/>
+            <w:tcW w:type="dxa" w:w="6770"/>
+            <w:shd w:fill="E8EEF5" w:val="clear" w:color="auto"/>
             <w:tcMar>
-              <w:top w:type="dxa" w:w="40"/>
-              <w:left w:type="dxa" w:w="80"/>
-              <w:bottom w:type="dxa" w:w="40"/>
-              <w:right w:type="dxa" w:w="80"/>
+              <w:top w:type="dxa" w:w="140"/>
+              <w:left w:type="dxa" w:w="160"/>
+              <w:bottom w:type="dxa" w:w="140"/>
+              <w:right w:type="dxa" w:w="160"/>
             </w:tcMar>
             <w:vAlign w:val="center"/>
           </w:tcPr>
           <w:p>
             <w:pPr>
-              <w:spacing w:after="20" w:line="264" w:lineRule="auto"/>
+              <w:spacing w:after="60" w:line="280" w:lineRule="auto" w:before="60"/>
               <w:jc w:val="center"/>
             </w:pPr>
             <w:r>
@@ -2138,8 +2137,8 @@
                 <w:b/>
                 <w:bCs/>
                 <w:color w:val="000000"/>
-                <w:sz w:val="24"/>
-                <w:szCs w:val="24"/>
+                <w:sz w:val="26"/>
+                <w:szCs w:val="26"/>
               </w:rPr>
               <w:t xml:space="preserve">Nội dung hoạt động và nhiệm vụ học tập</w:t>
             </w:r>
@@ -2147,19 +2146,19 @@
         </w:tc>
         <w:tc>
           <w:tcPr>
-            <w:tcW w:type="pct" w:w="800"/>
-            <w:shd w:fill="D9E2F3" w:val="clear"/>
+            <w:tcW w:type="dxa" w:w="2000"/>
+            <w:shd w:fill="E8EEF5" w:val="clear" w:color="auto"/>
             <w:tcMar>
-              <w:top w:type="dxa" w:w="40"/>
-              <w:left w:type="dxa" w:w="80"/>
-              <w:bottom w:type="dxa" w:w="40"/>
-              <w:right w:type="dxa" w:w="80"/>
+              <w:top w:type="dxa" w:w="140"/>
+              <w:left w:type="dxa" w:w="160"/>
+              <w:bottom w:type="dxa" w:w="140"/>
+              <w:right w:type="dxa" w:w="160"/>
             </w:tcMar>
             <w:vAlign w:val="center"/>
           </w:tcPr>
           <w:p>
             <w:pPr>
-              <w:spacing w:after="20" w:line="264" w:lineRule="auto"/>
+              <w:spacing w:after="60" w:line="280" w:lineRule="auto" w:before="60"/>
               <w:jc w:val="center"/>
             </w:pPr>
             <w:r>
@@ -2168,8 +2167,8 @@
                 <w:b/>
                 <w:bCs/>
                 <w:color w:val="000000"/>
-                <w:sz w:val="24"/>
-                <w:szCs w:val="24"/>
+                <w:sz w:val="26"/>
+                <w:szCs w:val="26"/>
               </w:rPr>
               <w:t xml:space="preserve">Năng lực, phẩm chất hướng tới</w:t>
             </w:r>
@@ -2177,19 +2176,19 @@
         </w:tc>
         <w:tc>
           <w:tcPr>
-            <w:tcW w:type="pct" w:w="1300"/>
-            <w:shd w:fill="D9E2F3" w:val="clear"/>
+            <w:tcW w:type="dxa" w:w="3800"/>
+            <w:shd w:fill="E8EEF5" w:val="clear" w:color="auto"/>
             <w:tcMar>
-              <w:top w:type="dxa" w:w="40"/>
-              <w:left w:type="dxa" w:w="80"/>
-              <w:bottom w:type="dxa" w:w="40"/>
-              <w:right w:type="dxa" w:w="80"/>
+              <w:top w:type="dxa" w:w="140"/>
+              <w:left w:type="dxa" w:w="160"/>
+              <w:bottom w:type="dxa" w:w="140"/>
+              <w:right w:type="dxa" w:w="160"/>
             </w:tcMar>
             <w:vAlign w:val="center"/>
           </w:tcPr>
           <w:p>
             <w:pPr>
-              <w:spacing w:after="20" w:line="264" w:lineRule="auto"/>
+              <w:spacing w:after="60" w:line="280" w:lineRule="auto" w:before="60"/>
               <w:jc w:val="center"/>
             </w:pPr>
             <w:r>
@@ -2198,8 +2197,8 @@
                 <w:b/>
                 <w:bCs/>
                 <w:color w:val="000000"/>
-                <w:sz w:val="24"/>
-                <w:szCs w:val="24"/>
+                <w:sz w:val="26"/>
+                <w:szCs w:val="26"/>
               </w:rPr>
               <w:t xml:space="preserve">Sản phẩm và đánh giá</w:t>
             </w:r>
@@ -2212,43 +2211,43 @@
         </w:trPr>
         <w:tc>
           <w:tcPr>
-            <w:tcW w:type="pct" w:w="800"/>
+            <w:tcW w:type="dxa" w:w="2000"/>
             <w:tcMar>
-              <w:top w:type="dxa" w:w="40"/>
-              <w:left w:type="dxa" w:w="80"/>
-              <w:bottom w:type="dxa" w:w="40"/>
-              <w:right w:type="dxa" w:w="80"/>
+              <w:top w:type="dxa" w:w="140"/>
+              <w:left w:type="dxa" w:w="160"/>
+              <w:bottom w:type="dxa" w:w="140"/>
+              <w:right w:type="dxa" w:w="160"/>
             </w:tcMar>
-            <w:vAlign w:val="center"/>
+            <w:vAlign w:val="top"/>
           </w:tcPr>
           <w:p>
             <w:pPr>
-              <w:spacing w:after="20" w:line="264" w:lineRule="auto"/>
-              <w:jc w:val="left"/>
-            </w:pPr>
-            <w:r>
-              <w:rPr>
-                <w:rFonts w:ascii="Times New Roman" w:hAnsi="Times New Roman"/>
-                <w:b/>
-                <w:bCs/>
-                <w:color w:val="000000"/>
-                <w:sz w:val="24"/>
-                <w:szCs w:val="24"/>
+              <w:spacing w:after="60" w:line="300" w:lineRule="auto" w:before="50"/>
+              <w:jc w:val="left"/>
+            </w:pPr>
+            <w:r>
+              <w:rPr>
+                <w:rFonts w:ascii="Times New Roman" w:hAnsi="Times New Roman"/>
+                <w:b/>
+                <w:bCs/>
+                <w:color w:val="000000"/>
+                <w:sz w:val="26"/>
+                <w:szCs w:val="26"/>
               </w:rPr>
               <w:t xml:space="preserve">HOẠT ĐỘNG 1. MỞ ĐẦU: QUAN SÁT MIẾNG DƯA HẤU — XÁC ĐỊNH NHIỆM VỤ</w:t>
             </w:r>
           </w:p>
           <w:p>
             <w:pPr>
-              <w:spacing w:after="20" w:line="264" w:lineRule="auto"/>
-              <w:jc w:val="left"/>
-            </w:pPr>
-            <w:r>
-              <w:rPr>
-                <w:rFonts w:ascii="Times New Roman" w:hAnsi="Times New Roman"/>
-                <w:color w:val="000000"/>
-                <w:sz w:val="24"/>
-                <w:szCs w:val="24"/>
+              <w:spacing w:after="60" w:line="300" w:lineRule="auto" w:before="50"/>
+              <w:jc w:val="left"/>
+            </w:pPr>
+            <w:r>
+              <w:rPr>
+                <w:rFonts w:ascii="Times New Roman" w:hAnsi="Times New Roman"/>
+                <w:color w:val="000000"/>
+                <w:sz w:val="26"/>
+                <w:szCs w:val="26"/>
               </w:rPr>
               <w:t xml:space="preserve">(4 phút)</w:t>
             </w:r>
@@ -2256,28 +2255,28 @@
         </w:tc>
         <w:tc>
           <w:tcPr>
-            <w:tcW w:type="pct" w:w="2100"/>
+            <w:tcW w:type="dxa" w:w="6770"/>
             <w:tcMar>
-              <w:top w:type="dxa" w:w="40"/>
-              <w:left w:type="dxa" w:w="80"/>
-              <w:bottom w:type="dxa" w:w="40"/>
-              <w:right w:type="dxa" w:w="80"/>
+              <w:top w:type="dxa" w:w="140"/>
+              <w:left w:type="dxa" w:w="160"/>
+              <w:bottom w:type="dxa" w:w="140"/>
+              <w:right w:type="dxa" w:w="160"/>
             </w:tcMar>
-            <w:vAlign w:val="center"/>
+            <w:vAlign w:val="top"/>
           </w:tcPr>
           <w:p>
             <w:pPr>
-              <w:spacing w:after="20" w:line="264" w:lineRule="auto"/>
-              <w:jc w:val="left"/>
-            </w:pPr>
-            <w:r>
-              <w:rPr>
-                <w:rFonts w:ascii="Times New Roman" w:hAnsi="Times New Roman"/>
-                <w:b/>
-                <w:bCs/>
-                <w:color w:val="000000"/>
-                <w:sz w:val="24"/>
-                <w:szCs w:val="24"/>
+              <w:spacing w:after="60" w:line="300" w:lineRule="auto" w:before="50"/>
+              <w:jc w:val="left"/>
+            </w:pPr>
+            <w:r>
+              <w:rPr>
+                <w:rFonts w:ascii="Times New Roman" w:hAnsi="Times New Roman"/>
+                <w:b/>
+                <w:bCs/>
+                <w:color w:val="000000"/>
+                <w:sz w:val="26"/>
+                <w:szCs w:val="26"/>
               </w:rPr>
               <w:t xml:space="preserve">Mục tiêu:</w:t>
             </w:r>
@@ -2285,25 +2284,25 @@
               <w:rPr>
                 <w:rFonts w:ascii="Times New Roman" w:hAnsi="Times New Roman"/>
                 <w:color w:val="000000"/>
-                <w:sz w:val="24"/>
-                <w:szCs w:val="24"/>
+                <w:sz w:val="26"/>
+                <w:szCs w:val="26"/>
               </w:rPr>
               <w:t xml:space="preserve"> Học sinh quan sát và đếm được các đối tượng tạo thành hình dưa hấu, nhận ra hình phức tạp được ghép từ nhiều đối tượng theo thứ tự lớp.</w:t>
             </w:r>
           </w:p>
           <w:p>
             <w:pPr>
-              <w:spacing w:after="20" w:line="264" w:lineRule="auto"/>
-              <w:jc w:val="left"/>
-            </w:pPr>
-            <w:r>
-              <w:rPr>
-                <w:rFonts w:ascii="Times New Roman" w:hAnsi="Times New Roman"/>
-                <w:b/>
-                <w:bCs/>
-                <w:color w:val="000000"/>
-                <w:sz w:val="24"/>
-                <w:szCs w:val="24"/>
+              <w:spacing w:after="50" w:line="300" w:lineRule="auto" w:before="120"/>
+              <w:jc w:val="left"/>
+            </w:pPr>
+            <w:r>
+              <w:rPr>
+                <w:rFonts w:ascii="Times New Roman" w:hAnsi="Times New Roman"/>
+                <w:b/>
+                <w:bCs/>
+                <w:color w:val="000000"/>
+                <w:sz w:val="26"/>
+                <w:szCs w:val="26"/>
               </w:rPr>
               <w:t xml:space="preserve">Nội dung:</w:t>
             </w:r>
@@ -2311,72 +2310,74 @@
               <w:rPr>
                 <w:rFonts w:ascii="Times New Roman" w:hAnsi="Times New Roman"/>
                 <w:color w:val="000000"/>
-                <w:sz w:val="24"/>
-                <w:szCs w:val="24"/>
+                <w:sz w:val="26"/>
+                <w:szCs w:val="26"/>
               </w:rPr>
               <w:t xml:space="preserve"> Nhiệm vụ quan sát mở đầu SGK trang 69: “Quan sát hình vẽ miếng dưa hấu ở Hình 13.1 và kể các đối tượng có trong hình vẽ. Xác định thứ tự các lớp của các đối tượng trong hình vẽ.”</w:t>
             </w:r>
           </w:p>
           <w:p>
             <w:pPr>
-              <w:spacing w:after="20" w:line="264" w:lineRule="auto"/>
-              <w:jc w:val="left"/>
-            </w:pPr>
-            <w:r>
-              <w:rPr>
-                <w:rFonts w:ascii="Times New Roman" w:hAnsi="Times New Roman"/>
-                <w:b/>
-                <w:bCs/>
-                <w:color w:val="000000"/>
-                <w:sz w:val="24"/>
-                <w:szCs w:val="24"/>
+              <w:spacing w:after="50" w:line="300" w:lineRule="auto" w:before="120"/>
+              <w:jc w:val="left"/>
+            </w:pPr>
+            <w:r>
+              <w:rPr>
+                <w:rFonts w:ascii="Times New Roman" w:hAnsi="Times New Roman"/>
+                <w:b/>
+                <w:bCs/>
+                <w:color w:val="000000"/>
+                <w:sz w:val="26"/>
+                <w:szCs w:val="26"/>
               </w:rPr>
               <w:t xml:space="preserve">Tổ chức thực hiện:</w:t>
             </w:r>
           </w:p>
           <w:p>
             <w:pPr>
-              <w:spacing w:after="20" w:line="264" w:lineRule="auto"/>
-              <w:jc w:val="left"/>
-            </w:pPr>
-            <w:r>
-              <w:rPr>
-                <w:rFonts w:ascii="Times New Roman" w:hAnsi="Times New Roman"/>
-                <w:b/>
-                <w:bCs/>
-                <w:color w:val="000000"/>
-                <w:sz w:val="24"/>
-                <w:szCs w:val="24"/>
+              <w:spacing w:after="50" w:line="300" w:lineRule="auto" w:before="120"/>
+              <w:jc w:val="left"/>
+            </w:pPr>
+            <w:r>
+              <w:rPr>
+                <w:rFonts w:ascii="Times New Roman" w:hAnsi="Times New Roman"/>
+                <w:b/>
+                <w:bCs/>
+                <w:color w:val="000000"/>
+                <w:sz w:val="26"/>
+                <w:szCs w:val="26"/>
               </w:rPr>
               <w:t xml:space="preserve">Giáo viên:</w:t>
             </w:r>
           </w:p>
           <w:p>
             <w:pPr>
-              <w:spacing w:after="20" w:line="264" w:lineRule="auto"/>
-              <w:jc w:val="left"/>
-            </w:pPr>
-            <w:r>
-              <w:rPr>
-                <w:rFonts w:ascii="Times New Roman" w:hAnsi="Times New Roman"/>
-                <w:color w:val="000000"/>
-                <w:sz w:val="24"/>
-                <w:szCs w:val="24"/>
+              <w:spacing w:after="60" w:line="300" w:lineRule="auto" w:before="50"/>
+              <w:jc w:val="left"/>
+              <w:ind w:left="160"/>
+            </w:pPr>
+            <w:r>
+              <w:rPr>
+                <w:rFonts w:ascii="Times New Roman" w:hAnsi="Times New Roman"/>
+                <w:color w:val="000000"/>
+                <w:sz w:val="26"/>
+                <w:szCs w:val="26"/>
               </w:rPr>
               <w:t xml:space="preserve">- Trình chiếu Hình 13.1 SGK; tổ chức trò chơi “Ai là vũ khí của nhà thiết kế?” 2 lượt nhanh ôn Bài 12 (công cụ, thứ tự lớp).</w:t>
             </w:r>
           </w:p>
           <w:p>
             <w:pPr>
-              <w:spacing w:after="20" w:line="264" w:lineRule="auto"/>
-              <w:jc w:val="left"/>
-            </w:pPr>
-            <w:r>
-              <w:rPr>
-                <w:rFonts w:ascii="Times New Roman" w:hAnsi="Times New Roman"/>
-                <w:color w:val="000000"/>
-                <w:sz w:val="24"/>
-                <w:szCs w:val="24"/>
+              <w:spacing w:after="60" w:line="300" w:lineRule="auto" w:before="50"/>
+              <w:jc w:val="left"/>
+              <w:ind w:left="160"/>
+            </w:pPr>
+            <w:r>
+              <w:rPr>
+                <w:rFonts w:ascii="Times New Roman" w:hAnsi="Times New Roman"/>
+                <w:color w:val="000000"/>
+                <w:sz w:val="26"/>
+                <w:szCs w:val="26"/>
               </w:rPr>
               <w:t xml:space="preserve">- Đặt câu hỏi: </w:t>
             </w:r>
@@ -2386,8 +2387,8 @@
                 <w:b/>
                 <w:bCs/>
                 <w:color w:val="000000"/>
-                <w:sz w:val="24"/>
-                <w:szCs w:val="24"/>
+                <w:sz w:val="26"/>
+                <w:szCs w:val="26"/>
               </w:rPr>
               <w:t xml:space="preserve">(1)</w:t>
             </w:r>
@@ -2395,8 +2396,8 @@
               <w:rPr>
                 <w:rFonts w:ascii="Times New Roman" w:hAnsi="Times New Roman"/>
                 <w:color w:val="000000"/>
-                <w:sz w:val="24"/>
-                <w:szCs w:val="24"/>
+                <w:sz w:val="26"/>
+                <w:szCs w:val="26"/>
               </w:rPr>
               <w:t xml:space="preserve"> Hình dưa hấu gồm những đối tượng nào (vỏ xanh, ruột đỏ, vỏ trắng, các hạt)? </w:t>
             </w:r>
@@ -2406,8 +2407,8 @@
                 <w:b/>
                 <w:bCs/>
                 <w:color w:val="000000"/>
-                <w:sz w:val="24"/>
-                <w:szCs w:val="24"/>
+                <w:sz w:val="26"/>
+                <w:szCs w:val="26"/>
               </w:rPr>
               <w:t xml:space="preserve">(2)</w:t>
             </w:r>
@@ -2415,72 +2416,74 @@
               <w:rPr>
                 <w:rFonts w:ascii="Times New Roman" w:hAnsi="Times New Roman"/>
                 <w:color w:val="000000"/>
-                <w:sz w:val="24"/>
-                <w:szCs w:val="24"/>
+                <w:sz w:val="26"/>
+                <w:szCs w:val="26"/>
               </w:rPr>
               <w:t xml:space="preserve"> Theo em, đối tượng nào vẽ trước, đối tượng nào vẽ sau? Vì sao?</w:t>
             </w:r>
           </w:p>
           <w:p>
             <w:pPr>
-              <w:spacing w:after="20" w:line="264" w:lineRule="auto"/>
-              <w:jc w:val="left"/>
-            </w:pPr>
-            <w:r>
-              <w:rPr>
-                <w:rFonts w:ascii="Times New Roman" w:hAnsi="Times New Roman"/>
-                <w:b/>
-                <w:bCs/>
-                <w:color w:val="000000"/>
-                <w:sz w:val="24"/>
-                <w:szCs w:val="24"/>
+              <w:spacing w:after="50" w:line="300" w:lineRule="auto" w:before="120"/>
+              <w:jc w:val="left"/>
+            </w:pPr>
+            <w:r>
+              <w:rPr>
+                <w:rFonts w:ascii="Times New Roman" w:hAnsi="Times New Roman"/>
+                <w:b/>
+                <w:bCs/>
+                <w:color w:val="000000"/>
+                <w:sz w:val="26"/>
+                <w:szCs w:val="26"/>
               </w:rPr>
               <w:t xml:space="preserve">Học sinh:</w:t>
             </w:r>
           </w:p>
           <w:p>
             <w:pPr>
-              <w:spacing w:after="20" w:line="264" w:lineRule="auto"/>
-              <w:jc w:val="left"/>
-            </w:pPr>
-            <w:r>
-              <w:rPr>
-                <w:rFonts w:ascii="Times New Roman" w:hAnsi="Times New Roman"/>
-                <w:color w:val="000000"/>
-                <w:sz w:val="24"/>
-                <w:szCs w:val="24"/>
+              <w:spacing w:after="60" w:line="300" w:lineRule="auto" w:before="50"/>
+              <w:jc w:val="left"/>
+              <w:ind w:left="160"/>
+            </w:pPr>
+            <w:r>
+              <w:rPr>
+                <w:rFonts w:ascii="Times New Roman" w:hAnsi="Times New Roman"/>
+                <w:color w:val="000000"/>
+                <w:sz w:val="26"/>
+                <w:szCs w:val="26"/>
               </w:rPr>
               <w:t xml:space="preserve">- Chơi trò chơi ôn tập; quan sát và liệt kê các đối tượng: đường viền/vỏ xanh — ruột đỏ — lớp trắng — các hạt đen; dự đoán thứ tự vẽ theo lớp (vẽ nền trước, chi tiết sau).</w:t>
             </w:r>
           </w:p>
           <w:p>
             <w:pPr>
-              <w:spacing w:after="20" w:line="264" w:lineRule="auto"/>
-              <w:jc w:val="left"/>
-            </w:pPr>
-            <w:r>
-              <w:rPr>
-                <w:rFonts w:ascii="Times New Roman" w:hAnsi="Times New Roman"/>
-                <w:b/>
-                <w:bCs/>
-                <w:color w:val="000000"/>
-                <w:sz w:val="24"/>
-                <w:szCs w:val="24"/>
+              <w:spacing w:after="50" w:line="300" w:lineRule="auto" w:before="120"/>
+              <w:jc w:val="left"/>
+            </w:pPr>
+            <w:r>
+              <w:rPr>
+                <w:rFonts w:ascii="Times New Roman" w:hAnsi="Times New Roman"/>
+                <w:b/>
+                <w:bCs/>
+                <w:color w:val="000000"/>
+                <w:sz w:val="26"/>
+                <w:szCs w:val="26"/>
               </w:rPr>
               <w:t xml:space="preserve">Giáo viên:</w:t>
             </w:r>
           </w:p>
           <w:p>
             <w:pPr>
-              <w:spacing w:after="20" w:line="264" w:lineRule="auto"/>
-              <w:jc w:val="left"/>
-            </w:pPr>
-            <w:r>
-              <w:rPr>
-                <w:rFonts w:ascii="Times New Roman" w:hAnsi="Times New Roman"/>
-                <w:color w:val="000000"/>
-                <w:sz w:val="24"/>
-                <w:szCs w:val="24"/>
+              <w:spacing w:after="60" w:line="300" w:lineRule="auto" w:before="50"/>
+              <w:jc w:val="left"/>
+              <w:ind w:left="160"/>
+            </w:pPr>
+            <w:r>
+              <w:rPr>
+                <w:rFonts w:ascii="Times New Roman" w:hAnsi="Times New Roman"/>
+                <w:color w:val="000000"/>
+                <w:sz w:val="26"/>
+                <w:szCs w:val="26"/>
               </w:rPr>
               <w:t xml:space="preserve">- Khẳng định: hình phức tạp ghép từ nhiều đối tượng; dẫn dắt: “Hôm nay ta học ba công cụ để ‘bổ sung’ đối tượng: thuộc tính hình khối, màu chuyên nghiệp và phép ghép đối tượng.”</w:t>
             </w:r>
@@ -2488,56 +2491,59 @@
         </w:tc>
         <w:tc>
           <w:tcPr>
-            <w:tcW w:type="pct" w:w="800"/>
+            <w:tcW w:type="dxa" w:w="2000"/>
             <w:tcMar>
-              <w:top w:type="dxa" w:w="40"/>
-              <w:left w:type="dxa" w:w="80"/>
-              <w:bottom w:type="dxa" w:w="40"/>
-              <w:right w:type="dxa" w:w="80"/>
+              <w:top w:type="dxa" w:w="140"/>
+              <w:left w:type="dxa" w:w="160"/>
+              <w:bottom w:type="dxa" w:w="140"/>
+              <w:right w:type="dxa" w:w="160"/>
             </w:tcMar>
-            <w:vAlign w:val="center"/>
+            <w:vAlign w:val="top"/>
           </w:tcPr>
           <w:p>
             <w:pPr>
-              <w:spacing w:after="20" w:line="264" w:lineRule="auto"/>
-              <w:jc w:val="left"/>
-            </w:pPr>
-            <w:r>
-              <w:rPr>
-                <w:rFonts w:ascii="Times New Roman" w:hAnsi="Times New Roman"/>
-                <w:color w:val="000000"/>
-                <w:sz w:val="24"/>
-                <w:szCs w:val="24"/>
+              <w:spacing w:after="60" w:line="300" w:lineRule="auto" w:before="50"/>
+              <w:jc w:val="left"/>
+              <w:ind w:left="160"/>
+            </w:pPr>
+            <w:r>
+              <w:rPr>
+                <w:rFonts w:ascii="Times New Roman" w:hAnsi="Times New Roman"/>
+                <w:color w:val="000000"/>
+                <w:sz w:val="26"/>
+                <w:szCs w:val="26"/>
               </w:rPr>
               <w:t xml:space="preserve">- NLa, NLc</w:t>
             </w:r>
           </w:p>
           <w:p>
             <w:pPr>
-              <w:spacing w:after="20" w:line="264" w:lineRule="auto"/>
-              <w:jc w:val="left"/>
-            </w:pPr>
-            <w:r>
-              <w:rPr>
-                <w:rFonts w:ascii="Times New Roman" w:hAnsi="Times New Roman"/>
-                <w:color w:val="000000"/>
-                <w:sz w:val="24"/>
-                <w:szCs w:val="24"/>
+              <w:spacing w:after="60" w:line="300" w:lineRule="auto" w:before="50"/>
+              <w:jc w:val="left"/>
+              <w:ind w:left="160"/>
+            </w:pPr>
+            <w:r>
+              <w:rPr>
+                <w:rFonts w:ascii="Times New Roman" w:hAnsi="Times New Roman"/>
+                <w:color w:val="000000"/>
+                <w:sz w:val="26"/>
+                <w:szCs w:val="26"/>
               </w:rPr>
               <w:t xml:space="preserve">- Giao tiếp và hợp tác</w:t>
             </w:r>
           </w:p>
           <w:p>
             <w:pPr>
-              <w:spacing w:after="20" w:line="264" w:lineRule="auto"/>
-              <w:jc w:val="left"/>
-            </w:pPr>
-            <w:r>
-              <w:rPr>
-                <w:rFonts w:ascii="Times New Roman" w:hAnsi="Times New Roman"/>
-                <w:color w:val="000000"/>
-                <w:sz w:val="24"/>
-                <w:szCs w:val="24"/>
+              <w:spacing w:after="60" w:line="300" w:lineRule="auto" w:before="50"/>
+              <w:jc w:val="left"/>
+              <w:ind w:left="160"/>
+            </w:pPr>
+            <w:r>
+              <w:rPr>
+                <w:rFonts w:ascii="Times New Roman" w:hAnsi="Times New Roman"/>
+                <w:color w:val="000000"/>
+                <w:sz w:val="26"/>
+                <w:szCs w:val="26"/>
               </w:rPr>
               <w:t xml:space="preserve">- Chăm chỉ</w:t>
             </w:r>
@@ -2545,75 +2551,77 @@
         </w:tc>
         <w:tc>
           <w:tcPr>
-            <w:tcW w:type="pct" w:w="1300"/>
+            <w:tcW w:type="dxa" w:w="3800"/>
             <w:tcMar>
-              <w:top w:type="dxa" w:w="40"/>
-              <w:left w:type="dxa" w:w="80"/>
-              <w:bottom w:type="dxa" w:w="40"/>
-              <w:right w:type="dxa" w:w="80"/>
+              <w:top w:type="dxa" w:w="140"/>
+              <w:left w:type="dxa" w:w="160"/>
+              <w:bottom w:type="dxa" w:w="140"/>
+              <w:right w:type="dxa" w:w="160"/>
             </w:tcMar>
-            <w:vAlign w:val="center"/>
+            <w:vAlign w:val="top"/>
           </w:tcPr>
           <w:p>
             <w:pPr>
-              <w:spacing w:after="20" w:line="264" w:lineRule="auto"/>
-              <w:jc w:val="left"/>
-            </w:pPr>
-            <w:r>
-              <w:rPr>
-                <w:rFonts w:ascii="Times New Roman" w:hAnsi="Times New Roman"/>
-                <w:b/>
-                <w:bCs/>
-                <w:color w:val="000000"/>
-                <w:sz w:val="24"/>
-                <w:szCs w:val="24"/>
+              <w:spacing w:after="60" w:line="300" w:lineRule="auto" w:before="50"/>
+              <w:jc w:val="left"/>
+            </w:pPr>
+            <w:r>
+              <w:rPr>
+                <w:rFonts w:ascii="Times New Roman" w:hAnsi="Times New Roman"/>
+                <w:b/>
+                <w:bCs/>
+                <w:color w:val="000000"/>
+                <w:sz w:val="26"/>
+                <w:szCs w:val="26"/>
               </w:rPr>
               <w:t xml:space="preserve">Câu trả lời dự kiến:</w:t>
             </w:r>
           </w:p>
           <w:p>
             <w:pPr>
-              <w:spacing w:after="20" w:line="264" w:lineRule="auto"/>
-              <w:jc w:val="left"/>
-            </w:pPr>
-            <w:r>
-              <w:rPr>
-                <w:rFonts w:ascii="Times New Roman" w:hAnsi="Times New Roman"/>
-                <w:color w:val="000000"/>
-                <w:sz w:val="24"/>
-                <w:szCs w:val="24"/>
+              <w:spacing w:after="60" w:line="300" w:lineRule="auto" w:before="50"/>
+              <w:jc w:val="left"/>
+              <w:ind w:left="160"/>
+            </w:pPr>
+            <w:r>
+              <w:rPr>
+                <w:rFonts w:ascii="Times New Roman" w:hAnsi="Times New Roman"/>
+                <w:color w:val="000000"/>
+                <w:sz w:val="26"/>
+                <w:szCs w:val="26"/>
               </w:rPr>
               <w:t xml:space="preserve">- (1) Miếng dưa hấu gồm: miếng vỏ xanh (cung tròn), lớp vỏ trắng, ruột đỏ, và các hạt đen nhỏ; tổng thể ghép từ nhiều hình đơn giản.</w:t>
             </w:r>
           </w:p>
           <w:p>
             <w:pPr>
-              <w:spacing w:after="20" w:line="264" w:lineRule="auto"/>
-              <w:jc w:val="left"/>
-            </w:pPr>
-            <w:r>
-              <w:rPr>
-                <w:rFonts w:ascii="Times New Roman" w:hAnsi="Times New Roman"/>
-                <w:color w:val="000000"/>
-                <w:sz w:val="24"/>
-                <w:szCs w:val="24"/>
+              <w:spacing w:after="60" w:line="300" w:lineRule="auto" w:before="50"/>
+              <w:jc w:val="left"/>
+              <w:ind w:left="160"/>
+            </w:pPr>
+            <w:r>
+              <w:rPr>
+                <w:rFonts w:ascii="Times New Roman" w:hAnsi="Times New Roman"/>
+                <w:color w:val="000000"/>
+                <w:sz w:val="26"/>
+                <w:szCs w:val="26"/>
               </w:rPr>
               <w:t xml:space="preserve">- (2) Vẽ phần lớn (vỏ, ruột) trước; vẽ các hạt sau; các đối tượng xếp theo thứ tự lớp.</w:t>
             </w:r>
           </w:p>
           <w:p>
             <w:pPr>
-              <w:spacing w:after="20" w:line="264" w:lineRule="auto"/>
-              <w:jc w:val="left"/>
-            </w:pPr>
-            <w:r>
-              <w:rPr>
-                <w:rFonts w:ascii="Times New Roman" w:hAnsi="Times New Roman"/>
-                <w:b/>
-                <w:bCs/>
-                <w:color w:val="000000"/>
-                <w:sz w:val="24"/>
-                <w:szCs w:val="24"/>
+              <w:spacing w:after="50" w:line="300" w:lineRule="auto" w:before="120"/>
+              <w:jc w:val="left"/>
+            </w:pPr>
+            <w:r>
+              <w:rPr>
+                <w:rFonts w:ascii="Times New Roman" w:hAnsi="Times New Roman"/>
+                <w:b/>
+                <w:bCs/>
+                <w:color w:val="000000"/>
+                <w:sz w:val="26"/>
+                <w:szCs w:val="26"/>
               </w:rPr>
               <w:t xml:space="preserve">Đánh giá:</w:t>
             </w:r>
@@ -2621,8 +2629,8 @@
               <w:rPr>
                 <w:rFonts w:ascii="Times New Roman" w:hAnsi="Times New Roman"/>
                 <w:color w:val="000000"/>
-                <w:sz w:val="24"/>
-                <w:szCs w:val="24"/>
+                <w:sz w:val="26"/>
+                <w:szCs w:val="26"/>
               </w:rPr>
               <w:t xml:space="preserve"> Qua trò chơi và hỏi – đáp quan sát.</w:t>
             </w:r>
@@ -2635,43 +2643,43 @@
         </w:trPr>
         <w:tc>
           <w:tcPr>
-            <w:tcW w:type="pct" w:w="800"/>
+            <w:tcW w:type="dxa" w:w="2000"/>
             <w:tcMar>
-              <w:top w:type="dxa" w:w="40"/>
-              <w:left w:type="dxa" w:w="80"/>
-              <w:bottom w:type="dxa" w:w="40"/>
-              <w:right w:type="dxa" w:w="80"/>
+              <w:top w:type="dxa" w:w="140"/>
+              <w:left w:type="dxa" w:w="160"/>
+              <w:bottom w:type="dxa" w:w="140"/>
+              <w:right w:type="dxa" w:w="160"/>
             </w:tcMar>
-            <w:vAlign w:val="center"/>
+            <w:vAlign w:val="top"/>
           </w:tcPr>
           <w:p>
             <w:pPr>
-              <w:spacing w:after="20" w:line="264" w:lineRule="auto"/>
-              <w:jc w:val="left"/>
-            </w:pPr>
-            <w:r>
-              <w:rPr>
-                <w:rFonts w:ascii="Times New Roman" w:hAnsi="Times New Roman"/>
-                <w:b/>
-                <w:bCs/>
-                <w:color w:val="000000"/>
-                <w:sz w:val="24"/>
-                <w:szCs w:val="24"/>
+              <w:spacing w:after="60" w:line="300" w:lineRule="auto" w:before="50"/>
+              <w:jc w:val="left"/>
+            </w:pPr>
+            <w:r>
+              <w:rPr>
+                <w:rFonts w:ascii="Times New Roman" w:hAnsi="Times New Roman"/>
+                <w:b/>
+                <w:bCs/>
+                <w:color w:val="000000"/>
+                <w:sz w:val="26"/>
+                <w:szCs w:val="26"/>
               </w:rPr>
               <w:t xml:space="preserve">HOẠT ĐỘNG 2. TÌM HIỂU MỤC 1. CÁC ĐỐI TƯỢNG HÌNH KHỐI VÀ BẢNG THUỘC TÍNH</w:t>
             </w:r>
           </w:p>
           <w:p>
             <w:pPr>
-              <w:spacing w:after="20" w:line="264" w:lineRule="auto"/>
-              <w:jc w:val="left"/>
-            </w:pPr>
-            <w:r>
-              <w:rPr>
-                <w:rFonts w:ascii="Times New Roman" w:hAnsi="Times New Roman"/>
-                <w:color w:val="000000"/>
-                <w:sz w:val="24"/>
-                <w:szCs w:val="24"/>
+              <w:spacing w:after="60" w:line="300" w:lineRule="auto" w:before="50"/>
+              <w:jc w:val="left"/>
+            </w:pPr>
+            <w:r>
+              <w:rPr>
+                <w:rFonts w:ascii="Times New Roman" w:hAnsi="Times New Roman"/>
+                <w:color w:val="000000"/>
+                <w:sz w:val="26"/>
+                <w:szCs w:val="26"/>
               </w:rPr>
               <w:t xml:space="preserve">(11 phút)</w:t>
             </w:r>
@@ -2679,28 +2687,28 @@
         </w:tc>
         <w:tc>
           <w:tcPr>
-            <w:tcW w:type="pct" w:w="2100"/>
+            <w:tcW w:type="dxa" w:w="6770"/>
             <w:tcMar>
-              <w:top w:type="dxa" w:w="40"/>
-              <w:left w:type="dxa" w:w="80"/>
-              <w:bottom w:type="dxa" w:w="40"/>
-              <w:right w:type="dxa" w:w="80"/>
+              <w:top w:type="dxa" w:w="140"/>
+              <w:left w:type="dxa" w:w="160"/>
+              <w:bottom w:type="dxa" w:w="140"/>
+              <w:right w:type="dxa" w:w="160"/>
             </w:tcMar>
-            <w:vAlign w:val="center"/>
+            <w:vAlign w:val="top"/>
           </w:tcPr>
           <w:p>
             <w:pPr>
-              <w:spacing w:after="20" w:line="264" w:lineRule="auto"/>
-              <w:jc w:val="left"/>
-            </w:pPr>
-            <w:r>
-              <w:rPr>
-                <w:rFonts w:ascii="Times New Roman" w:hAnsi="Times New Roman"/>
-                <w:b/>
-                <w:bCs/>
-                <w:color w:val="000000"/>
-                <w:sz w:val="24"/>
-                <w:szCs w:val="24"/>
+              <w:spacing w:after="60" w:line="300" w:lineRule="auto" w:before="50"/>
+              <w:jc w:val="left"/>
+            </w:pPr>
+            <w:r>
+              <w:rPr>
+                <w:rFonts w:ascii="Times New Roman" w:hAnsi="Times New Roman"/>
+                <w:b/>
+                <w:bCs/>
+                <w:color w:val="000000"/>
+                <w:sz w:val="26"/>
+                <w:szCs w:val="26"/>
               </w:rPr>
               <w:t xml:space="preserve">Mục tiêu:</w:t>
             </w:r>
@@ -2708,25 +2716,25 @@
               <w:rPr>
                 <w:rFonts w:ascii="Times New Roman" w:hAnsi="Times New Roman"/>
                 <w:color w:val="000000"/>
-                <w:sz w:val="24"/>
-                <w:szCs w:val="24"/>
+                <w:sz w:val="26"/>
+                <w:szCs w:val="26"/>
               </w:rPr>
               <w:t xml:space="preserve"> Biết và điều chỉnh được thuộc tính của đối tượng hình khối theo bảng thuộc tính SGK.</w:t>
             </w:r>
           </w:p>
           <w:p>
             <w:pPr>
-              <w:spacing w:after="20" w:line="264" w:lineRule="auto"/>
-              <w:jc w:val="left"/>
-            </w:pPr>
-            <w:r>
-              <w:rPr>
-                <w:rFonts w:ascii="Times New Roman" w:hAnsi="Times New Roman"/>
-                <w:b/>
-                <w:bCs/>
-                <w:color w:val="000000"/>
-                <w:sz w:val="24"/>
-                <w:szCs w:val="24"/>
+              <w:spacing w:after="50" w:line="300" w:lineRule="auto" w:before="120"/>
+              <w:jc w:val="left"/>
+            </w:pPr>
+            <w:r>
+              <w:rPr>
+                <w:rFonts w:ascii="Times New Roman" w:hAnsi="Times New Roman"/>
+                <w:b/>
+                <w:bCs/>
+                <w:color w:val="000000"/>
+                <w:sz w:val="26"/>
+                <w:szCs w:val="26"/>
               </w:rPr>
               <w:t xml:space="preserve">Nội dung:</w:t>
             </w:r>
@@ -2734,72 +2742,74 @@
               <w:rPr>
                 <w:rFonts w:ascii="Times New Roman" w:hAnsi="Times New Roman"/>
                 <w:color w:val="000000"/>
-                <w:sz w:val="24"/>
-                <w:szCs w:val="24"/>
+                <w:sz w:val="26"/>
+                <w:szCs w:val="26"/>
               </w:rPr>
               <w:t xml:space="preserve"> Hoạt động 1 SGK (quan sát 4 hình sao ở Hình 13.2 — “Các hình sau được vẽ từ một công cụ có sẵn của Inkscape. Theo em đó là công cụ nào? Thảo luận để tìm cách vẽ được các hình đó.”); bảng các thuộc tính cơ bản của một số hình có sẵn (SGK trang 69 – 70).</w:t>
             </w:r>
           </w:p>
           <w:p>
             <w:pPr>
-              <w:spacing w:after="20" w:line="264" w:lineRule="auto"/>
-              <w:jc w:val="left"/>
-            </w:pPr>
-            <w:r>
-              <w:rPr>
-                <w:rFonts w:ascii="Times New Roman" w:hAnsi="Times New Roman"/>
-                <w:b/>
-                <w:bCs/>
-                <w:color w:val="000000"/>
-                <w:sz w:val="24"/>
-                <w:szCs w:val="24"/>
+              <w:spacing w:after="50" w:line="300" w:lineRule="auto" w:before="120"/>
+              <w:jc w:val="left"/>
+            </w:pPr>
+            <w:r>
+              <w:rPr>
+                <w:rFonts w:ascii="Times New Roman" w:hAnsi="Times New Roman"/>
+                <w:b/>
+                <w:bCs/>
+                <w:color w:val="000000"/>
+                <w:sz w:val="26"/>
+                <w:szCs w:val="26"/>
               </w:rPr>
               <w:t xml:space="preserve">Tổ chức thực hiện:</w:t>
             </w:r>
           </w:p>
           <w:p>
             <w:pPr>
-              <w:spacing w:after="20" w:line="264" w:lineRule="auto"/>
-              <w:jc w:val="left"/>
-            </w:pPr>
-            <w:r>
-              <w:rPr>
-                <w:rFonts w:ascii="Times New Roman" w:hAnsi="Times New Roman"/>
-                <w:b/>
-                <w:bCs/>
-                <w:color w:val="000000"/>
-                <w:sz w:val="24"/>
-                <w:szCs w:val="24"/>
+              <w:spacing w:after="50" w:line="300" w:lineRule="auto" w:before="120"/>
+              <w:jc w:val="left"/>
+            </w:pPr>
+            <w:r>
+              <w:rPr>
+                <w:rFonts w:ascii="Times New Roman" w:hAnsi="Times New Roman"/>
+                <w:b/>
+                <w:bCs/>
+                <w:color w:val="000000"/>
+                <w:sz w:val="26"/>
+                <w:szCs w:val="26"/>
               </w:rPr>
               <w:t xml:space="preserve">Giáo viên:</w:t>
             </w:r>
           </w:p>
           <w:p>
             <w:pPr>
-              <w:spacing w:after="20" w:line="264" w:lineRule="auto"/>
-              <w:jc w:val="left"/>
-            </w:pPr>
-            <w:r>
-              <w:rPr>
-                <w:rFonts w:ascii="Times New Roman" w:hAnsi="Times New Roman"/>
-                <w:color w:val="000000"/>
-                <w:sz w:val="24"/>
-                <w:szCs w:val="24"/>
+              <w:spacing w:after="60" w:line="300" w:lineRule="auto" w:before="50"/>
+              <w:jc w:val="left"/>
+              <w:ind w:left="160"/>
+            </w:pPr>
+            <w:r>
+              <w:rPr>
+                <w:rFonts w:ascii="Times New Roman" w:hAnsi="Times New Roman"/>
+                <w:color w:val="000000"/>
+                <w:sz w:val="26"/>
+                <w:szCs w:val="26"/>
               </w:rPr>
               <w:t xml:space="preserve">- Trình chiếu Hình 13.2 SGK; yêu cầu thảo luận theo cặp: công cụ nào vẽ được cả 4 hình? Làm sao để 4 hình khác nhau như vậy?</w:t>
             </w:r>
           </w:p>
           <w:p>
             <w:pPr>
-              <w:spacing w:after="20" w:line="264" w:lineRule="auto"/>
-              <w:jc w:val="left"/>
-            </w:pPr>
-            <w:r>
-              <w:rPr>
-                <w:rFonts w:ascii="Times New Roman" w:hAnsi="Times New Roman"/>
-                <w:color w:val="000000"/>
-                <w:sz w:val="24"/>
-                <w:szCs w:val="24"/>
+              <w:spacing w:after="60" w:line="300" w:lineRule="auto" w:before="50"/>
+              <w:jc w:val="left"/>
+              <w:ind w:left="160"/>
+            </w:pPr>
+            <w:r>
+              <w:rPr>
+                <w:rFonts w:ascii="Times New Roman" w:hAnsi="Times New Roman"/>
+                <w:color w:val="000000"/>
+                <w:sz w:val="26"/>
+                <w:szCs w:val="26"/>
               </w:rPr>
               <w:t xml:space="preserve">- Yêu cầu nghiên cứu bảng thuộc tính SGK và trả lời: </w:t>
             </w:r>
@@ -2809,8 +2819,8 @@
                 <w:b/>
                 <w:bCs/>
                 <w:color w:val="000000"/>
-                <w:sz w:val="24"/>
-                <w:szCs w:val="24"/>
+                <w:sz w:val="26"/>
+                <w:szCs w:val="26"/>
               </w:rPr>
               <w:t xml:space="preserve">(1)</w:t>
             </w:r>
@@ -2818,8 +2828,8 @@
               <w:rPr>
                 <w:rFonts w:ascii="Times New Roman" w:hAnsi="Times New Roman"/>
                 <w:color w:val="000000"/>
-                <w:sz w:val="24"/>
-                <w:szCs w:val="24"/>
+                <w:sz w:val="26"/>
+                <w:szCs w:val="26"/>
               </w:rPr>
               <w:t xml:space="preserve"> Hình vuông/chữ nhật có thuộc tính gì? (W, H — chiều rộng, chiều dài; Rx, Ry — bán kính góc bo, bằng 0 nếu góc vuông). </w:t>
             </w:r>
@@ -2829,8 +2839,8 @@
                 <w:b/>
                 <w:bCs/>
                 <w:color w:val="000000"/>
-                <w:sz w:val="24"/>
-                <w:szCs w:val="24"/>
+                <w:sz w:val="26"/>
+                <w:szCs w:val="26"/>
               </w:rPr>
               <w:t xml:space="preserve">(2)</w:t>
             </w:r>
@@ -2838,8 +2848,8 @@
               <w:rPr>
                 <w:rFonts w:ascii="Times New Roman" w:hAnsi="Times New Roman"/>
                 <w:color w:val="000000"/>
-                <w:sz w:val="24"/>
-                <w:szCs w:val="24"/>
+                <w:sz w:val="26"/>
+                <w:szCs w:val="26"/>
               </w:rPr>
               <w:t xml:space="preserve"> Hình tròn/elip có thuộc tính gì? (Rx, Ry — bán kính ngang, đứng; Start, End — góc đầu, cuối khi vẽ cung tròn, đơn vị độ). </w:t>
             </w:r>
@@ -2849,8 +2859,8 @@
                 <w:b/>
                 <w:bCs/>
                 <w:color w:val="000000"/>
-                <w:sz w:val="24"/>
-                <w:szCs w:val="24"/>
+                <w:sz w:val="26"/>
+                <w:szCs w:val="26"/>
               </w:rPr>
               <w:t xml:space="preserve">(3)</w:t>
             </w:r>
@@ -2858,147 +2868,154 @@
               <w:rPr>
                 <w:rFonts w:ascii="Times New Roman" w:hAnsi="Times New Roman"/>
                 <w:color w:val="000000"/>
-                <w:sz w:val="24"/>
-                <w:szCs w:val="24"/>
+                <w:sz w:val="26"/>
+                <w:szCs w:val="26"/>
               </w:rPr>
               <w:t xml:space="preserve"> Hình đa giác/hình sao có thuộc tính gì? (Corners — số đỉnh đa giác/số cánh sao; Rounded — độ cong tại đỉnh; Spoke ratio — tỉ lệ bán kính từ tâm đến gốc trong và tâm tới đỉnh; Randomized — làm méo hình ngẫu nhiên).</w:t>
             </w:r>
           </w:p>
           <w:p>
             <w:pPr>
-              <w:spacing w:after="20" w:line="264" w:lineRule="auto"/>
-              <w:jc w:val="left"/>
-            </w:pPr>
-            <w:r>
-              <w:rPr>
-                <w:rFonts w:ascii="Times New Roman" w:hAnsi="Times New Roman"/>
-                <w:color w:val="000000"/>
-                <w:sz w:val="24"/>
-                <w:szCs w:val="24"/>
+              <w:spacing w:after="60" w:line="300" w:lineRule="auto" w:before="50"/>
+              <w:jc w:val="left"/>
+              <w:ind w:left="160"/>
+            </w:pPr>
+            <w:r>
+              <w:rPr>
+                <w:rFonts w:ascii="Times New Roman" w:hAnsi="Times New Roman"/>
+                <w:color w:val="000000"/>
+                <w:sz w:val="26"/>
+                <w:szCs w:val="26"/>
               </w:rPr>
               <w:t xml:space="preserve">- Demo trực tiếp: vẽ 1 ngôi sao, lần lượt thay đổi từng thuộc tính cho học sinh dự đoán → quan sát kết quả.</w:t>
             </w:r>
           </w:p>
           <w:p>
             <w:pPr>
-              <w:spacing w:after="20" w:line="264" w:lineRule="auto"/>
-              <w:jc w:val="left"/>
-            </w:pPr>
-            <w:r>
-              <w:rPr>
-                <w:rFonts w:ascii="Times New Roman" w:hAnsi="Times New Roman"/>
-                <w:color w:val="000000"/>
-                <w:sz w:val="24"/>
-                <w:szCs w:val="24"/>
+              <w:spacing w:after="60" w:line="300" w:lineRule="auto" w:before="50"/>
+              <w:jc w:val="left"/>
+              <w:ind w:left="160"/>
+            </w:pPr>
+            <w:r>
+              <w:rPr>
+                <w:rFonts w:ascii="Times New Roman" w:hAnsi="Times New Roman"/>
+                <w:color w:val="000000"/>
+                <w:sz w:val="26"/>
+                <w:szCs w:val="26"/>
               </w:rPr>
               <w:t xml:space="preserve">- Giao nhiệm vụ thực hành nhanh: mỗi học sinh tạo 1 hình sao riêng mang “chữ ký” của mình (tự chọn giá trị 4 thuộc tính) trong 3 phút.</w:t>
             </w:r>
           </w:p>
           <w:p>
             <w:pPr>
-              <w:spacing w:after="20" w:line="264" w:lineRule="auto"/>
-              <w:jc w:val="left"/>
-            </w:pPr>
-            <w:r>
-              <w:rPr>
-                <w:rFonts w:ascii="Times New Roman" w:hAnsi="Times New Roman"/>
-                <w:b/>
-                <w:bCs/>
-                <w:color w:val="000000"/>
-                <w:sz w:val="24"/>
-                <w:szCs w:val="24"/>
+              <w:spacing w:after="50" w:line="300" w:lineRule="auto" w:before="120"/>
+              <w:jc w:val="left"/>
+            </w:pPr>
+            <w:r>
+              <w:rPr>
+                <w:rFonts w:ascii="Times New Roman" w:hAnsi="Times New Roman"/>
+                <w:b/>
+                <w:bCs/>
+                <w:color w:val="000000"/>
+                <w:sz w:val="26"/>
+                <w:szCs w:val="26"/>
               </w:rPr>
               <w:t xml:space="preserve">Học sinh:</w:t>
             </w:r>
           </w:p>
           <w:p>
             <w:pPr>
-              <w:spacing w:after="20" w:line="264" w:lineRule="auto"/>
-              <w:jc w:val="left"/>
-            </w:pPr>
-            <w:r>
-              <w:rPr>
-                <w:rFonts w:ascii="Times New Roman" w:hAnsi="Times New Roman"/>
-                <w:color w:val="000000"/>
-                <w:sz w:val="24"/>
-                <w:szCs w:val="24"/>
+              <w:spacing w:after="60" w:line="300" w:lineRule="auto" w:before="50"/>
+              <w:jc w:val="left"/>
+              <w:ind w:left="160"/>
+            </w:pPr>
+            <w:r>
+              <w:rPr>
+                <w:rFonts w:ascii="Times New Roman" w:hAnsi="Times New Roman"/>
+                <w:color w:val="000000"/>
+                <w:sz w:val="26"/>
+                <w:szCs w:val="26"/>
               </w:rPr>
               <w:t xml:space="preserve">- Thảo luận: cả 4 hình vẽ từ công cụ hình đa giác/hình sao; khác nhau do giá trị thuộc tính.</w:t>
             </w:r>
           </w:p>
           <w:p>
             <w:pPr>
-              <w:spacing w:after="20" w:line="264" w:lineRule="auto"/>
-              <w:jc w:val="left"/>
-            </w:pPr>
-            <w:r>
-              <w:rPr>
-                <w:rFonts w:ascii="Times New Roman" w:hAnsi="Times New Roman"/>
-                <w:color w:val="000000"/>
-                <w:sz w:val="24"/>
-                <w:szCs w:val="24"/>
+              <w:spacing w:after="60" w:line="300" w:lineRule="auto" w:before="50"/>
+              <w:jc w:val="left"/>
+              <w:ind w:left="160"/>
+            </w:pPr>
+            <w:r>
+              <w:rPr>
+                <w:rFonts w:ascii="Times New Roman" w:hAnsi="Times New Roman"/>
+                <w:color w:val="000000"/>
+                <w:sz w:val="26"/>
+                <w:szCs w:val="26"/>
               </w:rPr>
               <w:t xml:space="preserve">- Điền bảng thuộc tính vào vở; quan sát demo, dự đoán trước – đối chiếu sau.</w:t>
             </w:r>
           </w:p>
           <w:p>
             <w:pPr>
-              <w:spacing w:after="20" w:line="264" w:lineRule="auto"/>
-              <w:jc w:val="left"/>
-            </w:pPr>
-            <w:r>
-              <w:rPr>
-                <w:rFonts w:ascii="Times New Roman" w:hAnsi="Times New Roman"/>
-                <w:color w:val="000000"/>
-                <w:sz w:val="24"/>
-                <w:szCs w:val="24"/>
+              <w:spacing w:after="60" w:line="300" w:lineRule="auto" w:before="50"/>
+              <w:jc w:val="left"/>
+              <w:ind w:left="160"/>
+            </w:pPr>
+            <w:r>
+              <w:rPr>
+                <w:rFonts w:ascii="Times New Roman" w:hAnsi="Times New Roman"/>
+                <w:color w:val="000000"/>
+                <w:sz w:val="26"/>
+                <w:szCs w:val="26"/>
               </w:rPr>
               <w:t xml:space="preserve">- Thực hành tạo “sao chữ ký”; so sánh sản phẩm với bạn cùng bàn.</w:t>
             </w:r>
           </w:p>
           <w:p>
             <w:pPr>
-              <w:spacing w:after="20" w:line="264" w:lineRule="auto"/>
-              <w:jc w:val="left"/>
-            </w:pPr>
-            <w:r>
-              <w:rPr>
-                <w:rFonts w:ascii="Times New Roman" w:hAnsi="Times New Roman"/>
-                <w:b/>
-                <w:bCs/>
-                <w:color w:val="000000"/>
-                <w:sz w:val="24"/>
-                <w:szCs w:val="24"/>
+              <w:spacing w:after="50" w:line="300" w:lineRule="auto" w:before="120"/>
+              <w:jc w:val="left"/>
+            </w:pPr>
+            <w:r>
+              <w:rPr>
+                <w:rFonts w:ascii="Times New Roman" w:hAnsi="Times New Roman"/>
+                <w:b/>
+                <w:bCs/>
+                <w:color w:val="000000"/>
+                <w:sz w:val="26"/>
+                <w:szCs w:val="26"/>
               </w:rPr>
               <w:t xml:space="preserve">Giáo viên:</w:t>
             </w:r>
           </w:p>
           <w:p>
             <w:pPr>
-              <w:spacing w:after="20" w:line="264" w:lineRule="auto"/>
-              <w:jc w:val="left"/>
-            </w:pPr>
-            <w:r>
-              <w:rPr>
-                <w:rFonts w:ascii="Times New Roman" w:hAnsi="Times New Roman"/>
-                <w:color w:val="000000"/>
-                <w:sz w:val="24"/>
-                <w:szCs w:val="24"/>
+              <w:spacing w:after="60" w:line="300" w:lineRule="auto" w:before="50"/>
+              <w:jc w:val="left"/>
+              <w:ind w:left="160"/>
+            </w:pPr>
+            <w:r>
+              <w:rPr>
+                <w:rFonts w:ascii="Times New Roman" w:hAnsi="Times New Roman"/>
+                <w:color w:val="000000"/>
+                <w:sz w:val="26"/>
+                <w:szCs w:val="26"/>
               </w:rPr>
               <w:t xml:space="preserve">- Chuẩn hoá theo hộp kiến thức SGK: “Ta có thể thay đổi thuộc tính của mỗi đối tượng được tạo từ công cụ có sẵn trên hình vẽ.”</w:t>
             </w:r>
           </w:p>
           <w:p>
             <w:pPr>
-              <w:spacing w:after="20" w:line="264" w:lineRule="auto"/>
-              <w:jc w:val="left"/>
-            </w:pPr>
-            <w:r>
-              <w:rPr>
-                <w:rFonts w:ascii="Times New Roman" w:hAnsi="Times New Roman"/>
-                <w:color w:val="000000"/>
-                <w:sz w:val="24"/>
-                <w:szCs w:val="24"/>
+              <w:spacing w:after="60" w:line="300" w:lineRule="auto" w:before="50"/>
+              <w:jc w:val="left"/>
+              <w:ind w:left="160"/>
+            </w:pPr>
+            <w:r>
+              <w:rPr>
+                <w:rFonts w:ascii="Times New Roman" w:hAnsi="Times New Roman"/>
+                <w:color w:val="000000"/>
+                <w:sz w:val="26"/>
+                <w:szCs w:val="26"/>
               </w:rPr>
               <w:t xml:space="preserve">- Dẫn dắt: “Nhà thiết kế còn cần màu sắc chuyên nghiệp — ta tìm hiểu hộp thoại Fill and Stroke.”</w:t>
             </w:r>
@@ -3006,71 +3023,75 @@
         </w:tc>
         <w:tc>
           <w:tcPr>
-            <w:tcW w:type="pct" w:w="800"/>
+            <w:tcW w:type="dxa" w:w="2000"/>
             <w:tcMar>
-              <w:top w:type="dxa" w:w="40"/>
-              <w:left w:type="dxa" w:w="80"/>
-              <w:bottom w:type="dxa" w:w="40"/>
-              <w:right w:type="dxa" w:w="80"/>
+              <w:top w:type="dxa" w:w="140"/>
+              <w:left w:type="dxa" w:w="160"/>
+              <w:bottom w:type="dxa" w:w="140"/>
+              <w:right w:type="dxa" w:w="160"/>
             </w:tcMar>
-            <w:vAlign w:val="center"/>
+            <w:vAlign w:val="top"/>
           </w:tcPr>
           <w:p>
             <w:pPr>
-              <w:spacing w:after="20" w:line="264" w:lineRule="auto"/>
-              <w:jc w:val="left"/>
-            </w:pPr>
-            <w:r>
-              <w:rPr>
-                <w:rFonts w:ascii="Times New Roman" w:hAnsi="Times New Roman"/>
-                <w:color w:val="000000"/>
-                <w:sz w:val="24"/>
-                <w:szCs w:val="24"/>
+              <w:spacing w:after="60" w:line="300" w:lineRule="auto" w:before="50"/>
+              <w:jc w:val="left"/>
+              <w:ind w:left="160"/>
+            </w:pPr>
+            <w:r>
+              <w:rPr>
+                <w:rFonts w:ascii="Times New Roman" w:hAnsi="Times New Roman"/>
+                <w:color w:val="000000"/>
+                <w:sz w:val="26"/>
+                <w:szCs w:val="26"/>
               </w:rPr>
               <w:t xml:space="preserve">- NLa, NLc</w:t>
             </w:r>
           </w:p>
           <w:p>
             <w:pPr>
-              <w:spacing w:after="20" w:line="264" w:lineRule="auto"/>
-              <w:jc w:val="left"/>
-            </w:pPr>
-            <w:r>
-              <w:rPr>
-                <w:rFonts w:ascii="Times New Roman" w:hAnsi="Times New Roman"/>
-                <w:color w:val="000000"/>
-                <w:sz w:val="24"/>
-                <w:szCs w:val="24"/>
+              <w:spacing w:after="60" w:line="300" w:lineRule="auto" w:before="50"/>
+              <w:jc w:val="left"/>
+              <w:ind w:left="160"/>
+            </w:pPr>
+            <w:r>
+              <w:rPr>
+                <w:rFonts w:ascii="Times New Roman" w:hAnsi="Times New Roman"/>
+                <w:color w:val="000000"/>
+                <w:sz w:val="26"/>
+                <w:szCs w:val="26"/>
               </w:rPr>
               <w:t xml:space="preserve">- Năng lực số 3.1.NC1.a</w:t>
             </w:r>
           </w:p>
           <w:p>
             <w:pPr>
-              <w:spacing w:after="20" w:line="264" w:lineRule="auto"/>
-              <w:jc w:val="left"/>
-            </w:pPr>
-            <w:r>
-              <w:rPr>
-                <w:rFonts w:ascii="Times New Roman" w:hAnsi="Times New Roman"/>
-                <w:color w:val="000000"/>
-                <w:sz w:val="24"/>
-                <w:szCs w:val="24"/>
+              <w:spacing w:after="60" w:line="300" w:lineRule="auto" w:before="50"/>
+              <w:jc w:val="left"/>
+              <w:ind w:left="160"/>
+            </w:pPr>
+            <w:r>
+              <w:rPr>
+                <w:rFonts w:ascii="Times New Roman" w:hAnsi="Times New Roman"/>
+                <w:color w:val="000000"/>
+                <w:sz w:val="26"/>
+                <w:szCs w:val="26"/>
               </w:rPr>
               <w:t xml:space="preserve">- Tự chủ và tự học</w:t>
             </w:r>
           </w:p>
           <w:p>
             <w:pPr>
-              <w:spacing w:after="20" w:line="264" w:lineRule="auto"/>
-              <w:jc w:val="left"/>
-            </w:pPr>
-            <w:r>
-              <w:rPr>
-                <w:rFonts w:ascii="Times New Roman" w:hAnsi="Times New Roman"/>
-                <w:color w:val="000000"/>
-                <w:sz w:val="24"/>
-                <w:szCs w:val="24"/>
+              <w:spacing w:after="60" w:line="300" w:lineRule="auto" w:before="50"/>
+              <w:jc w:val="left"/>
+              <w:ind w:left="160"/>
+            </w:pPr>
+            <w:r>
+              <w:rPr>
+                <w:rFonts w:ascii="Times New Roman" w:hAnsi="Times New Roman"/>
+                <w:color w:val="000000"/>
+                <w:sz w:val="26"/>
+                <w:szCs w:val="26"/>
               </w:rPr>
               <w:t xml:space="preserve">- Chăm chỉ</w:t>
             </w:r>
@@ -3078,28 +3099,28 @@
         </w:tc>
         <w:tc>
           <w:tcPr>
-            <w:tcW w:type="pct" w:w="1300"/>
+            <w:tcW w:type="dxa" w:w="3800"/>
             <w:tcMar>
-              <w:top w:type="dxa" w:w="40"/>
-              <w:left w:type="dxa" w:w="80"/>
-              <w:bottom w:type="dxa" w:w="40"/>
-              <w:right w:type="dxa" w:w="80"/>
+              <w:top w:type="dxa" w:w="140"/>
+              <w:left w:type="dxa" w:w="160"/>
+              <w:bottom w:type="dxa" w:w="140"/>
+              <w:right w:type="dxa" w:w="160"/>
             </w:tcMar>
-            <w:vAlign w:val="center"/>
+            <w:vAlign w:val="top"/>
           </w:tcPr>
           <w:p>
             <w:pPr>
-              <w:spacing w:after="20" w:line="264" w:lineRule="auto"/>
-              <w:jc w:val="left"/>
-            </w:pPr>
-            <w:r>
-              <w:rPr>
-                <w:rFonts w:ascii="Times New Roman" w:hAnsi="Times New Roman"/>
-                <w:b/>
-                <w:bCs/>
-                <w:color w:val="000000"/>
-                <w:sz w:val="24"/>
-                <w:szCs w:val="24"/>
+              <w:spacing w:after="60" w:line="300" w:lineRule="auto" w:before="50"/>
+              <w:jc w:val="left"/>
+            </w:pPr>
+            <w:r>
+              <w:rPr>
+                <w:rFonts w:ascii="Times New Roman" w:hAnsi="Times New Roman"/>
+                <w:b/>
+                <w:bCs/>
+                <w:color w:val="000000"/>
+                <w:sz w:val="26"/>
+                <w:szCs w:val="26"/>
               </w:rPr>
               <w:t xml:space="preserve">Điền bảng (đáp án):</w:t>
             </w:r>
@@ -3107,25 +3128,25 @@
               <w:rPr>
                 <w:rFonts w:ascii="Times New Roman" w:hAnsi="Times New Roman"/>
                 <w:color w:val="000000"/>
-                <w:sz w:val="24"/>
-                <w:szCs w:val="24"/>
+                <w:sz w:val="26"/>
+                <w:szCs w:val="26"/>
               </w:rPr>
               <w:t xml:space="preserve"> đúng theo bảng thuộc tính SGK trang 69 – 70.</w:t>
             </w:r>
           </w:p>
           <w:p>
             <w:pPr>
-              <w:spacing w:after="20" w:line="264" w:lineRule="auto"/>
-              <w:jc w:val="left"/>
-            </w:pPr>
-            <w:r>
-              <w:rPr>
-                <w:rFonts w:ascii="Times New Roman" w:hAnsi="Times New Roman"/>
-                <w:b/>
-                <w:bCs/>
-                <w:color w:val="000000"/>
-                <w:sz w:val="24"/>
-                <w:szCs w:val="24"/>
+              <w:spacing w:after="60" w:line="300" w:lineRule="auto" w:before="50"/>
+              <w:jc w:val="left"/>
+            </w:pPr>
+            <w:r>
+              <w:rPr>
+                <w:rFonts w:ascii="Times New Roman" w:hAnsi="Times New Roman"/>
+                <w:b/>
+                <w:bCs/>
+                <w:color w:val="000000"/>
+                <w:sz w:val="26"/>
+                <w:szCs w:val="26"/>
               </w:rPr>
               <w:t xml:space="preserve">Trả lời củng cố SGK (trang 70):</w:t>
             </w:r>
@@ -3133,8 +3154,8 @@
               <w:rPr>
                 <w:rFonts w:ascii="Times New Roman" w:hAnsi="Times New Roman"/>
                 <w:color w:val="000000"/>
-                <w:sz w:val="24"/>
-                <w:szCs w:val="24"/>
+                <w:sz w:val="26"/>
+                <w:szCs w:val="26"/>
               </w:rPr>
               <w:t xml:space="preserve"> Ngôi sao 5 cánh nhọn muốn các đỉnh cong tròn → thay đổi tham số </w:t>
             </w:r>
@@ -3144,8 +3165,8 @@
                 <w:b/>
                 <w:bCs/>
                 <w:color w:val="000000"/>
-                <w:sz w:val="24"/>
-                <w:szCs w:val="24"/>
+                <w:sz w:val="26"/>
+                <w:szCs w:val="26"/>
               </w:rPr>
               <w:t xml:space="preserve">Rounded</w:t>
             </w:r>
@@ -3153,25 +3174,25 @@
               <w:rPr>
                 <w:rFonts w:ascii="Times New Roman" w:hAnsi="Times New Roman"/>
                 <w:color w:val="000000"/>
-                <w:sz w:val="24"/>
-                <w:szCs w:val="24"/>
+                <w:sz w:val="26"/>
+                <w:szCs w:val="26"/>
               </w:rPr>
               <w:t xml:space="preserve">.</w:t>
             </w:r>
           </w:p>
           <w:p>
             <w:pPr>
-              <w:spacing w:after="20" w:line="264" w:lineRule="auto"/>
-              <w:jc w:val="left"/>
-            </w:pPr>
-            <w:r>
-              <w:rPr>
-                <w:rFonts w:ascii="Times New Roman" w:hAnsi="Times New Roman"/>
-                <w:b/>
-                <w:bCs/>
-                <w:color w:val="000000"/>
-                <w:sz w:val="24"/>
-                <w:szCs w:val="24"/>
+              <w:spacing w:after="50" w:line="300" w:lineRule="auto" w:before="120"/>
+              <w:jc w:val="left"/>
+            </w:pPr>
+            <w:r>
+              <w:rPr>
+                <w:rFonts w:ascii="Times New Roman" w:hAnsi="Times New Roman"/>
+                <w:b/>
+                <w:bCs/>
+                <w:color w:val="000000"/>
+                <w:sz w:val="26"/>
+                <w:szCs w:val="26"/>
               </w:rPr>
               <w:t xml:space="preserve">Sản phẩm dự kiến:</w:t>
             </w:r>
@@ -3179,25 +3200,25 @@
               <w:rPr>
                 <w:rFonts w:ascii="Times New Roman" w:hAnsi="Times New Roman"/>
                 <w:color w:val="000000"/>
-                <w:sz w:val="24"/>
-                <w:szCs w:val="24"/>
+                <w:sz w:val="26"/>
+                <w:szCs w:val="26"/>
               </w:rPr>
               <w:t xml:space="preserve"> “sao chữ ký” của mỗi học sinh với bộ giá trị thuộc tính riêng; bảng thuộc tính ghi trong vở.</w:t>
             </w:r>
           </w:p>
           <w:p>
             <w:pPr>
-              <w:spacing w:after="20" w:line="264" w:lineRule="auto"/>
-              <w:jc w:val="left"/>
-            </w:pPr>
-            <w:r>
-              <w:rPr>
-                <w:rFonts w:ascii="Times New Roman" w:hAnsi="Times New Roman"/>
-                <w:b/>
-                <w:bCs/>
-                <w:color w:val="000000"/>
-                <w:sz w:val="24"/>
-                <w:szCs w:val="24"/>
+              <w:spacing w:after="50" w:line="300" w:lineRule="auto" w:before="120"/>
+              <w:jc w:val="left"/>
+            </w:pPr>
+            <w:r>
+              <w:rPr>
+                <w:rFonts w:ascii="Times New Roman" w:hAnsi="Times New Roman"/>
+                <w:b/>
+                <w:bCs/>
+                <w:color w:val="000000"/>
+                <w:sz w:val="26"/>
+                <w:szCs w:val="26"/>
               </w:rPr>
               <w:t xml:space="preserve">Đánh giá:</w:t>
             </w:r>
@@ -3205,8 +3226,8 @@
               <w:rPr>
                 <w:rFonts w:ascii="Times New Roman" w:hAnsi="Times New Roman"/>
                 <w:color w:val="000000"/>
-                <w:sz w:val="24"/>
-                <w:szCs w:val="24"/>
+                <w:sz w:val="26"/>
+                <w:szCs w:val="26"/>
               </w:rPr>
               <w:t xml:space="preserve"> Qua câu trả lời hỏi – đáp và thao tác thực hành nhanh.</w:t>
             </w:r>
@@ -3219,43 +3240,43 @@
         </w:trPr>
         <w:tc>
           <w:tcPr>
-            <w:tcW w:type="pct" w:w="800"/>
+            <w:tcW w:type="dxa" w:w="2000"/>
             <w:tcMar>
-              <w:top w:type="dxa" w:w="40"/>
-              <w:left w:type="dxa" w:w="80"/>
-              <w:bottom w:type="dxa" w:w="40"/>
-              <w:right w:type="dxa" w:w="80"/>
+              <w:top w:type="dxa" w:w="140"/>
+              <w:left w:type="dxa" w:w="160"/>
+              <w:bottom w:type="dxa" w:w="140"/>
+              <w:right w:type="dxa" w:w="160"/>
             </w:tcMar>
-            <w:vAlign w:val="center"/>
+            <w:vAlign w:val="top"/>
           </w:tcPr>
           <w:p>
             <w:pPr>
-              <w:spacing w:after="20" w:line="264" w:lineRule="auto"/>
-              <w:jc w:val="left"/>
-            </w:pPr>
-            <w:r>
-              <w:rPr>
-                <w:rFonts w:ascii="Times New Roman" w:hAnsi="Times New Roman"/>
-                <w:b/>
-                <w:bCs/>
-                <w:color w:val="000000"/>
-                <w:sz w:val="24"/>
-                <w:szCs w:val="24"/>
+              <w:spacing w:after="60" w:line="300" w:lineRule="auto" w:before="50"/>
+              <w:jc w:val="left"/>
+            </w:pPr>
+            <w:r>
+              <w:rPr>
+                <w:rFonts w:ascii="Times New Roman" w:hAnsi="Times New Roman"/>
+                <w:b/>
+                <w:bCs/>
+                <w:color w:val="000000"/>
+                <w:sz w:val="26"/>
+                <w:szCs w:val="26"/>
               </w:rPr>
               <w:t xml:space="preserve">HOẠT ĐỘNG 3. TÌM HIỂU MỤC 2. THIẾT LẬP MÀU TÔ, MÀU VẼ — HỘP THOẠI FILL AND STROKE</w:t>
             </w:r>
           </w:p>
           <w:p>
             <w:pPr>
-              <w:spacing w:after="20" w:line="264" w:lineRule="auto"/>
-              <w:jc w:val="left"/>
-            </w:pPr>
-            <w:r>
-              <w:rPr>
-                <w:rFonts w:ascii="Times New Roman" w:hAnsi="Times New Roman"/>
-                <w:color w:val="000000"/>
-                <w:sz w:val="24"/>
-                <w:szCs w:val="24"/>
+              <w:spacing w:after="60" w:line="300" w:lineRule="auto" w:before="50"/>
+              <w:jc w:val="left"/>
+            </w:pPr>
+            <w:r>
+              <w:rPr>
+                <w:rFonts w:ascii="Times New Roman" w:hAnsi="Times New Roman"/>
+                <w:color w:val="000000"/>
+                <w:sz w:val="26"/>
+                <w:szCs w:val="26"/>
               </w:rPr>
               <w:t xml:space="preserve">(9 phút)</w:t>
             </w:r>
@@ -3263,28 +3284,28 @@
         </w:tc>
         <w:tc>
           <w:tcPr>
-            <w:tcW w:type="pct" w:w="2100"/>
+            <w:tcW w:type="dxa" w:w="6770"/>
             <w:tcMar>
-              <w:top w:type="dxa" w:w="40"/>
-              <w:left w:type="dxa" w:w="80"/>
-              <w:bottom w:type="dxa" w:w="40"/>
-              <w:right w:type="dxa" w:w="80"/>
+              <w:top w:type="dxa" w:w="140"/>
+              <w:left w:type="dxa" w:w="160"/>
+              <w:bottom w:type="dxa" w:w="140"/>
+              <w:right w:type="dxa" w:w="160"/>
             </w:tcMar>
-            <w:vAlign w:val="center"/>
+            <w:vAlign w:val="top"/>
           </w:tcPr>
           <w:p>
             <w:pPr>
-              <w:spacing w:after="20" w:line="264" w:lineRule="auto"/>
-              <w:jc w:val="left"/>
-            </w:pPr>
-            <w:r>
-              <w:rPr>
-                <w:rFonts w:ascii="Times New Roman" w:hAnsi="Times New Roman"/>
-                <w:b/>
-                <w:bCs/>
-                <w:color w:val="000000"/>
-                <w:sz w:val="24"/>
-                <w:szCs w:val="24"/>
+              <w:spacing w:after="60" w:line="300" w:lineRule="auto" w:before="50"/>
+              <w:jc w:val="left"/>
+            </w:pPr>
+            <w:r>
+              <w:rPr>
+                <w:rFonts w:ascii="Times New Roman" w:hAnsi="Times New Roman"/>
+                <w:b/>
+                <w:bCs/>
+                <w:color w:val="000000"/>
+                <w:sz w:val="26"/>
+                <w:szCs w:val="26"/>
               </w:rPr>
               <w:t xml:space="preserve">Mục tiêu:</w:t>
             </w:r>
@@ -3292,25 +3313,25 @@
               <w:rPr>
                 <w:rFonts w:ascii="Times New Roman" w:hAnsi="Times New Roman"/>
                 <w:color w:val="000000"/>
-                <w:sz w:val="24"/>
-                <w:szCs w:val="24"/>
+                <w:sz w:val="26"/>
+                <w:szCs w:val="26"/>
               </w:rPr>
               <w:t xml:space="preserve"> Nhận biết các kiểu tô; thiết lập được màu tô, màu vẽ, độ dày nét, độ trong suốt cho đối tượng.</w:t>
             </w:r>
           </w:p>
           <w:p>
             <w:pPr>
-              <w:spacing w:after="20" w:line="264" w:lineRule="auto"/>
-              <w:jc w:val="left"/>
-            </w:pPr>
-            <w:r>
-              <w:rPr>
-                <w:rFonts w:ascii="Times New Roman" w:hAnsi="Times New Roman"/>
-                <w:b/>
-                <w:bCs/>
-                <w:color w:val="000000"/>
-                <w:sz w:val="24"/>
-                <w:szCs w:val="24"/>
+              <w:spacing w:after="50" w:line="300" w:lineRule="auto" w:before="120"/>
+              <w:jc w:val="left"/>
+            </w:pPr>
+            <w:r>
+              <w:rPr>
+                <w:rFonts w:ascii="Times New Roman" w:hAnsi="Times New Roman"/>
+                <w:b/>
+                <w:bCs/>
+                <w:color w:val="000000"/>
+                <w:sz w:val="26"/>
+                <w:szCs w:val="26"/>
               </w:rPr>
               <w:t xml:space="preserve">Nội dung:</w:t>
             </w:r>
@@ -3318,72 +3339,74 @@
               <w:rPr>
                 <w:rFonts w:ascii="Times New Roman" w:hAnsi="Times New Roman"/>
                 <w:color w:val="000000"/>
-                <w:sz w:val="24"/>
-                <w:szCs w:val="24"/>
+                <w:sz w:val="26"/>
+                <w:szCs w:val="26"/>
               </w:rPr>
               <w:t xml:space="preserve"> Hoạt động 2 SGK (So sánh điểm khác nhau — quan sát 5 hình vuông ở Hình 13.3); hộp thoại Fill and Stroke (Hình 13.4 SGK); các bước chỉnh sửa nền và đường nét.</w:t>
             </w:r>
           </w:p>
           <w:p>
             <w:pPr>
-              <w:spacing w:after="20" w:line="264" w:lineRule="auto"/>
-              <w:jc w:val="left"/>
-            </w:pPr>
-            <w:r>
-              <w:rPr>
-                <w:rFonts w:ascii="Times New Roman" w:hAnsi="Times New Roman"/>
-                <w:b/>
-                <w:bCs/>
-                <w:color w:val="000000"/>
-                <w:sz w:val="24"/>
-                <w:szCs w:val="24"/>
+              <w:spacing w:after="50" w:line="300" w:lineRule="auto" w:before="120"/>
+              <w:jc w:val="left"/>
+            </w:pPr>
+            <w:r>
+              <w:rPr>
+                <w:rFonts w:ascii="Times New Roman" w:hAnsi="Times New Roman"/>
+                <w:b/>
+                <w:bCs/>
+                <w:color w:val="000000"/>
+                <w:sz w:val="26"/>
+                <w:szCs w:val="26"/>
               </w:rPr>
               <w:t xml:space="preserve">Tổ chức thực hiện:</w:t>
             </w:r>
           </w:p>
           <w:p>
             <w:pPr>
-              <w:spacing w:after="20" w:line="264" w:lineRule="auto"/>
-              <w:jc w:val="left"/>
-            </w:pPr>
-            <w:r>
-              <w:rPr>
-                <w:rFonts w:ascii="Times New Roman" w:hAnsi="Times New Roman"/>
-                <w:b/>
-                <w:bCs/>
-                <w:color w:val="000000"/>
-                <w:sz w:val="24"/>
-                <w:szCs w:val="24"/>
+              <w:spacing w:after="50" w:line="300" w:lineRule="auto" w:before="120"/>
+              <w:jc w:val="left"/>
+            </w:pPr>
+            <w:r>
+              <w:rPr>
+                <w:rFonts w:ascii="Times New Roman" w:hAnsi="Times New Roman"/>
+                <w:b/>
+                <w:bCs/>
+                <w:color w:val="000000"/>
+                <w:sz w:val="26"/>
+                <w:szCs w:val="26"/>
               </w:rPr>
               <w:t xml:space="preserve">Giáo viên:</w:t>
             </w:r>
           </w:p>
           <w:p>
             <w:pPr>
-              <w:spacing w:after="20" w:line="264" w:lineRule="auto"/>
-              <w:jc w:val="left"/>
-            </w:pPr>
-            <w:r>
-              <w:rPr>
-                <w:rFonts w:ascii="Times New Roman" w:hAnsi="Times New Roman"/>
-                <w:color w:val="000000"/>
-                <w:sz w:val="24"/>
-                <w:szCs w:val="24"/>
+              <w:spacing w:after="60" w:line="300" w:lineRule="auto" w:before="50"/>
+              <w:jc w:val="left"/>
+              <w:ind w:left="160"/>
+            </w:pPr>
+            <w:r>
+              <w:rPr>
+                <w:rFonts w:ascii="Times New Roman" w:hAnsi="Times New Roman"/>
+                <w:color w:val="000000"/>
+                <w:sz w:val="26"/>
+                <w:szCs w:val="26"/>
               </w:rPr>
               <w:t xml:space="preserve">- Trình chiếu Hình 13.3 SGK, yêu cầu nhận xét 5 hình vuông khác nhau ở điểm gì (không màu — màu đồng nhất — màu chuyển ngang — màu chuyển từ tâm — hoạ văn).</w:t>
             </w:r>
           </w:p>
           <w:p>
             <w:pPr>
-              <w:spacing w:after="20" w:line="264" w:lineRule="auto"/>
-              <w:jc w:val="left"/>
-            </w:pPr>
-            <w:r>
-              <w:rPr>
-                <w:rFonts w:ascii="Times New Roman" w:hAnsi="Times New Roman"/>
-                <w:color w:val="000000"/>
-                <w:sz w:val="24"/>
-                <w:szCs w:val="24"/>
+              <w:spacing w:after="60" w:line="300" w:lineRule="auto" w:before="50"/>
+              <w:jc w:val="left"/>
+              <w:ind w:left="160"/>
+            </w:pPr>
+            <w:r>
+              <w:rPr>
+                <w:rFonts w:ascii="Times New Roman" w:hAnsi="Times New Roman"/>
+                <w:color w:val="000000"/>
+                <w:sz w:val="26"/>
+                <w:szCs w:val="26"/>
               </w:rPr>
               <w:t xml:space="preserve">- Giới thiệu hộp thoại Fill and Stroke: mở bằng Objects/Fill and Stroke hoặc nút phải chuột → Fill and Stroke; ba thẻ chính </w:t>
             </w:r>
@@ -3393,8 +3416,8 @@
                 <w:b/>
                 <w:bCs/>
                 <w:color w:val="000000"/>
-                <w:sz w:val="24"/>
-                <w:szCs w:val="24"/>
+                <w:sz w:val="26"/>
+                <w:szCs w:val="26"/>
               </w:rPr>
               <w:t xml:space="preserve">Fill</w:t>
             </w:r>
@@ -3402,8 +3425,8 @@
               <w:rPr>
                 <w:rFonts w:ascii="Times New Roman" w:hAnsi="Times New Roman"/>
                 <w:color w:val="000000"/>
-                <w:sz w:val="24"/>
-                <w:szCs w:val="24"/>
+                <w:sz w:val="26"/>
+                <w:szCs w:val="26"/>
               </w:rPr>
               <w:t xml:space="preserve"> (kiểu tô màu tô), </w:t>
             </w:r>
@@ -3413,8 +3436,8 @@
                 <w:b/>
                 <w:bCs/>
                 <w:color w:val="000000"/>
-                <w:sz w:val="24"/>
-                <w:szCs w:val="24"/>
+                <w:sz w:val="26"/>
+                <w:szCs w:val="26"/>
               </w:rPr>
               <w:t xml:space="preserve">Stroke paint</w:t>
             </w:r>
@@ -3422,8 +3445,8 @@
               <w:rPr>
                 <w:rFonts w:ascii="Times New Roman" w:hAnsi="Times New Roman"/>
                 <w:color w:val="000000"/>
-                <w:sz w:val="24"/>
-                <w:szCs w:val="24"/>
+                <w:sz w:val="26"/>
+                <w:szCs w:val="26"/>
               </w:rPr>
               <w:t xml:space="preserve"> (kiểu tô màu vẽ), </w:t>
             </w:r>
@@ -3433,8 +3456,8 @@
                 <w:b/>
                 <w:bCs/>
                 <w:color w:val="000000"/>
-                <w:sz w:val="24"/>
-                <w:szCs w:val="24"/>
+                <w:sz w:val="26"/>
+                <w:szCs w:val="26"/>
               </w:rPr>
               <w:t xml:space="preserve">Stroke style</w:t>
             </w:r>
@@ -3442,23 +3465,24 @@
               <w:rPr>
                 <w:rFonts w:ascii="Times New Roman" w:hAnsi="Times New Roman"/>
                 <w:color w:val="000000"/>
-                <w:sz w:val="24"/>
-                <w:szCs w:val="24"/>
+                <w:sz w:val="26"/>
+                <w:szCs w:val="26"/>
               </w:rPr>
               <w:t xml:space="preserve"> (độ dày, kiểu nét vẽ); 5 kiểu tô: X — không màu (trong suốt); màu đồng nhất; màu chuyển giữa hai hoặc nhiều màu; màu chuyển từ tâm đối tượng; hoạ văn.</w:t>
             </w:r>
           </w:p>
           <w:p>
             <w:pPr>
-              <w:spacing w:after="20" w:line="264" w:lineRule="auto"/>
-              <w:jc w:val="left"/>
-            </w:pPr>
-            <w:r>
-              <w:rPr>
-                <w:rFonts w:ascii="Times New Roman" w:hAnsi="Times New Roman"/>
-                <w:color w:val="000000"/>
-                <w:sz w:val="24"/>
-                <w:szCs w:val="24"/>
+              <w:spacing w:after="60" w:line="300" w:lineRule="auto" w:before="50"/>
+              <w:jc w:val="left"/>
+              <w:ind w:left="160"/>
+            </w:pPr>
+            <w:r>
+              <w:rPr>
+                <w:rFonts w:ascii="Times New Roman" w:hAnsi="Times New Roman"/>
+                <w:color w:val="000000"/>
+                <w:sz w:val="26"/>
+                <w:szCs w:val="26"/>
               </w:rPr>
               <w:t xml:space="preserve">- Demo: chọn đối tượng → Fill → chọn kiểu tô và màu; sang Stroke style chỉnh </w:t>
             </w:r>
@@ -3468,8 +3492,8 @@
                 <w:b/>
                 <w:bCs/>
                 <w:color w:val="000000"/>
-                <w:sz w:val="24"/>
-                <w:szCs w:val="24"/>
+                <w:sz w:val="26"/>
+                <w:szCs w:val="26"/>
               </w:rPr>
               <w:t xml:space="preserve">Width</w:t>
             </w:r>
@@ -3477,8 +3501,8 @@
               <w:rPr>
                 <w:rFonts w:ascii="Times New Roman" w:hAnsi="Times New Roman"/>
                 <w:color w:val="000000"/>
-                <w:sz w:val="24"/>
-                <w:szCs w:val="24"/>
+                <w:sz w:val="26"/>
+                <w:szCs w:val="26"/>
               </w:rPr>
               <w:t xml:space="preserve">; giới thiệu nhanh </w:t>
             </w:r>
@@ -3488,8 +3512,8 @@
                 <w:b/>
                 <w:bCs/>
                 <w:color w:val="000000"/>
-                <w:sz w:val="24"/>
-                <w:szCs w:val="24"/>
+                <w:sz w:val="26"/>
+                <w:szCs w:val="26"/>
               </w:rPr>
               <w:t xml:space="preserve">Opacity</w:t>
             </w:r>
@@ -3497,8 +3521,8 @@
               <w:rPr>
                 <w:rFonts w:ascii="Times New Roman" w:hAnsi="Times New Roman"/>
                 <w:color w:val="000000"/>
-                <w:sz w:val="24"/>
-                <w:szCs w:val="24"/>
+                <w:sz w:val="26"/>
+                <w:szCs w:val="26"/>
               </w:rPr>
               <w:t xml:space="preserve"> (độ trong suốt, giá trị A — alpha); nút </w:t>
             </w:r>
@@ -3508,8 +3532,8 @@
                 <w:b/>
                 <w:bCs/>
                 <w:color w:val="000000"/>
-                <w:sz w:val="24"/>
-                <w:szCs w:val="24"/>
+                <w:sz w:val="26"/>
+                <w:szCs w:val="26"/>
               </w:rPr>
               <w:t xml:space="preserve">Hủy đặt</w:t>
             </w:r>
@@ -3517,23 +3541,24 @@
               <w:rPr>
                 <w:rFonts w:ascii="Times New Roman" w:hAnsi="Times New Roman"/>
                 <w:color w:val="000000"/>
-                <w:sz w:val="24"/>
-                <w:szCs w:val="24"/>
+                <w:sz w:val="26"/>
+                <w:szCs w:val="26"/>
               </w:rPr>
               <w:t xml:space="preserve"> để đối tượng trở về trạng thái ban đầu.</w:t>
             </w:r>
           </w:p>
           <w:p>
             <w:pPr>
-              <w:spacing w:after="20" w:line="264" w:lineRule="auto"/>
-              <w:jc w:val="left"/>
-            </w:pPr>
-            <w:r>
-              <w:rPr>
-                <w:rFonts w:ascii="Times New Roman" w:hAnsi="Times New Roman"/>
-                <w:color w:val="000000"/>
-                <w:sz w:val="24"/>
-                <w:szCs w:val="24"/>
+              <w:spacing w:after="60" w:line="300" w:lineRule="auto" w:before="50"/>
+              <w:jc w:val="left"/>
+              <w:ind w:left="160"/>
+            </w:pPr>
+            <w:r>
+              <w:rPr>
+                <w:rFonts w:ascii="Times New Roman" w:hAnsi="Times New Roman"/>
+                <w:color w:val="000000"/>
+                <w:sz w:val="26"/>
+                <w:szCs w:val="26"/>
               </w:rPr>
               <w:t xml:space="preserve">- Đặt câu hỏi: </w:t>
             </w:r>
@@ -3543,8 +3568,8 @@
                 <w:b/>
                 <w:bCs/>
                 <w:color w:val="000000"/>
-                <w:sz w:val="24"/>
-                <w:szCs w:val="24"/>
+                <w:sz w:val="26"/>
+                <w:szCs w:val="26"/>
               </w:rPr>
               <w:t xml:space="preserve">(1)</w:t>
             </w:r>
@@ -3552,8 +3577,8 @@
               <w:rPr>
                 <w:rFonts w:ascii="Times New Roman" w:hAnsi="Times New Roman"/>
                 <w:color w:val="000000"/>
-                <w:sz w:val="24"/>
-                <w:szCs w:val="24"/>
+                <w:sz w:val="26"/>
+                <w:szCs w:val="26"/>
               </w:rPr>
               <w:t xml:space="preserve"> Muốn đổi kiểu tô của màu tô em làm việc ở thẻ nào? </w:t>
             </w:r>
@@ -3563,8 +3588,8 @@
                 <w:b/>
                 <w:bCs/>
                 <w:color w:val="000000"/>
-                <w:sz w:val="24"/>
-                <w:szCs w:val="24"/>
+                <w:sz w:val="26"/>
+                <w:szCs w:val="26"/>
               </w:rPr>
               <w:t xml:space="preserve">(2)</w:t>
             </w:r>
@@ -3572,8 +3597,8 @@
               <w:rPr>
                 <w:rFonts w:ascii="Times New Roman" w:hAnsi="Times New Roman"/>
                 <w:color w:val="000000"/>
-                <w:sz w:val="24"/>
-                <w:szCs w:val="24"/>
+                <w:sz w:val="26"/>
+                <w:szCs w:val="26"/>
               </w:rPr>
               <w:t xml:space="preserve"> Thẻ nào quyết định đường viền là nét đứt? </w:t>
             </w:r>
@@ -3583,8 +3608,8 @@
                 <w:b/>
                 <w:bCs/>
                 <w:color w:val="000000"/>
-                <w:sz w:val="24"/>
-                <w:szCs w:val="24"/>
+                <w:sz w:val="26"/>
+                <w:szCs w:val="26"/>
               </w:rPr>
               <w:t xml:space="preserve">(3)</w:t>
             </w:r>
@@ -3592,102 +3617,106 @@
               <w:rPr>
                 <w:rFonts w:ascii="Times New Roman" w:hAnsi="Times New Roman"/>
                 <w:color w:val="000000"/>
-                <w:sz w:val="24"/>
-                <w:szCs w:val="24"/>
+                <w:sz w:val="26"/>
+                <w:szCs w:val="26"/>
               </w:rPr>
               <w:t xml:space="preserve"> Muốn đối tượng “trong suốt”, em chọn kiểu tô nào?</w:t>
             </w:r>
           </w:p>
           <w:p>
             <w:pPr>
-              <w:spacing w:after="20" w:line="264" w:lineRule="auto"/>
-              <w:jc w:val="left"/>
-            </w:pPr>
-            <w:r>
-              <w:rPr>
-                <w:rFonts w:ascii="Times New Roman" w:hAnsi="Times New Roman"/>
-                <w:b/>
-                <w:bCs/>
-                <w:color w:val="000000"/>
-                <w:sz w:val="24"/>
-                <w:szCs w:val="24"/>
+              <w:spacing w:after="50" w:line="300" w:lineRule="auto" w:before="120"/>
+              <w:jc w:val="left"/>
+            </w:pPr>
+            <w:r>
+              <w:rPr>
+                <w:rFonts w:ascii="Times New Roman" w:hAnsi="Times New Roman"/>
+                <w:b/>
+                <w:bCs/>
+                <w:color w:val="000000"/>
+                <w:sz w:val="26"/>
+                <w:szCs w:val="26"/>
               </w:rPr>
               <w:t xml:space="preserve">Học sinh:</w:t>
             </w:r>
           </w:p>
           <w:p>
             <w:pPr>
-              <w:spacing w:after="20" w:line="264" w:lineRule="auto"/>
-              <w:jc w:val="left"/>
-            </w:pPr>
-            <w:r>
-              <w:rPr>
-                <w:rFonts w:ascii="Times New Roman" w:hAnsi="Times New Roman"/>
-                <w:color w:val="000000"/>
-                <w:sz w:val="24"/>
-                <w:szCs w:val="24"/>
+              <w:spacing w:after="60" w:line="300" w:lineRule="auto" w:before="50"/>
+              <w:jc w:val="left"/>
+              <w:ind w:left="160"/>
+            </w:pPr>
+            <w:r>
+              <w:rPr>
+                <w:rFonts w:ascii="Times New Roman" w:hAnsi="Times New Roman"/>
+                <w:color w:val="000000"/>
+                <w:sz w:val="26"/>
+                <w:szCs w:val="26"/>
               </w:rPr>
               <w:t xml:space="preserve">- Nhận xét Hình 13.3; theo dõi demo; trả lời: (1) thẻ Fill; (2) thẻ Stroke style; (3) kiểu tô “không màu” (hình X).</w:t>
             </w:r>
           </w:p>
           <w:p>
             <w:pPr>
-              <w:spacing w:after="20" w:line="264" w:lineRule="auto"/>
-              <w:jc w:val="left"/>
-            </w:pPr>
-            <w:r>
-              <w:rPr>
-                <w:rFonts w:ascii="Times New Roman" w:hAnsi="Times New Roman"/>
-                <w:color w:val="000000"/>
-                <w:sz w:val="24"/>
-                <w:szCs w:val="24"/>
+              <w:spacing w:after="60" w:line="300" w:lineRule="auto" w:before="50"/>
+              <w:jc w:val="left"/>
+              <w:ind w:left="160"/>
+            </w:pPr>
+            <w:r>
+              <w:rPr>
+                <w:rFonts w:ascii="Times New Roman" w:hAnsi="Times New Roman"/>
+                <w:color w:val="000000"/>
+                <w:sz w:val="26"/>
+                <w:szCs w:val="26"/>
               </w:rPr>
               <w:t xml:space="preserve">- Thực hành nhanh: tô lại “sao chữ ký” bằng 1 kiểu màu chuyển (gradient) và 1 nét vẽ đậm.</w:t>
             </w:r>
           </w:p>
           <w:p>
             <w:pPr>
-              <w:spacing w:after="20" w:line="264" w:lineRule="auto"/>
-              <w:jc w:val="left"/>
-            </w:pPr>
-            <w:r>
-              <w:rPr>
-                <w:rFonts w:ascii="Times New Roman" w:hAnsi="Times New Roman"/>
-                <w:b/>
-                <w:bCs/>
-                <w:color w:val="000000"/>
-                <w:sz w:val="24"/>
-                <w:szCs w:val="24"/>
+              <w:spacing w:after="50" w:line="300" w:lineRule="auto" w:before="120"/>
+              <w:jc w:val="left"/>
+            </w:pPr>
+            <w:r>
+              <w:rPr>
+                <w:rFonts w:ascii="Times New Roman" w:hAnsi="Times New Roman"/>
+                <w:b/>
+                <w:bCs/>
+                <w:color w:val="000000"/>
+                <w:sz w:val="26"/>
+                <w:szCs w:val="26"/>
               </w:rPr>
               <w:t xml:space="preserve">Giáo viên:</w:t>
             </w:r>
           </w:p>
           <w:p>
             <w:pPr>
-              <w:spacing w:after="20" w:line="264" w:lineRule="auto"/>
-              <w:jc w:val="left"/>
-            </w:pPr>
-            <w:r>
-              <w:rPr>
-                <w:rFonts w:ascii="Times New Roman" w:hAnsi="Times New Roman"/>
-                <w:color w:val="000000"/>
-                <w:sz w:val="24"/>
-                <w:szCs w:val="24"/>
+              <w:spacing w:after="60" w:line="300" w:lineRule="auto" w:before="50"/>
+              <w:jc w:val="left"/>
+              <w:ind w:left="160"/>
+            </w:pPr>
+            <w:r>
+              <w:rPr>
+                <w:rFonts w:ascii="Times New Roman" w:hAnsi="Times New Roman"/>
+                <w:color w:val="000000"/>
+                <w:sz w:val="26"/>
+                <w:szCs w:val="26"/>
               </w:rPr>
               <w:t xml:space="preserve">- Chuẩn hoá theo hộp kiến thức SGK trang 71: “Có thể thiết lập màu tô, màu vẽ và các thuộc tính về màu tô và màu vẽ cho đối tượng.”</w:t>
             </w:r>
           </w:p>
           <w:p>
             <w:pPr>
-              <w:spacing w:after="20" w:line="264" w:lineRule="auto"/>
-              <w:jc w:val="left"/>
-            </w:pPr>
-            <w:r>
-              <w:rPr>
-                <w:rFonts w:ascii="Times New Roman" w:hAnsi="Times New Roman"/>
-                <w:color w:val="000000"/>
-                <w:sz w:val="24"/>
-                <w:szCs w:val="24"/>
+              <w:spacing w:after="60" w:line="300" w:lineRule="auto" w:before="50"/>
+              <w:jc w:val="left"/>
+              <w:ind w:left="160"/>
+            </w:pPr>
+            <w:r>
+              <w:rPr>
+                <w:rFonts w:ascii="Times New Roman" w:hAnsi="Times New Roman"/>
+                <w:color w:val="000000"/>
+                <w:sz w:val="26"/>
+                <w:szCs w:val="26"/>
               </w:rPr>
               <w:t xml:space="preserve">- Dẫn dắt: “Màu sắc đã chuyên nghiệp; giờ là ‘phép thuật’ ghép hình.”</w:t>
             </w:r>
@@ -3695,71 +3724,75 @@
         </w:tc>
         <w:tc>
           <w:tcPr>
-            <w:tcW w:type="pct" w:w="800"/>
+            <w:tcW w:type="dxa" w:w="2000"/>
             <w:tcMar>
-              <w:top w:type="dxa" w:w="40"/>
-              <w:left w:type="dxa" w:w="80"/>
-              <w:bottom w:type="dxa" w:w="40"/>
-              <w:right w:type="dxa" w:w="80"/>
+              <w:top w:type="dxa" w:w="140"/>
+              <w:left w:type="dxa" w:w="160"/>
+              <w:bottom w:type="dxa" w:w="140"/>
+              <w:right w:type="dxa" w:w="160"/>
             </w:tcMar>
-            <w:vAlign w:val="center"/>
+            <w:vAlign w:val="top"/>
           </w:tcPr>
           <w:p>
             <w:pPr>
-              <w:spacing w:after="20" w:line="264" w:lineRule="auto"/>
-              <w:jc w:val="left"/>
-            </w:pPr>
-            <w:r>
-              <w:rPr>
-                <w:rFonts w:ascii="Times New Roman" w:hAnsi="Times New Roman"/>
-                <w:color w:val="000000"/>
-                <w:sz w:val="24"/>
-                <w:szCs w:val="24"/>
+              <w:spacing w:after="60" w:line="300" w:lineRule="auto" w:before="50"/>
+              <w:jc w:val="left"/>
+              <w:ind w:left="160"/>
+            </w:pPr>
+            <w:r>
+              <w:rPr>
+                <w:rFonts w:ascii="Times New Roman" w:hAnsi="Times New Roman"/>
+                <w:color w:val="000000"/>
+                <w:sz w:val="26"/>
+                <w:szCs w:val="26"/>
               </w:rPr>
               <w:t xml:space="preserve">- NLa, NLc</w:t>
             </w:r>
           </w:p>
           <w:p>
             <w:pPr>
-              <w:spacing w:after="20" w:line="264" w:lineRule="auto"/>
-              <w:jc w:val="left"/>
-            </w:pPr>
-            <w:r>
-              <w:rPr>
-                <w:rFonts w:ascii="Times New Roman" w:hAnsi="Times New Roman"/>
-                <w:color w:val="000000"/>
-                <w:sz w:val="24"/>
-                <w:szCs w:val="24"/>
+              <w:spacing w:after="60" w:line="300" w:lineRule="auto" w:before="50"/>
+              <w:jc w:val="left"/>
+              <w:ind w:left="160"/>
+            </w:pPr>
+            <w:r>
+              <w:rPr>
+                <w:rFonts w:ascii="Times New Roman" w:hAnsi="Times New Roman"/>
+                <w:color w:val="000000"/>
+                <w:sz w:val="26"/>
+                <w:szCs w:val="26"/>
               </w:rPr>
               <w:t xml:space="preserve">- Năng lực số 3.1.NC1.a, 3.2.NC1.a</w:t>
             </w:r>
           </w:p>
           <w:p>
             <w:pPr>
-              <w:spacing w:after="20" w:line="264" w:lineRule="auto"/>
-              <w:jc w:val="left"/>
-            </w:pPr>
-            <w:r>
-              <w:rPr>
-                <w:rFonts w:ascii="Times New Roman" w:hAnsi="Times New Roman"/>
-                <w:color w:val="000000"/>
-                <w:sz w:val="24"/>
-                <w:szCs w:val="24"/>
+              <w:spacing w:after="60" w:line="300" w:lineRule="auto" w:before="50"/>
+              <w:jc w:val="left"/>
+              <w:ind w:left="160"/>
+            </w:pPr>
+            <w:r>
+              <w:rPr>
+                <w:rFonts w:ascii="Times New Roman" w:hAnsi="Times New Roman"/>
+                <w:color w:val="000000"/>
+                <w:sz w:val="26"/>
+                <w:szCs w:val="26"/>
               </w:rPr>
               <w:t xml:space="preserve">- Tự chủ và tự học</w:t>
             </w:r>
           </w:p>
           <w:p>
             <w:pPr>
-              <w:spacing w:after="20" w:line="264" w:lineRule="auto"/>
-              <w:jc w:val="left"/>
-            </w:pPr>
-            <w:r>
-              <w:rPr>
-                <w:rFonts w:ascii="Times New Roman" w:hAnsi="Times New Roman"/>
-                <w:color w:val="000000"/>
-                <w:sz w:val="24"/>
-                <w:szCs w:val="24"/>
+              <w:spacing w:after="60" w:line="300" w:lineRule="auto" w:before="50"/>
+              <w:jc w:val="left"/>
+              <w:ind w:left="160"/>
+            </w:pPr>
+            <w:r>
+              <w:rPr>
+                <w:rFonts w:ascii="Times New Roman" w:hAnsi="Times New Roman"/>
+                <w:color w:val="000000"/>
+                <w:sz w:val="26"/>
+                <w:szCs w:val="26"/>
               </w:rPr>
               <w:t xml:space="preserve">- Chăm chỉ, trách nhiệm</w:t>
             </w:r>
@@ -3767,28 +3800,28 @@
         </w:tc>
         <w:tc>
           <w:tcPr>
-            <w:tcW w:type="pct" w:w="1300"/>
+            <w:tcW w:type="dxa" w:w="3800"/>
             <w:tcMar>
-              <w:top w:type="dxa" w:w="40"/>
-              <w:left w:type="dxa" w:w="80"/>
-              <w:bottom w:type="dxa" w:w="40"/>
-              <w:right w:type="dxa" w:w="80"/>
+              <w:top w:type="dxa" w:w="140"/>
+              <w:left w:type="dxa" w:w="160"/>
+              <w:bottom w:type="dxa" w:w="140"/>
+              <w:right w:type="dxa" w:w="160"/>
             </w:tcMar>
-            <w:vAlign w:val="center"/>
+            <w:vAlign w:val="top"/>
           </w:tcPr>
           <w:p>
             <w:pPr>
-              <w:spacing w:after="20" w:line="264" w:lineRule="auto"/>
-              <w:jc w:val="left"/>
-            </w:pPr>
-            <w:r>
-              <w:rPr>
-                <w:rFonts w:ascii="Times New Roman" w:hAnsi="Times New Roman"/>
-                <w:b/>
-                <w:bCs/>
-                <w:color w:val="000000"/>
-                <w:sz w:val="24"/>
-                <w:szCs w:val="24"/>
+              <w:spacing w:after="60" w:line="300" w:lineRule="auto" w:before="50"/>
+              <w:jc w:val="left"/>
+            </w:pPr>
+            <w:r>
+              <w:rPr>
+                <w:rFonts w:ascii="Times New Roman" w:hAnsi="Times New Roman"/>
+                <w:b/>
+                <w:bCs/>
+                <w:color w:val="000000"/>
+                <w:sz w:val="26"/>
+                <w:szCs w:val="26"/>
               </w:rPr>
               <w:t xml:space="preserve">Đáp án dự kiến:</w:t>
             </w:r>
@@ -3796,25 +3829,25 @@
               <w:rPr>
                 <w:rFonts w:ascii="Times New Roman" w:hAnsi="Times New Roman"/>
                 <w:color w:val="000000"/>
-                <w:sz w:val="24"/>
-                <w:szCs w:val="24"/>
+                <w:sz w:val="26"/>
+                <w:szCs w:val="26"/>
               </w:rPr>
               <w:t xml:space="preserve"> (1) Fill; (2) Stroke style; (3) kiểu tô X — không màu (trong suốt).</w:t>
             </w:r>
           </w:p>
           <w:p>
             <w:pPr>
-              <w:spacing w:after="20" w:line="264" w:lineRule="auto"/>
-              <w:jc w:val="left"/>
-            </w:pPr>
-            <w:r>
-              <w:rPr>
-                <w:rFonts w:ascii="Times New Roman" w:hAnsi="Times New Roman"/>
-                <w:b/>
-                <w:bCs/>
-                <w:color w:val="000000"/>
-                <w:sz w:val="24"/>
-                <w:szCs w:val="24"/>
+              <w:spacing w:after="60" w:line="300" w:lineRule="auto" w:before="50"/>
+              <w:jc w:val="left"/>
+            </w:pPr>
+            <w:r>
+              <w:rPr>
+                <w:rFonts w:ascii="Times New Roman" w:hAnsi="Times New Roman"/>
+                <w:b/>
+                <w:bCs/>
+                <w:color w:val="000000"/>
+                <w:sz w:val="26"/>
+                <w:szCs w:val="26"/>
               </w:rPr>
               <w:t xml:space="preserve">Trả lời củng cố SGK (trang 71):</w:t>
             </w:r>
@@ -3822,8 +3855,8 @@
               <w:rPr>
                 <w:rFonts w:ascii="Times New Roman" w:hAnsi="Times New Roman"/>
                 <w:color w:val="000000"/>
-                <w:sz w:val="24"/>
-                <w:szCs w:val="24"/>
+                <w:sz w:val="26"/>
+                <w:szCs w:val="26"/>
               </w:rPr>
               <w:t xml:space="preserve"> (1) Đường viền nét đứt → thẻ </w:t>
             </w:r>
@@ -3833,8 +3866,8 @@
                 <w:b/>
                 <w:bCs/>
                 <w:color w:val="000000"/>
-                <w:sz w:val="24"/>
-                <w:szCs w:val="24"/>
+                <w:sz w:val="26"/>
+                <w:szCs w:val="26"/>
               </w:rPr>
               <w:t xml:space="preserve">Stroke style</w:t>
             </w:r>
@@ -3842,8 +3875,8 @@
               <w:rPr>
                 <w:rFonts w:ascii="Times New Roman" w:hAnsi="Times New Roman"/>
                 <w:color w:val="000000"/>
-                <w:sz w:val="24"/>
-                <w:szCs w:val="24"/>
+                <w:sz w:val="26"/>
+                <w:szCs w:val="26"/>
               </w:rPr>
               <w:t xml:space="preserve">; (2) chỉnh thông số của gradient → biểu tượng </w:t>
             </w:r>
@@ -3853,8 +3886,8 @@
                 <w:b/>
                 <w:bCs/>
                 <w:color w:val="000000"/>
-                <w:sz w:val="24"/>
-                <w:szCs w:val="24"/>
+                <w:sz w:val="26"/>
+                <w:szCs w:val="26"/>
               </w:rPr>
               <w:t xml:space="preserve">cây bút</w:t>
             </w:r>
@@ -3862,25 +3895,25 @@
               <w:rPr>
                 <w:rFonts w:ascii="Times New Roman" w:hAnsi="Times New Roman"/>
                 <w:color w:val="000000"/>
-                <w:sz w:val="24"/>
-                <w:szCs w:val="24"/>
+                <w:sz w:val="26"/>
+                <w:szCs w:val="26"/>
               </w:rPr>
               <w:t xml:space="preserve"> trong hộp thoại Fill and Stroke.</w:t>
             </w:r>
           </w:p>
           <w:p>
             <w:pPr>
-              <w:spacing w:after="20" w:line="264" w:lineRule="auto"/>
-              <w:jc w:val="left"/>
-            </w:pPr>
-            <w:r>
-              <w:rPr>
-                <w:rFonts w:ascii="Times New Roman" w:hAnsi="Times New Roman"/>
-                <w:b/>
-                <w:bCs/>
-                <w:color w:val="000000"/>
-                <w:sz w:val="24"/>
-                <w:szCs w:val="24"/>
+              <w:spacing w:after="50" w:line="300" w:lineRule="auto" w:before="120"/>
+              <w:jc w:val="left"/>
+            </w:pPr>
+            <w:r>
+              <w:rPr>
+                <w:rFonts w:ascii="Times New Roman" w:hAnsi="Times New Roman"/>
+                <w:b/>
+                <w:bCs/>
+                <w:color w:val="000000"/>
+                <w:sz w:val="26"/>
+                <w:szCs w:val="26"/>
               </w:rPr>
               <w:t xml:space="preserve">Sản phẩm dự kiến:</w:t>
             </w:r>
@@ -3888,25 +3921,25 @@
               <w:rPr>
                 <w:rFonts w:ascii="Times New Roman" w:hAnsi="Times New Roman"/>
                 <w:color w:val="000000"/>
-                <w:sz w:val="24"/>
-                <w:szCs w:val="24"/>
+                <w:sz w:val="26"/>
+                <w:szCs w:val="26"/>
               </w:rPr>
               <w:t xml:space="preserve"> “sao chữ ký” được tô bằng màu chuyển và nét vẽ đậm tùy chọn.</w:t>
             </w:r>
           </w:p>
           <w:p>
             <w:pPr>
-              <w:spacing w:after="20" w:line="264" w:lineRule="auto"/>
-              <w:jc w:val="left"/>
-            </w:pPr>
-            <w:r>
-              <w:rPr>
-                <w:rFonts w:ascii="Times New Roman" w:hAnsi="Times New Roman"/>
-                <w:b/>
-                <w:bCs/>
-                <w:color w:val="000000"/>
-                <w:sz w:val="24"/>
-                <w:szCs w:val="24"/>
+              <w:spacing w:after="50" w:line="300" w:lineRule="auto" w:before="120"/>
+              <w:jc w:val="left"/>
+            </w:pPr>
+            <w:r>
+              <w:rPr>
+                <w:rFonts w:ascii="Times New Roman" w:hAnsi="Times New Roman"/>
+                <w:b/>
+                <w:bCs/>
+                <w:color w:val="000000"/>
+                <w:sz w:val="26"/>
+                <w:szCs w:val="26"/>
               </w:rPr>
               <w:t xml:space="preserve">Đánh giá:</w:t>
             </w:r>
@@ -3914,8 +3947,8 @@
               <w:rPr>
                 <w:rFonts w:ascii="Times New Roman" w:hAnsi="Times New Roman"/>
                 <w:color w:val="000000"/>
-                <w:sz w:val="24"/>
-                <w:szCs w:val="24"/>
+                <w:sz w:val="26"/>
+                <w:szCs w:val="26"/>
               </w:rPr>
               <w:t xml:space="preserve"> Qua câu trả lời và thao tác thực hành nhanh.</w:t>
             </w:r>
@@ -3928,43 +3961,43 @@
         </w:trPr>
         <w:tc>
           <w:tcPr>
-            <w:tcW w:type="pct" w:w="800"/>
+            <w:tcW w:type="dxa" w:w="2000"/>
             <w:tcMar>
-              <w:top w:type="dxa" w:w="40"/>
-              <w:left w:type="dxa" w:w="80"/>
-              <w:bottom w:type="dxa" w:w="40"/>
-              <w:right w:type="dxa" w:w="80"/>
+              <w:top w:type="dxa" w:w="140"/>
+              <w:left w:type="dxa" w:w="160"/>
+              <w:bottom w:type="dxa" w:w="140"/>
+              <w:right w:type="dxa" w:w="160"/>
             </w:tcMar>
-            <w:vAlign w:val="center"/>
+            <w:vAlign w:val="top"/>
           </w:tcPr>
           <w:p>
             <w:pPr>
-              <w:spacing w:after="20" w:line="264" w:lineRule="auto"/>
-              <w:jc w:val="left"/>
-            </w:pPr>
-            <w:r>
-              <w:rPr>
-                <w:rFonts w:ascii="Times New Roman" w:hAnsi="Times New Roman"/>
-                <w:b/>
-                <w:bCs/>
-                <w:color w:val="000000"/>
-                <w:sz w:val="24"/>
-                <w:szCs w:val="24"/>
+              <w:spacing w:after="60" w:line="300" w:lineRule="auto" w:before="50"/>
+              <w:jc w:val="left"/>
+            </w:pPr>
+            <w:r>
+              <w:rPr>
+                <w:rFonts w:ascii="Times New Roman" w:hAnsi="Times New Roman"/>
+                <w:b/>
+                <w:bCs/>
+                <w:color w:val="000000"/>
+                <w:sz w:val="26"/>
+                <w:szCs w:val="26"/>
               </w:rPr>
               <w:t xml:space="preserve">HOẠT ĐỘNG 4. TÌM HIỂU MỤC 3. CÁC PHÉP GHÉP ĐỐI TƯỢNG ĐỒ HOẠ — THỰC HÀNH NHANH DỰNG HÌNH</w:t>
             </w:r>
           </w:p>
           <w:p>
             <w:pPr>
-              <w:spacing w:after="20" w:line="264" w:lineRule="auto"/>
-              <w:jc w:val="left"/>
-            </w:pPr>
-            <w:r>
-              <w:rPr>
-                <w:rFonts w:ascii="Times New Roman" w:hAnsi="Times New Roman"/>
-                <w:color w:val="000000"/>
-                <w:sz w:val="24"/>
-                <w:szCs w:val="24"/>
+              <w:spacing w:after="60" w:line="300" w:lineRule="auto" w:before="50"/>
+              <w:jc w:val="left"/>
+            </w:pPr>
+            <w:r>
+              <w:rPr>
+                <w:rFonts w:ascii="Times New Roman" w:hAnsi="Times New Roman"/>
+                <w:color w:val="000000"/>
+                <w:sz w:val="26"/>
+                <w:szCs w:val="26"/>
               </w:rPr>
               <w:t xml:space="preserve">(14 phút)</w:t>
             </w:r>
@@ -3972,28 +4005,28 @@
         </w:tc>
         <w:tc>
           <w:tcPr>
-            <w:tcW w:type="pct" w:w="2100"/>
+            <w:tcW w:type="dxa" w:w="6770"/>
             <w:tcMar>
-              <w:top w:type="dxa" w:w="40"/>
-              <w:left w:type="dxa" w:w="80"/>
-              <w:bottom w:type="dxa" w:w="40"/>
-              <w:right w:type="dxa" w:w="80"/>
+              <w:top w:type="dxa" w:w="140"/>
+              <w:left w:type="dxa" w:w="160"/>
+              <w:bottom w:type="dxa" w:w="140"/>
+              <w:right w:type="dxa" w:w="160"/>
             </w:tcMar>
-            <w:vAlign w:val="center"/>
+            <w:vAlign w:val="top"/>
           </w:tcPr>
           <w:p>
             <w:pPr>
-              <w:spacing w:after="20" w:line="264" w:lineRule="auto"/>
-              <w:jc w:val="left"/>
-            </w:pPr>
-            <w:r>
-              <w:rPr>
-                <w:rFonts w:ascii="Times New Roman" w:hAnsi="Times New Roman"/>
-                <w:b/>
-                <w:bCs/>
-                <w:color w:val="000000"/>
-                <w:sz w:val="24"/>
-                <w:szCs w:val="24"/>
+              <w:spacing w:after="60" w:line="300" w:lineRule="auto" w:before="50"/>
+              <w:jc w:val="left"/>
+            </w:pPr>
+            <w:r>
+              <w:rPr>
+                <w:rFonts w:ascii="Times New Roman" w:hAnsi="Times New Roman"/>
+                <w:b/>
+                <w:bCs/>
+                <w:color w:val="000000"/>
+                <w:sz w:val="26"/>
+                <w:szCs w:val="26"/>
               </w:rPr>
               <w:t xml:space="preserve">Mục tiêu:</w:t>
             </w:r>
@@ -4001,25 +4034,25 @@
               <w:rPr>
                 <w:rFonts w:ascii="Times New Roman" w:hAnsi="Times New Roman"/>
                 <w:color w:val="000000"/>
-                <w:sz w:val="24"/>
-                <w:szCs w:val="24"/>
+                <w:sz w:val="26"/>
+                <w:szCs w:val="26"/>
               </w:rPr>
               <w:t xml:space="preserve"> Nêu được ý nghĩa từng phép ghép; thực hiện được phép ghép để tạo hình mới từ các hình đơn giản.</w:t>
             </w:r>
           </w:p>
           <w:p>
             <w:pPr>
-              <w:spacing w:after="20" w:line="264" w:lineRule="auto"/>
-              <w:jc w:val="left"/>
-            </w:pPr>
-            <w:r>
-              <w:rPr>
-                <w:rFonts w:ascii="Times New Roman" w:hAnsi="Times New Roman"/>
-                <w:b/>
-                <w:bCs/>
-                <w:color w:val="000000"/>
-                <w:sz w:val="24"/>
-                <w:szCs w:val="24"/>
+              <w:spacing w:after="50" w:line="300" w:lineRule="auto" w:before="120"/>
+              <w:jc w:val="left"/>
+            </w:pPr>
+            <w:r>
+              <w:rPr>
+                <w:rFonts w:ascii="Times New Roman" w:hAnsi="Times New Roman"/>
+                <w:b/>
+                <w:bCs/>
+                <w:color w:val="000000"/>
+                <w:sz w:val="26"/>
+                <w:szCs w:val="26"/>
               </w:rPr>
               <w:t xml:space="preserve">Nội dung:</w:t>
             </w:r>
@@ -4027,72 +4060,74 @@
               <w:rPr>
                 <w:rFonts w:ascii="Times New Roman" w:hAnsi="Times New Roman"/>
                 <w:color w:val="000000"/>
-                <w:sz w:val="24"/>
-                <w:szCs w:val="24"/>
+                <w:sz w:val="26"/>
+                <w:szCs w:val="26"/>
               </w:rPr>
               <w:t xml:space="preserve"> Hoạt động 3 SGK (Ghép các đối tượng hình khối — xếp ba mẫu giấy ở Hình 13.5 thành hình trái tim); 6 phép ghép theo bảng chọn Path; Hình 13.6 SGK (kết quả các phép ghép trên hình vuông và hình tròn).</w:t>
             </w:r>
           </w:p>
           <w:p>
             <w:pPr>
-              <w:spacing w:after="20" w:line="264" w:lineRule="auto"/>
-              <w:jc w:val="left"/>
-            </w:pPr>
-            <w:r>
-              <w:rPr>
-                <w:rFonts w:ascii="Times New Roman" w:hAnsi="Times New Roman"/>
-                <w:b/>
-                <w:bCs/>
-                <w:color w:val="000000"/>
-                <w:sz w:val="24"/>
-                <w:szCs w:val="24"/>
+              <w:spacing w:after="50" w:line="300" w:lineRule="auto" w:before="120"/>
+              <w:jc w:val="left"/>
+            </w:pPr>
+            <w:r>
+              <w:rPr>
+                <w:rFonts w:ascii="Times New Roman" w:hAnsi="Times New Roman"/>
+                <w:b/>
+                <w:bCs/>
+                <w:color w:val="000000"/>
+                <w:sz w:val="26"/>
+                <w:szCs w:val="26"/>
               </w:rPr>
               <w:t xml:space="preserve">Tổ chức thực hiện:</w:t>
             </w:r>
           </w:p>
           <w:p>
             <w:pPr>
-              <w:spacing w:after="20" w:line="264" w:lineRule="auto"/>
-              <w:jc w:val="left"/>
-            </w:pPr>
-            <w:r>
-              <w:rPr>
-                <w:rFonts w:ascii="Times New Roman" w:hAnsi="Times New Roman"/>
-                <w:b/>
-                <w:bCs/>
-                <w:color w:val="000000"/>
-                <w:sz w:val="24"/>
-                <w:szCs w:val="24"/>
+              <w:spacing w:after="50" w:line="300" w:lineRule="auto" w:before="120"/>
+              <w:jc w:val="left"/>
+            </w:pPr>
+            <w:r>
+              <w:rPr>
+                <w:rFonts w:ascii="Times New Roman" w:hAnsi="Times New Roman"/>
+                <w:b/>
+                <w:bCs/>
+                <w:color w:val="000000"/>
+                <w:sz w:val="26"/>
+                <w:szCs w:val="26"/>
               </w:rPr>
               <w:t xml:space="preserve">Giáo viên:</w:t>
             </w:r>
           </w:p>
           <w:p>
             <w:pPr>
-              <w:spacing w:after="20" w:line="264" w:lineRule="auto"/>
-              <w:jc w:val="left"/>
-            </w:pPr>
-            <w:r>
-              <w:rPr>
-                <w:rFonts w:ascii="Times New Roman" w:hAnsi="Times New Roman"/>
-                <w:color w:val="000000"/>
-                <w:sz w:val="24"/>
-                <w:szCs w:val="24"/>
+              <w:spacing w:after="60" w:line="300" w:lineRule="auto" w:before="50"/>
+              <w:jc w:val="left"/>
+              <w:ind w:left="160"/>
+            </w:pPr>
+            <w:r>
+              <w:rPr>
+                <w:rFonts w:ascii="Times New Roman" w:hAnsi="Times New Roman"/>
+                <w:color w:val="000000"/>
+                <w:sz w:val="26"/>
+                <w:szCs w:val="26"/>
               </w:rPr>
               <w:t xml:space="preserve">- Trình chiếu Hoạt động 3 SGK: ba mẫu giấy (2 hình tròn + 1 hình vuông — Hình 13.5), gợi ý xoay hình và xếp chồng — cả lớp thử dựng hình trái tim trên giấy in mẫu.</w:t>
             </w:r>
           </w:p>
           <w:p>
             <w:pPr>
-              <w:spacing w:after="20" w:line="264" w:lineRule="auto"/>
-              <w:jc w:val="left"/>
-            </w:pPr>
-            <w:r>
-              <w:rPr>
-                <w:rFonts w:ascii="Times New Roman" w:hAnsi="Times New Roman"/>
-                <w:color w:val="000000"/>
-                <w:sz w:val="24"/>
-                <w:szCs w:val="24"/>
+              <w:spacing w:after="60" w:line="300" w:lineRule="auto" w:before="50"/>
+              <w:jc w:val="left"/>
+              <w:ind w:left="160"/>
+            </w:pPr>
+            <w:r>
+              <w:rPr>
+                <w:rFonts w:ascii="Times New Roman" w:hAnsi="Times New Roman"/>
+                <w:color w:val="000000"/>
+                <w:sz w:val="26"/>
+                <w:szCs w:val="26"/>
               </w:rPr>
               <w:t xml:space="preserve">- Giới thiệu 6 phép ghép trong bảng chọn </w:t>
             </w:r>
@@ -4102,8 +4137,8 @@
                 <w:b/>
                 <w:bCs/>
                 <w:color w:val="000000"/>
-                <w:sz w:val="24"/>
-                <w:szCs w:val="24"/>
+                <w:sz w:val="26"/>
+                <w:szCs w:val="26"/>
               </w:rPr>
               <w:t xml:space="preserve">Path</w:t>
             </w:r>
@@ -4111,23 +4146,24 @@
               <w:rPr>
                 <w:rFonts w:ascii="Times New Roman" w:hAnsi="Times New Roman"/>
                 <w:color w:val="000000"/>
-                <w:sz w:val="24"/>
-                <w:szCs w:val="24"/>
+                <w:sz w:val="26"/>
+                <w:szCs w:val="26"/>
               </w:rPr>
               <w:t xml:space="preserve"> kèm kết quả theo SGK:</w:t>
             </w:r>
           </w:p>
           <w:p>
             <w:pPr>
-              <w:spacing w:after="20" w:line="264" w:lineRule="auto"/>
-              <w:jc w:val="left"/>
-            </w:pPr>
-            <w:r>
-              <w:rPr>
-                <w:rFonts w:ascii="Times New Roman" w:hAnsi="Times New Roman"/>
-                <w:color w:val="000000"/>
-                <w:sz w:val="24"/>
-                <w:szCs w:val="24"/>
+              <w:spacing w:after="60" w:line="300" w:lineRule="auto" w:before="50"/>
+              <w:jc w:val="left"/>
+              <w:ind w:left="160"/>
+            </w:pPr>
+            <w:r>
+              <w:rPr>
+                <w:rFonts w:ascii="Times New Roman" w:hAnsi="Times New Roman"/>
+                <w:color w:val="000000"/>
+                <w:sz w:val="26"/>
+                <w:szCs w:val="26"/>
               </w:rPr>
               <w:t xml:space="preserve">  - </w:t>
             </w:r>
@@ -4137,8 +4173,8 @@
                 <w:b/>
                 <w:bCs/>
                 <w:color w:val="000000"/>
-                <w:sz w:val="24"/>
-                <w:szCs w:val="24"/>
+                <w:sz w:val="26"/>
+                <w:szCs w:val="26"/>
               </w:rPr>
               <w:t xml:space="preserve">Phép hợp</w:t>
             </w:r>
@@ -4146,23 +4182,24 @@
               <w:rPr>
                 <w:rFonts w:ascii="Times New Roman" w:hAnsi="Times New Roman"/>
                 <w:color w:val="000000"/>
-                <w:sz w:val="24"/>
-                <w:szCs w:val="24"/>
+                <w:sz w:val="26"/>
+                <w:szCs w:val="26"/>
               </w:rPr>
               <w:t xml:space="preserve"> (Union — Ctrl + +): tất cả các phần thuộc một trong các hình đơn.</w:t>
             </w:r>
           </w:p>
           <w:p>
             <w:pPr>
-              <w:spacing w:after="20" w:line="264" w:lineRule="auto"/>
-              <w:jc w:val="left"/>
-            </w:pPr>
-            <w:r>
-              <w:rPr>
-                <w:rFonts w:ascii="Times New Roman" w:hAnsi="Times New Roman"/>
-                <w:color w:val="000000"/>
-                <w:sz w:val="24"/>
-                <w:szCs w:val="24"/>
+              <w:spacing w:after="60" w:line="300" w:lineRule="auto" w:before="50"/>
+              <w:jc w:val="left"/>
+              <w:ind w:left="160"/>
+            </w:pPr>
+            <w:r>
+              <w:rPr>
+                <w:rFonts w:ascii="Times New Roman" w:hAnsi="Times New Roman"/>
+                <w:color w:val="000000"/>
+                <w:sz w:val="26"/>
+                <w:szCs w:val="26"/>
               </w:rPr>
               <w:t xml:space="preserve">  - </w:t>
             </w:r>
@@ -4172,8 +4209,8 @@
                 <w:b/>
                 <w:bCs/>
                 <w:color w:val="000000"/>
-                <w:sz w:val="24"/>
-                <w:szCs w:val="24"/>
+                <w:sz w:val="26"/>
+                <w:szCs w:val="26"/>
               </w:rPr>
               <w:t xml:space="preserve">Phép hiệu</w:t>
             </w:r>
@@ -4181,23 +4218,24 @@
               <w:rPr>
                 <w:rFonts w:ascii="Times New Roman" w:hAnsi="Times New Roman"/>
                 <w:color w:val="000000"/>
-                <w:sz w:val="24"/>
-                <w:szCs w:val="24"/>
+                <w:sz w:val="26"/>
+                <w:szCs w:val="26"/>
               </w:rPr>
               <w:t xml:space="preserve"> (Difference — Ctrl + –): phần thuộc hình lớp dưới nhưng không thuộc hình lớp trên.</w:t>
             </w:r>
           </w:p>
           <w:p>
             <w:pPr>
-              <w:spacing w:after="20" w:line="264" w:lineRule="auto"/>
-              <w:jc w:val="left"/>
-            </w:pPr>
-            <w:r>
-              <w:rPr>
-                <w:rFonts w:ascii="Times New Roman" w:hAnsi="Times New Roman"/>
-                <w:color w:val="000000"/>
-                <w:sz w:val="24"/>
-                <w:szCs w:val="24"/>
+              <w:spacing w:after="60" w:line="300" w:lineRule="auto" w:before="50"/>
+              <w:jc w:val="left"/>
+              <w:ind w:left="160"/>
+            </w:pPr>
+            <w:r>
+              <w:rPr>
+                <w:rFonts w:ascii="Times New Roman" w:hAnsi="Times New Roman"/>
+                <w:color w:val="000000"/>
+                <w:sz w:val="26"/>
+                <w:szCs w:val="26"/>
               </w:rPr>
               <w:t xml:space="preserve">  - </w:t>
             </w:r>
@@ -4207,8 +4245,8 @@
                 <w:b/>
                 <w:bCs/>
                 <w:color w:val="000000"/>
-                <w:sz w:val="24"/>
-                <w:szCs w:val="24"/>
+                <w:sz w:val="26"/>
+                <w:szCs w:val="26"/>
               </w:rPr>
               <w:t xml:space="preserve">Phép giao</w:t>
             </w:r>
@@ -4216,23 +4254,24 @@
               <w:rPr>
                 <w:rFonts w:ascii="Times New Roman" w:hAnsi="Times New Roman"/>
                 <w:color w:val="000000"/>
-                <w:sz w:val="24"/>
-                <w:szCs w:val="24"/>
+                <w:sz w:val="26"/>
+                <w:szCs w:val="26"/>
               </w:rPr>
               <w:t xml:space="preserve"> (Intersection — Ctrl + *): phần thuộc cả hai hình được chọn.</w:t>
             </w:r>
           </w:p>
           <w:p>
             <w:pPr>
-              <w:spacing w:after="20" w:line="264" w:lineRule="auto"/>
-              <w:jc w:val="left"/>
-            </w:pPr>
-            <w:r>
-              <w:rPr>
-                <w:rFonts w:ascii="Times New Roman" w:hAnsi="Times New Roman"/>
-                <w:color w:val="000000"/>
-                <w:sz w:val="24"/>
-                <w:szCs w:val="24"/>
+              <w:spacing w:after="60" w:line="300" w:lineRule="auto" w:before="50"/>
+              <w:jc w:val="left"/>
+              <w:ind w:left="160"/>
+            </w:pPr>
+            <w:r>
+              <w:rPr>
+                <w:rFonts w:ascii="Times New Roman" w:hAnsi="Times New Roman"/>
+                <w:color w:val="000000"/>
+                <w:sz w:val="26"/>
+                <w:szCs w:val="26"/>
               </w:rPr>
               <w:t xml:space="preserve">  - </w:t>
             </w:r>
@@ -4242,8 +4281,8 @@
                 <w:b/>
                 <w:bCs/>
                 <w:color w:val="000000"/>
-                <w:sz w:val="24"/>
-                <w:szCs w:val="24"/>
+                <w:sz w:val="26"/>
+                <w:szCs w:val="26"/>
               </w:rPr>
               <w:t xml:space="preserve">Phép hiệu đối xứng</w:t>
             </w:r>
@@ -4251,23 +4290,24 @@
               <w:rPr>
                 <w:rFonts w:ascii="Times New Roman" w:hAnsi="Times New Roman"/>
                 <w:color w:val="000000"/>
-                <w:sz w:val="24"/>
-                <w:szCs w:val="24"/>
+                <w:sz w:val="26"/>
+                <w:szCs w:val="26"/>
               </w:rPr>
               <w:t xml:space="preserve"> (Exclusion — Ctrl + ^): phần hình thuộc các hình trừ phần giao nhau.</w:t>
             </w:r>
           </w:p>
           <w:p>
             <w:pPr>
-              <w:spacing w:after="20" w:line="264" w:lineRule="auto"/>
-              <w:jc w:val="left"/>
-            </w:pPr>
-            <w:r>
-              <w:rPr>
-                <w:rFonts w:ascii="Times New Roman" w:hAnsi="Times New Roman"/>
-                <w:color w:val="000000"/>
-                <w:sz w:val="24"/>
-                <w:szCs w:val="24"/>
+              <w:spacing w:after="60" w:line="300" w:lineRule="auto" w:before="50"/>
+              <w:jc w:val="left"/>
+              <w:ind w:left="160"/>
+            </w:pPr>
+            <w:r>
+              <w:rPr>
+                <w:rFonts w:ascii="Times New Roman" w:hAnsi="Times New Roman"/>
+                <w:color w:val="000000"/>
+                <w:sz w:val="26"/>
+                <w:szCs w:val="26"/>
               </w:rPr>
               <w:t xml:space="preserve">  - </w:t>
             </w:r>
@@ -4277,8 +4317,8 @@
                 <w:b/>
                 <w:bCs/>
                 <w:color w:val="000000"/>
-                <w:sz w:val="24"/>
-                <w:szCs w:val="24"/>
+                <w:sz w:val="26"/>
+                <w:szCs w:val="26"/>
               </w:rPr>
               <w:t xml:space="preserve">Phép chia</w:t>
             </w:r>
@@ -4286,23 +4326,24 @@
               <w:rPr>
                 <w:rFonts w:ascii="Times New Roman" w:hAnsi="Times New Roman"/>
                 <w:color w:val="000000"/>
-                <w:sz w:val="24"/>
-                <w:szCs w:val="24"/>
+                <w:sz w:val="26"/>
+                <w:szCs w:val="26"/>
               </w:rPr>
               <w:t xml:space="preserve"> (Division — Ctrl + /): hình lớp dưới được chia thành các phần bởi đường nét của hình lớp trên.</w:t>
             </w:r>
           </w:p>
           <w:p>
             <w:pPr>
-              <w:spacing w:after="20" w:line="264" w:lineRule="auto"/>
-              <w:jc w:val="left"/>
-            </w:pPr>
-            <w:r>
-              <w:rPr>
-                <w:rFonts w:ascii="Times New Roman" w:hAnsi="Times New Roman"/>
-                <w:color w:val="000000"/>
-                <w:sz w:val="24"/>
-                <w:szCs w:val="24"/>
+              <w:spacing w:after="60" w:line="300" w:lineRule="auto" w:before="50"/>
+              <w:jc w:val="left"/>
+              <w:ind w:left="160"/>
+            </w:pPr>
+            <w:r>
+              <w:rPr>
+                <w:rFonts w:ascii="Times New Roman" w:hAnsi="Times New Roman"/>
+                <w:color w:val="000000"/>
+                <w:sz w:val="26"/>
+                <w:szCs w:val="26"/>
               </w:rPr>
               <w:t xml:space="preserve">  - </w:t>
             </w:r>
@@ -4312,8 +4353,8 @@
                 <w:b/>
                 <w:bCs/>
                 <w:color w:val="000000"/>
-                <w:sz w:val="24"/>
-                <w:szCs w:val="24"/>
+                <w:sz w:val="26"/>
+                <w:szCs w:val="26"/>
               </w:rPr>
               <w:t xml:space="preserve">Phép cắt</w:t>
             </w:r>
@@ -4321,100 +4362,105 @@
               <w:rPr>
                 <w:rFonts w:ascii="Times New Roman" w:hAnsi="Times New Roman"/>
                 <w:color w:val="000000"/>
-                <w:sz w:val="24"/>
-                <w:szCs w:val="24"/>
+                <w:sz w:val="26"/>
+                <w:szCs w:val="26"/>
               </w:rPr>
               <w:t xml:space="preserve"> (Cut Path — Ctrl + Alt + /): cắt hình lớp dưới thành các phần bởi hai điểm giao ở viền với hình lớp trên; kết quả là các hình mới không có màu.</w:t>
             </w:r>
           </w:p>
           <w:p>
             <w:pPr>
-              <w:spacing w:after="20" w:line="264" w:lineRule="auto"/>
-              <w:jc w:val="left"/>
-            </w:pPr>
-            <w:r>
-              <w:rPr>
-                <w:rFonts w:ascii="Times New Roman" w:hAnsi="Times New Roman"/>
-                <w:color w:val="000000"/>
-                <w:sz w:val="24"/>
-                <w:szCs w:val="24"/>
+              <w:spacing w:after="60" w:line="300" w:lineRule="auto" w:before="50"/>
+              <w:jc w:val="left"/>
+              <w:ind w:left="160"/>
+            </w:pPr>
+            <w:r>
+              <w:rPr>
+                <w:rFonts w:ascii="Times New Roman" w:hAnsi="Times New Roman"/>
+                <w:color w:val="000000"/>
+                <w:sz w:val="26"/>
+                <w:szCs w:val="26"/>
               </w:rPr>
               <w:t xml:space="preserve">- Chiếu Hình 13.6 SGK; tổ chức trò chơi “Dự đoán – chạy thử – đối chiếu”: với cặp hình vuông (lớp dưới) + hình tròn góc (lớp trên), học sinh dự đoán kết quả từng phép → giáo viên chạy thử trực tiếp → đối chiếu.</w:t>
             </w:r>
           </w:p>
           <w:p>
             <w:pPr>
-              <w:spacing w:after="20" w:line="264" w:lineRule="auto"/>
-              <w:jc w:val="left"/>
-            </w:pPr>
-            <w:r>
-              <w:rPr>
-                <w:rFonts w:ascii="Times New Roman" w:hAnsi="Times New Roman"/>
-                <w:color w:val="000000"/>
-                <w:sz w:val="24"/>
-                <w:szCs w:val="24"/>
+              <w:spacing w:after="60" w:line="300" w:lineRule="auto" w:before="50"/>
+              <w:jc w:val="left"/>
+              <w:ind w:left="160"/>
+            </w:pPr>
+            <w:r>
+              <w:rPr>
+                <w:rFonts w:ascii="Times New Roman" w:hAnsi="Times New Roman"/>
+                <w:color w:val="000000"/>
+                <w:sz w:val="26"/>
+                <w:szCs w:val="26"/>
               </w:rPr>
               <w:t xml:space="preserve">- Giao nhiệm vụ thực hành nhanh (cá nhân, 5 phút): tạo 2 hình tròn + 1 hình vuông theo Hình 13.5, thực hiện tuần tự 6 phép ghép (mỗi phép Ctrl + Z hoàn tác), chụp/note kết quả vào phiếu.</w:t>
             </w:r>
           </w:p>
           <w:p>
             <w:pPr>
-              <w:spacing w:after="20" w:line="264" w:lineRule="auto"/>
-              <w:jc w:val="left"/>
-            </w:pPr>
-            <w:r>
-              <w:rPr>
-                <w:rFonts w:ascii="Times New Roman" w:hAnsi="Times New Roman"/>
-                <w:color w:val="000000"/>
-                <w:sz w:val="24"/>
-                <w:szCs w:val="24"/>
+              <w:spacing w:after="60" w:line="300" w:lineRule="auto" w:before="50"/>
+              <w:jc w:val="left"/>
+              <w:ind w:left="160"/>
+            </w:pPr>
+            <w:r>
+              <w:rPr>
+                <w:rFonts w:ascii="Times New Roman" w:hAnsi="Times New Roman"/>
+                <w:color w:val="000000"/>
+                <w:sz w:val="26"/>
+                <w:szCs w:val="26"/>
               </w:rPr>
               <w:t xml:space="preserve">- Thảo luận dấu hỏi củng cố SGK trang 71: “Em hãy nêu phép ghép hình và các bước thực hiện để vẽ đám mây như Hình 13.7” (vẽ nhiều hình tròn chồng nhau → chọn tất cả → Path/Union).</w:t>
             </w:r>
           </w:p>
           <w:p>
             <w:pPr>
-              <w:spacing w:after="20" w:line="264" w:lineRule="auto"/>
-              <w:jc w:val="left"/>
-            </w:pPr>
-            <w:r>
-              <w:rPr>
-                <w:rFonts w:ascii="Times New Roman" w:hAnsi="Times New Roman"/>
-                <w:b/>
-                <w:bCs/>
-                <w:color w:val="000000"/>
-                <w:sz w:val="24"/>
-                <w:szCs w:val="24"/>
+              <w:spacing w:after="50" w:line="300" w:lineRule="auto" w:before="120"/>
+              <w:jc w:val="left"/>
+            </w:pPr>
+            <w:r>
+              <w:rPr>
+                <w:rFonts w:ascii="Times New Roman" w:hAnsi="Times New Roman"/>
+                <w:b/>
+                <w:bCs/>
+                <w:color w:val="000000"/>
+                <w:sz w:val="26"/>
+                <w:szCs w:val="26"/>
               </w:rPr>
               <w:t xml:space="preserve">Học sinh:</w:t>
             </w:r>
           </w:p>
           <w:p>
             <w:pPr>
-              <w:spacing w:after="20" w:line="264" w:lineRule="auto"/>
-              <w:jc w:val="left"/>
-            </w:pPr>
-            <w:r>
-              <w:rPr>
-                <w:rFonts w:ascii="Times New Roman" w:hAnsi="Times New Roman"/>
-                <w:color w:val="000000"/>
-                <w:sz w:val="24"/>
-                <w:szCs w:val="24"/>
+              <w:spacing w:after="60" w:line="300" w:lineRule="auto" w:before="50"/>
+              <w:jc w:val="left"/>
+              <w:ind w:left="160"/>
+            </w:pPr>
+            <w:r>
+              <w:rPr>
+                <w:rFonts w:ascii="Times New Roman" w:hAnsi="Times New Roman"/>
+                <w:color w:val="000000"/>
+                <w:sz w:val="26"/>
+                <w:szCs w:val="26"/>
               </w:rPr>
               <w:t xml:space="preserve">- Dựng hình trái tim trên giấy; dự đoán kết quả từng phép ghép trước khi giáo viên chạy thử; thực hành nhanh trên máy và điền phiếu kết quả.</w:t>
             </w:r>
           </w:p>
           <w:p>
             <w:pPr>
-              <w:spacing w:after="20" w:line="264" w:lineRule="auto"/>
-              <w:jc w:val="left"/>
-            </w:pPr>
-            <w:r>
-              <w:rPr>
-                <w:rFonts w:ascii="Times New Roman" w:hAnsi="Times New Roman"/>
-                <w:color w:val="000000"/>
-                <w:sz w:val="24"/>
-                <w:szCs w:val="24"/>
+              <w:spacing w:after="60" w:line="300" w:lineRule="auto" w:before="50"/>
+              <w:jc w:val="left"/>
+              <w:ind w:left="160"/>
+            </w:pPr>
+            <w:r>
+              <w:rPr>
+                <w:rFonts w:ascii="Times New Roman" w:hAnsi="Times New Roman"/>
+                <w:color w:val="000000"/>
+                <w:sz w:val="26"/>
+                <w:szCs w:val="26"/>
               </w:rPr>
               <w:t xml:space="preserve">- Trả lời: đám mây = nhiều hình tròn chồng nhau ghép bằng </w:t>
             </w:r>
@@ -4424,8 +4470,8 @@
                 <w:b/>
                 <w:bCs/>
                 <w:color w:val="000000"/>
-                <w:sz w:val="24"/>
-                <w:szCs w:val="24"/>
+                <w:sz w:val="26"/>
+                <w:szCs w:val="26"/>
               </w:rPr>
               <w:t xml:space="preserve">Phép hợp (Union)</w:t>
             </w:r>
@@ -4433,55 +4479,57 @@
               <w:rPr>
                 <w:rFonts w:ascii="Times New Roman" w:hAnsi="Times New Roman"/>
                 <w:color w:val="000000"/>
-                <w:sz w:val="24"/>
-                <w:szCs w:val="24"/>
+                <w:sz w:val="26"/>
+                <w:szCs w:val="26"/>
               </w:rPr>
               <w:t xml:space="preserve">.</w:t>
             </w:r>
           </w:p>
           <w:p>
             <w:pPr>
-              <w:spacing w:after="20" w:line="264" w:lineRule="auto"/>
-              <w:jc w:val="left"/>
-            </w:pPr>
-            <w:r>
-              <w:rPr>
-                <w:rFonts w:ascii="Times New Roman" w:hAnsi="Times New Roman"/>
-                <w:b/>
-                <w:bCs/>
-                <w:color w:val="000000"/>
-                <w:sz w:val="24"/>
-                <w:szCs w:val="24"/>
+              <w:spacing w:after="50" w:line="300" w:lineRule="auto" w:before="120"/>
+              <w:jc w:val="left"/>
+            </w:pPr>
+            <w:r>
+              <w:rPr>
+                <w:rFonts w:ascii="Times New Roman" w:hAnsi="Times New Roman"/>
+                <w:b/>
+                <w:bCs/>
+                <w:color w:val="000000"/>
+                <w:sz w:val="26"/>
+                <w:szCs w:val="26"/>
               </w:rPr>
               <w:t xml:space="preserve">Giáo viên:</w:t>
             </w:r>
           </w:p>
           <w:p>
             <w:pPr>
-              <w:spacing w:after="20" w:line="264" w:lineRule="auto"/>
-              <w:jc w:val="left"/>
-            </w:pPr>
-            <w:r>
-              <w:rPr>
-                <w:rFonts w:ascii="Times New Roman" w:hAnsi="Times New Roman"/>
-                <w:color w:val="000000"/>
-                <w:sz w:val="24"/>
-                <w:szCs w:val="24"/>
+              <w:spacing w:after="60" w:line="300" w:lineRule="auto" w:before="50"/>
+              <w:jc w:val="left"/>
+              <w:ind w:left="160"/>
+            </w:pPr>
+            <w:r>
+              <w:rPr>
+                <w:rFonts w:ascii="Times New Roman" w:hAnsi="Times New Roman"/>
+                <w:color w:val="000000"/>
+                <w:sz w:val="26"/>
+                <w:szCs w:val="26"/>
               </w:rPr>
               <w:t xml:space="preserve">- Chuẩn hoá theo hộp kiến thức SGK: “Trong Inkscape, ta có thể làm các phép ghép với các hình để thu được hình mới.”; nhấn mạnh ý nghĩa thứ tự lớp trong Phép hiệu và Phép chia.</w:t>
             </w:r>
           </w:p>
           <w:p>
             <w:pPr>
-              <w:spacing w:after="20" w:line="264" w:lineRule="auto"/>
-              <w:jc w:val="left"/>
-            </w:pPr>
-            <w:r>
-              <w:rPr>
-                <w:rFonts w:ascii="Times New Roman" w:hAnsi="Times New Roman"/>
-                <w:color w:val="000000"/>
-                <w:sz w:val="24"/>
-                <w:szCs w:val="24"/>
+              <w:spacing w:after="60" w:line="300" w:lineRule="auto" w:before="50"/>
+              <w:jc w:val="left"/>
+              <w:ind w:left="160"/>
+            </w:pPr>
+            <w:r>
+              <w:rPr>
+                <w:rFonts w:ascii="Times New Roman" w:hAnsi="Times New Roman"/>
+                <w:color w:val="000000"/>
+                <w:sz w:val="26"/>
+                <w:szCs w:val="26"/>
               </w:rPr>
               <w:t xml:space="preserve">- Dẫn dắt: “Mình đã đoán đúng chưa — tiết sau (và hoạt động tiếp theo) ta sẽ dùng AI để kiểm chứng.”</w:t>
             </w:r>
@@ -4489,86 +4537,91 @@
         </w:tc>
         <w:tc>
           <w:tcPr>
-            <w:tcW w:type="pct" w:w="800"/>
+            <w:tcW w:type="dxa" w:w="2000"/>
             <w:tcMar>
-              <w:top w:type="dxa" w:w="40"/>
-              <w:left w:type="dxa" w:w="80"/>
-              <w:bottom w:type="dxa" w:w="40"/>
-              <w:right w:type="dxa" w:w="80"/>
+              <w:top w:type="dxa" w:w="140"/>
+              <w:left w:type="dxa" w:w="160"/>
+              <w:bottom w:type="dxa" w:w="140"/>
+              <w:right w:type="dxa" w:w="160"/>
             </w:tcMar>
-            <w:vAlign w:val="center"/>
+            <w:vAlign w:val="top"/>
           </w:tcPr>
           <w:p>
             <w:pPr>
-              <w:spacing w:after="20" w:line="264" w:lineRule="auto"/>
-              <w:jc w:val="left"/>
-            </w:pPr>
-            <w:r>
-              <w:rPr>
-                <w:rFonts w:ascii="Times New Roman" w:hAnsi="Times New Roman"/>
-                <w:color w:val="000000"/>
-                <w:sz w:val="24"/>
-                <w:szCs w:val="24"/>
+              <w:spacing w:after="60" w:line="300" w:lineRule="auto" w:before="50"/>
+              <w:jc w:val="left"/>
+              <w:ind w:left="160"/>
+            </w:pPr>
+            <w:r>
+              <w:rPr>
+                <w:rFonts w:ascii="Times New Roman" w:hAnsi="Times New Roman"/>
+                <w:color w:val="000000"/>
+                <w:sz w:val="26"/>
+                <w:szCs w:val="26"/>
               </w:rPr>
               <w:t xml:space="preserve">- NLa, NLc, NLe</w:t>
             </w:r>
           </w:p>
           <w:p>
             <w:pPr>
-              <w:spacing w:after="20" w:line="264" w:lineRule="auto"/>
-              <w:jc w:val="left"/>
-            </w:pPr>
-            <w:r>
-              <w:rPr>
-                <w:rFonts w:ascii="Times New Roman" w:hAnsi="Times New Roman"/>
-                <w:color w:val="000000"/>
-                <w:sz w:val="24"/>
-                <w:szCs w:val="24"/>
+              <w:spacing w:after="60" w:line="300" w:lineRule="auto" w:before="50"/>
+              <w:jc w:val="left"/>
+              <w:ind w:left="160"/>
+            </w:pPr>
+            <w:r>
+              <w:rPr>
+                <w:rFonts w:ascii="Times New Roman" w:hAnsi="Times New Roman"/>
+                <w:color w:val="000000"/>
+                <w:sz w:val="26"/>
+                <w:szCs w:val="26"/>
               </w:rPr>
               <w:t xml:space="preserve">- Năng lực số 3.1.NC1.a</w:t>
             </w:r>
           </w:p>
           <w:p>
             <w:pPr>
-              <w:spacing w:after="20" w:line="264" w:lineRule="auto"/>
-              <w:jc w:val="left"/>
-            </w:pPr>
-            <w:r>
-              <w:rPr>
-                <w:rFonts w:ascii="Times New Roman" w:hAnsi="Times New Roman"/>
-                <w:color w:val="000000"/>
-                <w:sz w:val="24"/>
-                <w:szCs w:val="24"/>
+              <w:spacing w:after="60" w:line="300" w:lineRule="auto" w:before="50"/>
+              <w:jc w:val="left"/>
+              <w:ind w:left="160"/>
+            </w:pPr>
+            <w:r>
+              <w:rPr>
+                <w:rFonts w:ascii="Times New Roman" w:hAnsi="Times New Roman"/>
+                <w:color w:val="000000"/>
+                <w:sz w:val="26"/>
+                <w:szCs w:val="26"/>
               </w:rPr>
               <w:t xml:space="preserve">- Giao tiếp và hợp tác</w:t>
             </w:r>
           </w:p>
           <w:p>
             <w:pPr>
-              <w:spacing w:after="20" w:line="264" w:lineRule="auto"/>
-              <w:jc w:val="left"/>
-            </w:pPr>
-            <w:r>
-              <w:rPr>
-                <w:rFonts w:ascii="Times New Roman" w:hAnsi="Times New Roman"/>
-                <w:color w:val="000000"/>
-                <w:sz w:val="24"/>
-                <w:szCs w:val="24"/>
+              <w:spacing w:after="60" w:line="300" w:lineRule="auto" w:before="50"/>
+              <w:jc w:val="left"/>
+              <w:ind w:left="160"/>
+            </w:pPr>
+            <w:r>
+              <w:rPr>
+                <w:rFonts w:ascii="Times New Roman" w:hAnsi="Times New Roman"/>
+                <w:color w:val="000000"/>
+                <w:sz w:val="26"/>
+                <w:szCs w:val="26"/>
               </w:rPr>
               <w:t xml:space="preserve">- Giải quyết vấn đề và sáng tạo</w:t>
             </w:r>
           </w:p>
           <w:p>
             <w:pPr>
-              <w:spacing w:after="20" w:line="264" w:lineRule="auto"/>
-              <w:jc w:val="left"/>
-            </w:pPr>
-            <w:r>
-              <w:rPr>
-                <w:rFonts w:ascii="Times New Roman" w:hAnsi="Times New Roman"/>
-                <w:color w:val="000000"/>
-                <w:sz w:val="24"/>
-                <w:szCs w:val="24"/>
+              <w:spacing w:after="60" w:line="300" w:lineRule="auto" w:before="50"/>
+              <w:jc w:val="left"/>
+              <w:ind w:left="160"/>
+            </w:pPr>
+            <w:r>
+              <w:rPr>
+                <w:rFonts w:ascii="Times New Roman" w:hAnsi="Times New Roman"/>
+                <w:color w:val="000000"/>
+                <w:sz w:val="26"/>
+                <w:szCs w:val="26"/>
               </w:rPr>
               <w:t xml:space="preserve">- Chăm chỉ, trung thực</w:t>
             </w:r>
@@ -4576,28 +4629,28 @@
         </w:tc>
         <w:tc>
           <w:tcPr>
-            <w:tcW w:type="pct" w:w="1300"/>
+            <w:tcW w:type="dxa" w:w="3800"/>
             <w:tcMar>
-              <w:top w:type="dxa" w:w="40"/>
-              <w:left w:type="dxa" w:w="80"/>
-              <w:bottom w:type="dxa" w:w="40"/>
-              <w:right w:type="dxa" w:w="80"/>
+              <w:top w:type="dxa" w:w="140"/>
+              <w:left w:type="dxa" w:w="160"/>
+              <w:bottom w:type="dxa" w:w="140"/>
+              <w:right w:type="dxa" w:w="160"/>
             </w:tcMar>
-            <w:vAlign w:val="center"/>
+            <w:vAlign w:val="top"/>
           </w:tcPr>
           <w:p>
             <w:pPr>
-              <w:spacing w:after="20" w:line="264" w:lineRule="auto"/>
-              <w:jc w:val="left"/>
-            </w:pPr>
-            <w:r>
-              <w:rPr>
-                <w:rFonts w:ascii="Times New Roman" w:hAnsi="Times New Roman"/>
-                <w:b/>
-                <w:bCs/>
-                <w:color w:val="000000"/>
-                <w:sz w:val="24"/>
-                <w:szCs w:val="24"/>
+              <w:spacing w:after="60" w:line="300" w:lineRule="auto" w:before="50"/>
+              <w:jc w:val="left"/>
+            </w:pPr>
+            <w:r>
+              <w:rPr>
+                <w:rFonts w:ascii="Times New Roman" w:hAnsi="Times New Roman"/>
+                <w:b/>
+                <w:bCs/>
+                <w:color w:val="000000"/>
+                <w:sz w:val="26"/>
+                <w:szCs w:val="26"/>
               </w:rPr>
               <w:t xml:space="preserve">Đáp án dự phiếu:</w:t>
             </w:r>
@@ -4605,25 +4658,25 @@
               <w:rPr>
                 <w:rFonts w:ascii="Times New Roman" w:hAnsi="Times New Roman"/>
                 <w:color w:val="000000"/>
-                <w:sz w:val="24"/>
-                <w:szCs w:val="24"/>
+                <w:sz w:val="26"/>
+                <w:szCs w:val="26"/>
               </w:rPr>
               <w:t xml:space="preserve"> 6 kết quả phép ghép đúng theo Hình 13.6 SGK (hợp — hình vuông nhô thêm phần tròn; hiệu — lớp dưới trừ phần giao; giao — phần giao nhau; hiệu đối xứng — hai phần không giao; chia — hình lớp dưới bị đường viền của lớp trên cắt; cắt — viền lớp dưới bị cắt thành các mảnh không màu).</w:t>
             </w:r>
           </w:p>
           <w:p>
             <w:pPr>
-              <w:spacing w:after="20" w:line="264" w:lineRule="auto"/>
-              <w:jc w:val="left"/>
-            </w:pPr>
-            <w:r>
-              <w:rPr>
-                <w:rFonts w:ascii="Times New Roman" w:hAnsi="Times New Roman"/>
-                <w:b/>
-                <w:bCs/>
-                <w:color w:val="000000"/>
-                <w:sz w:val="24"/>
-                <w:szCs w:val="24"/>
+              <w:spacing w:after="60" w:line="300" w:lineRule="auto" w:before="50"/>
+              <w:jc w:val="left"/>
+            </w:pPr>
+            <w:r>
+              <w:rPr>
+                <w:rFonts w:ascii="Times New Roman" w:hAnsi="Times New Roman"/>
+                <w:b/>
+                <w:bCs/>
+                <w:color w:val="000000"/>
+                <w:sz w:val="26"/>
+                <w:szCs w:val="26"/>
               </w:rPr>
               <w:t xml:space="preserve">Câu trả lời dự kiến (đám mây):</w:t>
             </w:r>
@@ -4631,8 +4684,8 @@
               <w:rPr>
                 <w:rFonts w:ascii="Times New Roman" w:hAnsi="Times New Roman"/>
                 <w:color w:val="000000"/>
-                <w:sz w:val="24"/>
-                <w:szCs w:val="24"/>
+                <w:sz w:val="26"/>
+                <w:szCs w:val="26"/>
               </w:rPr>
               <w:t xml:space="preserve"> vẽ 6 – 7 hình tròn chồng nhau thành dải, chọn tất cả rồi chọn </w:t>
             </w:r>
@@ -4642,8 +4695,8 @@
                 <w:b/>
                 <w:bCs/>
                 <w:color w:val="000000"/>
-                <w:sz w:val="24"/>
-                <w:szCs w:val="24"/>
+                <w:sz w:val="26"/>
+                <w:szCs w:val="26"/>
               </w:rPr>
               <w:t xml:space="preserve">Path → Union</w:t>
             </w:r>
@@ -4651,25 +4704,25 @@
               <w:rPr>
                 <w:rFonts w:ascii="Times New Roman" w:hAnsi="Times New Roman"/>
                 <w:color w:val="000000"/>
-                <w:sz w:val="24"/>
-                <w:szCs w:val="24"/>
+                <w:sz w:val="26"/>
+                <w:szCs w:val="26"/>
               </w:rPr>
               <w:t xml:space="preserve"> (Phép hợp).</w:t>
             </w:r>
           </w:p>
           <w:p>
             <w:pPr>
-              <w:spacing w:after="20" w:line="264" w:lineRule="auto"/>
-              <w:jc w:val="left"/>
-            </w:pPr>
-            <w:r>
-              <w:rPr>
-                <w:rFonts w:ascii="Times New Roman" w:hAnsi="Times New Roman"/>
-                <w:b/>
-                <w:bCs/>
-                <w:color w:val="000000"/>
-                <w:sz w:val="24"/>
-                <w:szCs w:val="24"/>
+              <w:spacing w:after="50" w:line="300" w:lineRule="auto" w:before="120"/>
+              <w:jc w:val="left"/>
+            </w:pPr>
+            <w:r>
+              <w:rPr>
+                <w:rFonts w:ascii="Times New Roman" w:hAnsi="Times New Roman"/>
+                <w:b/>
+                <w:bCs/>
+                <w:color w:val="000000"/>
+                <w:sz w:val="26"/>
+                <w:szCs w:val="26"/>
               </w:rPr>
               <w:t xml:space="preserve">Sản phẩm dự kiến:</w:t>
             </w:r>
@@ -4677,25 +4730,25 @@
               <w:rPr>
                 <w:rFonts w:ascii="Times New Roman" w:hAnsi="Times New Roman"/>
                 <w:color w:val="000000"/>
-                <w:sz w:val="24"/>
-                <w:szCs w:val="24"/>
+                <w:sz w:val="26"/>
+                <w:szCs w:val="26"/>
               </w:rPr>
               <w:t xml:space="preserve"> phiếu ghi kết quả 6 phép ghép; hình trái tim ghép được trên máy.</w:t>
             </w:r>
           </w:p>
           <w:p>
             <w:pPr>
-              <w:spacing w:after="20" w:line="264" w:lineRule="auto"/>
-              <w:jc w:val="left"/>
-            </w:pPr>
-            <w:r>
-              <w:rPr>
-                <w:rFonts w:ascii="Times New Roman" w:hAnsi="Times New Roman"/>
-                <w:b/>
-                <w:bCs/>
-                <w:color w:val="000000"/>
-                <w:sz w:val="24"/>
-                <w:szCs w:val="24"/>
+              <w:spacing w:after="50" w:line="300" w:lineRule="auto" w:before="120"/>
+              <w:jc w:val="left"/>
+            </w:pPr>
+            <w:r>
+              <w:rPr>
+                <w:rFonts w:ascii="Times New Roman" w:hAnsi="Times New Roman"/>
+                <w:b/>
+                <w:bCs/>
+                <w:color w:val="000000"/>
+                <w:sz w:val="26"/>
+                <w:szCs w:val="26"/>
               </w:rPr>
               <w:t xml:space="preserve">Đánh giá:</w:t>
             </w:r>
@@ -4703,8 +4756,8 @@
               <w:rPr>
                 <w:rFonts w:ascii="Times New Roman" w:hAnsi="Times New Roman"/>
                 <w:color w:val="000000"/>
-                <w:sz w:val="24"/>
-                <w:szCs w:val="24"/>
+                <w:sz w:val="26"/>
+                <w:szCs w:val="26"/>
               </w:rPr>
               <w:t xml:space="preserve"> Qua phiếu, thao tác và câu trả lời củng cố.</w:t>
             </w:r>
@@ -4717,43 +4770,43 @@
         </w:trPr>
         <w:tc>
           <w:tcPr>
-            <w:tcW w:type="pct" w:w="800"/>
+            <w:tcW w:type="dxa" w:w="2000"/>
             <w:tcMar>
-              <w:top w:type="dxa" w:w="40"/>
-              <w:left w:type="dxa" w:w="80"/>
-              <w:bottom w:type="dxa" w:w="40"/>
-              <w:right w:type="dxa" w:w="80"/>
+              <w:top w:type="dxa" w:w="140"/>
+              <w:left w:type="dxa" w:w="160"/>
+              <w:bottom w:type="dxa" w:w="140"/>
+              <w:right w:type="dxa" w:w="160"/>
             </w:tcMar>
-            <w:vAlign w:val="center"/>
+            <w:vAlign w:val="top"/>
           </w:tcPr>
           <w:p>
             <w:pPr>
-              <w:spacing w:after="20" w:line="264" w:lineRule="auto"/>
-              <w:jc w:val="left"/>
-            </w:pPr>
-            <w:r>
-              <w:rPr>
-                <w:rFonts w:ascii="Times New Roman" w:hAnsi="Times New Roman"/>
-                <w:b/>
-                <w:bCs/>
-                <w:color w:val="000000"/>
-                <w:sz w:val="24"/>
-                <w:szCs w:val="24"/>
+              <w:spacing w:after="60" w:line="300" w:lineRule="auto" w:before="50"/>
+              <w:jc w:val="left"/>
+            </w:pPr>
+            <w:r>
+              <w:rPr>
+                <w:rFonts w:ascii="Times New Roman" w:hAnsi="Times New Roman"/>
+                <w:b/>
+                <w:bCs/>
+                <w:color w:val="000000"/>
+                <w:sz w:val="26"/>
+                <w:szCs w:val="26"/>
               </w:rPr>
               <w:t xml:space="preserve">HOẠT ĐỘNG 5. SỬ DỤNG AI KIỂM CHỨNG DỰ ĐOÁN VÀ GIAO NHIỆM VỤ VẬN DỤNG</w:t>
             </w:r>
           </w:p>
           <w:p>
             <w:pPr>
-              <w:spacing w:after="20" w:line="264" w:lineRule="auto"/>
-              <w:jc w:val="left"/>
-            </w:pPr>
-            <w:r>
-              <w:rPr>
-                <w:rFonts w:ascii="Times New Roman" w:hAnsi="Times New Roman"/>
-                <w:color w:val="000000"/>
-                <w:sz w:val="24"/>
-                <w:szCs w:val="24"/>
+              <w:spacing w:after="60" w:line="300" w:lineRule="auto" w:before="50"/>
+              <w:jc w:val="left"/>
+            </w:pPr>
+            <w:r>
+              <w:rPr>
+                <w:rFonts w:ascii="Times New Roman" w:hAnsi="Times New Roman"/>
+                <w:color w:val="000000"/>
+                <w:sz w:val="26"/>
+                <w:szCs w:val="26"/>
               </w:rPr>
               <w:t xml:space="preserve">(7 phút)</w:t>
             </w:r>
@@ -4761,28 +4814,28 @@
         </w:tc>
         <w:tc>
           <w:tcPr>
-            <w:tcW w:type="pct" w:w="2100"/>
+            <w:tcW w:type="dxa" w:w="6770"/>
             <w:tcMar>
-              <w:top w:type="dxa" w:w="40"/>
-              <w:left w:type="dxa" w:w="80"/>
-              <w:bottom w:type="dxa" w:w="40"/>
-              <w:right w:type="dxa" w:w="80"/>
+              <w:top w:type="dxa" w:w="140"/>
+              <w:left w:type="dxa" w:w="160"/>
+              <w:bottom w:type="dxa" w:w="140"/>
+              <w:right w:type="dxa" w:w="160"/>
             </w:tcMar>
-            <w:vAlign w:val="center"/>
+            <w:vAlign w:val="top"/>
           </w:tcPr>
           <w:p>
             <w:pPr>
-              <w:spacing w:after="20" w:line="264" w:lineRule="auto"/>
-              <w:jc w:val="left"/>
-            </w:pPr>
-            <w:r>
-              <w:rPr>
-                <w:rFonts w:ascii="Times New Roman" w:hAnsi="Times New Roman"/>
-                <w:b/>
-                <w:bCs/>
-                <w:color w:val="000000"/>
-                <w:sz w:val="24"/>
-                <w:szCs w:val="24"/>
+              <w:spacing w:after="60" w:line="300" w:lineRule="auto" w:before="50"/>
+              <w:jc w:val="left"/>
+            </w:pPr>
+            <w:r>
+              <w:rPr>
+                <w:rFonts w:ascii="Times New Roman" w:hAnsi="Times New Roman"/>
+                <w:b/>
+                <w:bCs/>
+                <w:color w:val="000000"/>
+                <w:sz w:val="26"/>
+                <w:szCs w:val="26"/>
               </w:rPr>
               <w:t xml:space="preserve">Mục tiêu:</w:t>
             </w:r>
@@ -4790,25 +4843,25 @@
               <w:rPr>
                 <w:rFonts w:ascii="Times New Roman" w:hAnsi="Times New Roman"/>
                 <w:color w:val="000000"/>
-                <w:sz w:val="24"/>
-                <w:szCs w:val="24"/>
+                <w:sz w:val="26"/>
+                <w:szCs w:val="26"/>
               </w:rPr>
               <w:t xml:space="preserve"> Dùng AI kiểm tra dự đoán về phép ghép; rèn kiểm chứng: đối chiếu phản hồi AI với SGK và chạy thử Inkscape.</w:t>
             </w:r>
           </w:p>
           <w:p>
             <w:pPr>
-              <w:spacing w:after="20" w:line="264" w:lineRule="auto"/>
-              <w:jc w:val="left"/>
-            </w:pPr>
-            <w:r>
-              <w:rPr>
-                <w:rFonts w:ascii="Times New Roman" w:hAnsi="Times New Roman"/>
-                <w:b/>
-                <w:bCs/>
-                <w:color w:val="000000"/>
-                <w:sz w:val="24"/>
-                <w:szCs w:val="24"/>
+              <w:spacing w:after="50" w:line="300" w:lineRule="auto" w:before="120"/>
+              <w:jc w:val="left"/>
+            </w:pPr>
+            <w:r>
+              <w:rPr>
+                <w:rFonts w:ascii="Times New Roman" w:hAnsi="Times New Roman"/>
+                <w:b/>
+                <w:bCs/>
+                <w:color w:val="000000"/>
+                <w:sz w:val="26"/>
+                <w:szCs w:val="26"/>
               </w:rPr>
               <w:t xml:space="preserve">Nội dung:</w:t>
             </w:r>
@@ -4816,72 +4869,74 @@
               <w:rPr>
                 <w:rFonts w:ascii="Times New Roman" w:hAnsi="Times New Roman"/>
                 <w:color w:val="000000"/>
-                <w:sz w:val="24"/>
-                <w:szCs w:val="24"/>
+                <w:sz w:val="26"/>
+                <w:szCs w:val="26"/>
               </w:rPr>
               <w:t xml:space="preserve"> Tình huống “phép hiệu cho kết quả ngược dự đoán”; viết prompt nhờ AI; giao nhiệm vụ Vận dụng SGK trang 74.</w:t>
             </w:r>
           </w:p>
           <w:p>
             <w:pPr>
-              <w:spacing w:after="20" w:line="264" w:lineRule="auto"/>
-              <w:jc w:val="left"/>
-            </w:pPr>
-            <w:r>
-              <w:rPr>
-                <w:rFonts w:ascii="Times New Roman" w:hAnsi="Times New Roman"/>
-                <w:b/>
-                <w:bCs/>
-                <w:color w:val="000000"/>
-                <w:sz w:val="24"/>
-                <w:szCs w:val="24"/>
+              <w:spacing w:after="50" w:line="300" w:lineRule="auto" w:before="120"/>
+              <w:jc w:val="left"/>
+            </w:pPr>
+            <w:r>
+              <w:rPr>
+                <w:rFonts w:ascii="Times New Roman" w:hAnsi="Times New Roman"/>
+                <w:b/>
+                <w:bCs/>
+                <w:color w:val="000000"/>
+                <w:sz w:val="26"/>
+                <w:szCs w:val="26"/>
               </w:rPr>
               <w:t xml:space="preserve">Tổ chức thực hiện:</w:t>
             </w:r>
           </w:p>
           <w:p>
             <w:pPr>
-              <w:spacing w:after="20" w:line="264" w:lineRule="auto"/>
-              <w:jc w:val="left"/>
-            </w:pPr>
-            <w:r>
-              <w:rPr>
-                <w:rFonts w:ascii="Times New Roman" w:hAnsi="Times New Roman"/>
-                <w:b/>
-                <w:bCs/>
-                <w:color w:val="000000"/>
-                <w:sz w:val="24"/>
-                <w:szCs w:val="24"/>
+              <w:spacing w:after="50" w:line="300" w:lineRule="auto" w:before="120"/>
+              <w:jc w:val="left"/>
+            </w:pPr>
+            <w:r>
+              <w:rPr>
+                <w:rFonts w:ascii="Times New Roman" w:hAnsi="Times New Roman"/>
+                <w:b/>
+                <w:bCs/>
+                <w:color w:val="000000"/>
+                <w:sz w:val="26"/>
+                <w:szCs w:val="26"/>
               </w:rPr>
               <w:t xml:space="preserve">Giáo viên:</w:t>
             </w:r>
           </w:p>
           <w:p>
             <w:pPr>
-              <w:spacing w:after="20" w:line="264" w:lineRule="auto"/>
-              <w:jc w:val="left"/>
-            </w:pPr>
-            <w:r>
-              <w:rPr>
-                <w:rFonts w:ascii="Times New Roman" w:hAnsi="Times New Roman"/>
-                <w:color w:val="000000"/>
-                <w:sz w:val="24"/>
-                <w:szCs w:val="24"/>
+              <w:spacing w:after="60" w:line="300" w:lineRule="auto" w:before="50"/>
+              <w:jc w:val="left"/>
+              <w:ind w:left="160"/>
+            </w:pPr>
+            <w:r>
+              <w:rPr>
+                <w:rFonts w:ascii="Times New Roman" w:hAnsi="Times New Roman"/>
+                <w:color w:val="000000"/>
+                <w:sz w:val="26"/>
+                <w:szCs w:val="26"/>
               </w:rPr>
               <w:t xml:space="preserve">- Chiếu tình huống: “Bạn Nam chọn hình tròn trước rồi chọn hình vuông (tròn ở lớp dưới), thực hiện Path/Difference và nói: ‘Kết quả là phần hình tròn không nằm trong hình vuông’. Kết quả trên máy lại không như vậy. Em nghĩ Nam sai ở đâu?”</w:t>
             </w:r>
           </w:p>
           <w:p>
             <w:pPr>
-              <w:spacing w:after="20" w:line="264" w:lineRule="auto"/>
-              <w:jc w:val="left"/>
-            </w:pPr>
-            <w:r>
-              <w:rPr>
-                <w:rFonts w:ascii="Times New Roman" w:hAnsi="Times New Roman"/>
-                <w:color w:val="000000"/>
-                <w:sz w:val="24"/>
-                <w:szCs w:val="24"/>
+              <w:spacing w:after="60" w:line="300" w:lineRule="auto" w:before="50"/>
+              <w:jc w:val="left"/>
+              <w:ind w:left="160"/>
+            </w:pPr>
+            <w:r>
+              <w:rPr>
+                <w:rFonts w:ascii="Times New Roman" w:hAnsi="Times New Roman"/>
+                <w:color w:val="000000"/>
+                <w:sz w:val="26"/>
+                <w:szCs w:val="26"/>
               </w:rPr>
               <w:t xml:space="preserve">- Đặt câu hỏi: </w:t>
             </w:r>
@@ -4891,8 +4946,8 @@
                 <w:b/>
                 <w:bCs/>
                 <w:color w:val="000000"/>
-                <w:sz w:val="24"/>
-                <w:szCs w:val="24"/>
+                <w:sz w:val="26"/>
+                <w:szCs w:val="26"/>
               </w:rPr>
               <w:t xml:space="preserve">(1)</w:t>
             </w:r>
@@ -4900,8 +4955,8 @@
               <w:rPr>
                 <w:rFonts w:ascii="Times New Roman" w:hAnsi="Times New Roman"/>
                 <w:color w:val="000000"/>
-                <w:sz w:val="24"/>
-                <w:szCs w:val="24"/>
+                <w:sz w:val="26"/>
+                <w:szCs w:val="26"/>
               </w:rPr>
               <w:t xml:space="preserve"> Phép Difference phụ thuộc gì vào thứ tự chọn/thứ tự lớp? </w:t>
             </w:r>
@@ -4911,8 +4966,8 @@
                 <w:b/>
                 <w:bCs/>
                 <w:color w:val="000000"/>
-                <w:sz w:val="24"/>
-                <w:szCs w:val="24"/>
+                <w:sz w:val="26"/>
+                <w:szCs w:val="26"/>
               </w:rPr>
               <w:t xml:space="preserve">(2)</w:t>
             </w:r>
@@ -4920,8 +4975,8 @@
               <w:rPr>
                 <w:rFonts w:ascii="Times New Roman" w:hAnsi="Times New Roman"/>
                 <w:color w:val="000000"/>
-                <w:sz w:val="24"/>
-                <w:szCs w:val="24"/>
+                <w:sz w:val="26"/>
+                <w:szCs w:val="26"/>
               </w:rPr>
               <w:t xml:space="preserve"> Em sẽ hỏi AI thế nào để kiểm chứng dự đoán của mình? </w:t>
             </w:r>
@@ -4931,8 +4986,8 @@
                 <w:b/>
                 <w:bCs/>
                 <w:color w:val="000000"/>
-                <w:sz w:val="24"/>
-                <w:szCs w:val="24"/>
+                <w:sz w:val="26"/>
+                <w:szCs w:val="26"/>
               </w:rPr>
               <w:t xml:space="preserve">(3)</w:t>
             </w:r>
@@ -4940,23 +4995,24 @@
               <w:rPr>
                 <w:rFonts w:ascii="Times New Roman" w:hAnsi="Times New Roman"/>
                 <w:color w:val="000000"/>
-                <w:sz w:val="24"/>
-                <w:szCs w:val="24"/>
+                <w:sz w:val="26"/>
+                <w:szCs w:val="26"/>
               </w:rPr>
               <w:t xml:space="preserve"> Kết quả AI nói “Difference lấy phần hình lớp dưới không giao với lớp trên” — khớp với SGK chưa, em kiểm chứng bằng cách nào?</w:t>
             </w:r>
           </w:p>
           <w:p>
             <w:pPr>
-              <w:spacing w:after="20" w:line="264" w:lineRule="auto"/>
-              <w:jc w:val="left"/>
-            </w:pPr>
-            <w:r>
-              <w:rPr>
-                <w:rFonts w:ascii="Times New Roman" w:hAnsi="Times New Roman"/>
-                <w:color w:val="000000"/>
-                <w:sz w:val="24"/>
-                <w:szCs w:val="24"/>
+              <w:spacing w:after="60" w:line="300" w:lineRule="auto" w:before="50"/>
+              <w:jc w:val="left"/>
+              <w:ind w:left="160"/>
+            </w:pPr>
+            <w:r>
+              <w:rPr>
+                <w:rFonts w:ascii="Times New Roman" w:hAnsi="Times New Roman"/>
+                <w:color w:val="000000"/>
+                <w:sz w:val="26"/>
+                <w:szCs w:val="26"/>
               </w:rPr>
               <w:t xml:space="preserve">- Giao nhiệm vụ sau giờ học: </w:t>
             </w:r>
@@ -4966,8 +5022,8 @@
                 <w:b/>
                 <w:bCs/>
                 <w:color w:val="000000"/>
-                <w:sz w:val="24"/>
-                <w:szCs w:val="24"/>
+                <w:sz w:val="26"/>
+                <w:szCs w:val="26"/>
               </w:rPr>
               <w:t xml:space="preserve">(a)</w:t>
             </w:r>
@@ -4975,8 +5031,8 @@
               <w:rPr>
                 <w:rFonts w:ascii="Times New Roman" w:hAnsi="Times New Roman"/>
                 <w:color w:val="000000"/>
-                <w:sz w:val="24"/>
-                <w:szCs w:val="24"/>
+                <w:sz w:val="26"/>
+                <w:szCs w:val="26"/>
               </w:rPr>
               <w:t xml:space="preserve"> Luyện tập 1 SGK trang 74: vẽ một hình sao, thay đổi giá trị </w:t>
             </w:r>
@@ -4986,8 +5042,8 @@
                 <w:b/>
                 <w:bCs/>
                 <w:color w:val="000000"/>
-                <w:sz w:val="24"/>
-                <w:szCs w:val="24"/>
+                <w:sz w:val="26"/>
+                <w:szCs w:val="26"/>
               </w:rPr>
               <w:t xml:space="preserve">Rounded</w:t>
             </w:r>
@@ -4995,8 +5051,8 @@
               <w:rPr>
                 <w:rFonts w:ascii="Times New Roman" w:hAnsi="Times New Roman"/>
                 <w:color w:val="000000"/>
-                <w:sz w:val="24"/>
-                <w:szCs w:val="24"/>
+                <w:sz w:val="26"/>
+                <w:szCs w:val="26"/>
               </w:rPr>
               <w:t xml:space="preserve">, quan sát và ghi kết quả; thử dựng bông hoa Hình 13.14 bằng hình sao và hình tròn (gợi ý SGK: tùy chỉnh Corners, Rounded, Spoke ratio); </w:t>
             </w:r>
@@ -5006,8 +5062,8 @@
                 <w:b/>
                 <w:bCs/>
                 <w:color w:val="000000"/>
-                <w:sz w:val="24"/>
-                <w:szCs w:val="24"/>
+                <w:sz w:val="26"/>
+                <w:szCs w:val="26"/>
               </w:rPr>
               <w:t xml:space="preserve">(b)</w:t>
             </w:r>
@@ -5015,8 +5071,8 @@
               <w:rPr>
                 <w:rFonts w:ascii="Times New Roman" w:hAnsi="Times New Roman"/>
                 <w:color w:val="000000"/>
-                <w:sz w:val="24"/>
-                <w:szCs w:val="24"/>
+                <w:sz w:val="26"/>
+                <w:szCs w:val="26"/>
               </w:rPr>
               <w:t xml:space="preserve"> viết 1 prompt nhờ AI giải thích sự khác nhau giữa Phép chia (Division) và Phép cắt (Cut Path), sau đó </w:t>
             </w:r>
@@ -5026,8 +5082,8 @@
                 <w:b/>
                 <w:bCs/>
                 <w:color w:val="000000"/>
-                <w:sz w:val="24"/>
-                <w:szCs w:val="24"/>
+                <w:sz w:val="26"/>
+                <w:szCs w:val="26"/>
               </w:rPr>
               <w:t xml:space="preserve">chạy thử cả hai phép trên Inkscape</w:t>
             </w:r>
@@ -5035,40 +5091,41 @@
               <w:rPr>
                 <w:rFonts w:ascii="Times New Roman" w:hAnsi="Times New Roman"/>
                 <w:color w:val="000000"/>
-                <w:sz w:val="24"/>
-                <w:szCs w:val="24"/>
+                <w:sz w:val="26"/>
+                <w:szCs w:val="26"/>
               </w:rPr>
               <w:t xml:space="preserve"> để kiểm chứng và ghi chú lại chỗ AI đúng/sai; nộp tệp .svg + phiếu ghi chú theo thời điểm quy định.</w:t>
             </w:r>
           </w:p>
           <w:p>
             <w:pPr>
-              <w:spacing w:after="20" w:line="264" w:lineRule="auto"/>
-              <w:jc w:val="left"/>
-            </w:pPr>
-            <w:r>
-              <w:rPr>
-                <w:rFonts w:ascii="Times New Roman" w:hAnsi="Times New Roman"/>
-                <w:b/>
-                <w:bCs/>
-                <w:color w:val="000000"/>
-                <w:sz w:val="24"/>
-                <w:szCs w:val="24"/>
+              <w:spacing w:after="50" w:line="300" w:lineRule="auto" w:before="120"/>
+              <w:jc w:val="left"/>
+            </w:pPr>
+            <w:r>
+              <w:rPr>
+                <w:rFonts w:ascii="Times New Roman" w:hAnsi="Times New Roman"/>
+                <w:b/>
+                <w:bCs/>
+                <w:color w:val="000000"/>
+                <w:sz w:val="26"/>
+                <w:szCs w:val="26"/>
               </w:rPr>
               <w:t xml:space="preserve">Học sinh:</w:t>
             </w:r>
           </w:p>
           <w:p>
             <w:pPr>
-              <w:spacing w:after="20" w:line="264" w:lineRule="auto"/>
-              <w:jc w:val="left"/>
-            </w:pPr>
-            <w:r>
-              <w:rPr>
-                <w:rFonts w:ascii="Times New Roman" w:hAnsi="Times New Roman"/>
-                <w:color w:val="000000"/>
-                <w:sz w:val="24"/>
-                <w:szCs w:val="24"/>
+              <w:spacing w:after="60" w:line="300" w:lineRule="auto" w:before="50"/>
+              <w:jc w:val="left"/>
+              <w:ind w:left="160"/>
+            </w:pPr>
+            <w:r>
+              <w:rPr>
+                <w:rFonts w:ascii="Times New Roman" w:hAnsi="Times New Roman"/>
+                <w:color w:val="000000"/>
+                <w:sz w:val="26"/>
+                <w:szCs w:val="26"/>
               </w:rPr>
               <w:t xml:space="preserve">- Thảo luận: Nam nhầm vì thứ tự — Difference lấy </w:t>
             </w:r>
@@ -5078,8 +5135,8 @@
                 <w:b/>
                 <w:bCs/>
                 <w:color w:val="000000"/>
-                <w:sz w:val="24"/>
-                <w:szCs w:val="24"/>
+                <w:sz w:val="26"/>
+                <w:szCs w:val="26"/>
               </w:rPr>
               <w:t xml:space="preserve">phần hình lớp dưới</w:t>
             </w:r>
@@ -5087,70 +5144,73 @@
               <w:rPr>
                 <w:rFonts w:ascii="Times New Roman" w:hAnsi="Times New Roman"/>
                 <w:color w:val="000000"/>
-                <w:sz w:val="24"/>
-                <w:szCs w:val="24"/>
+                <w:sz w:val="26"/>
+                <w:szCs w:val="26"/>
               </w:rPr>
               <w:t xml:space="preserve"> không thuộc hình lớp trên; chọn tròn trước (tròn thành lớp trên) nên kết quả khác.</w:t>
             </w:r>
           </w:p>
           <w:p>
             <w:pPr>
-              <w:spacing w:after="20" w:line="264" w:lineRule="auto"/>
-              <w:jc w:val="left"/>
-            </w:pPr>
-            <w:r>
-              <w:rPr>
-                <w:rFonts w:ascii="Times New Roman" w:hAnsi="Times New Roman"/>
-                <w:color w:val="000000"/>
-                <w:sz w:val="24"/>
-                <w:szCs w:val="24"/>
+              <w:spacing w:after="60" w:line="300" w:lineRule="auto" w:before="50"/>
+              <w:jc w:val="left"/>
+              <w:ind w:left="160"/>
+            </w:pPr>
+            <w:r>
+              <w:rPr>
+                <w:rFonts w:ascii="Times New Roman" w:hAnsi="Times New Roman"/>
+                <w:color w:val="000000"/>
+                <w:sz w:val="26"/>
+                <w:szCs w:val="26"/>
               </w:rPr>
               <w:t xml:space="preserve">- Viết prompt mẫu: “Trong Inkscape, mình chọn hình tròn ở lớp dưới và hình vuông ở lớp trên rồi thực hiện Path/Difference. Hãy giải thích ngắn gọn phép Difference tính theo thứ tự lớp như thế nào, vì sao kết quả của mình khác dự đoán, và mình nên chọn lại theo thứ tự nào để lấy phần hình vuông không giao với hình tròn.”</w:t>
             </w:r>
           </w:p>
           <w:p>
             <w:pPr>
-              <w:spacing w:after="20" w:line="264" w:lineRule="auto"/>
-              <w:jc w:val="left"/>
-            </w:pPr>
-            <w:r>
-              <w:rPr>
-                <w:rFonts w:ascii="Times New Roman" w:hAnsi="Times New Roman"/>
-                <w:color w:val="000000"/>
-                <w:sz w:val="24"/>
-                <w:szCs w:val="24"/>
+              <w:spacing w:after="60" w:line="300" w:lineRule="auto" w:before="50"/>
+              <w:jc w:val="left"/>
+              <w:ind w:left="160"/>
+            </w:pPr>
+            <w:r>
+              <w:rPr>
+                <w:rFonts w:ascii="Times New Roman" w:hAnsi="Times New Roman"/>
+                <w:color w:val="000000"/>
+                <w:sz w:val="26"/>
+                <w:szCs w:val="26"/>
               </w:rPr>
               <w:t xml:space="preserve">- Đối chiếu phản hồi AI với SGK trang 71 – 72 và chạy thử để kết luận; ghi nhận nhiệm vụ về nhà.</w:t>
             </w:r>
           </w:p>
           <w:p>
             <w:pPr>
-              <w:spacing w:after="20" w:line="264" w:lineRule="auto"/>
-              <w:jc w:val="left"/>
-            </w:pPr>
-            <w:r>
-              <w:rPr>
-                <w:rFonts w:ascii="Times New Roman" w:hAnsi="Times New Roman"/>
-                <w:b/>
-                <w:bCs/>
-                <w:color w:val="000000"/>
-                <w:sz w:val="24"/>
-                <w:szCs w:val="24"/>
+              <w:spacing w:after="50" w:line="300" w:lineRule="auto" w:before="120"/>
+              <w:jc w:val="left"/>
+            </w:pPr>
+            <w:r>
+              <w:rPr>
+                <w:rFonts w:ascii="Times New Roman" w:hAnsi="Times New Roman"/>
+                <w:b/>
+                <w:bCs/>
+                <w:color w:val="000000"/>
+                <w:sz w:val="26"/>
+                <w:szCs w:val="26"/>
               </w:rPr>
               <w:t xml:space="preserve">Giáo viên:</w:t>
             </w:r>
           </w:p>
           <w:p>
             <w:pPr>
-              <w:spacing w:after="20" w:line="264" w:lineRule="auto"/>
-              <w:jc w:val="left"/>
-            </w:pPr>
-            <w:r>
-              <w:rPr>
-                <w:rFonts w:ascii="Times New Roman" w:hAnsi="Times New Roman"/>
-                <w:color w:val="000000"/>
-                <w:sz w:val="24"/>
-                <w:szCs w:val="24"/>
+              <w:spacing w:after="60" w:line="300" w:lineRule="auto" w:before="50"/>
+              <w:jc w:val="left"/>
+              <w:ind w:left="160"/>
+            </w:pPr>
+            <w:r>
+              <w:rPr>
+                <w:rFonts w:ascii="Times New Roman" w:hAnsi="Times New Roman"/>
+                <w:color w:val="000000"/>
+                <w:sz w:val="26"/>
+                <w:szCs w:val="26"/>
               </w:rPr>
               <w:t xml:space="preserve">- Chuẩn hoá: phản hồi AI có thể đúng về nguyên lí nhưng gọi tên lệnh khác bản Inkscape — luôn chạy thử; khen tinh thần kiểm chứng; chốt 3 nội dung của bài (thuộc tính — Fill and Stroke — phép ghép).</w:t>
             </w:r>
@@ -5158,86 +5218,91 @@
         </w:tc>
         <w:tc>
           <w:tcPr>
-            <w:tcW w:type="pct" w:w="800"/>
+            <w:tcW w:type="dxa" w:w="2000"/>
             <w:tcMar>
-              <w:top w:type="dxa" w:w="40"/>
-              <w:left w:type="dxa" w:w="80"/>
-              <w:bottom w:type="dxa" w:w="40"/>
-              <w:right w:type="dxa" w:w="80"/>
+              <w:top w:type="dxa" w:w="140"/>
+              <w:left w:type="dxa" w:w="160"/>
+              <w:bottom w:type="dxa" w:w="140"/>
+              <w:right w:type="dxa" w:w="160"/>
             </w:tcMar>
-            <w:vAlign w:val="center"/>
+            <w:vAlign w:val="top"/>
           </w:tcPr>
           <w:p>
             <w:pPr>
-              <w:spacing w:after="20" w:line="264" w:lineRule="auto"/>
-              <w:jc w:val="left"/>
-            </w:pPr>
-            <w:r>
-              <w:rPr>
-                <w:rFonts w:ascii="Times New Roman" w:hAnsi="Times New Roman"/>
-                <w:color w:val="000000"/>
-                <w:sz w:val="24"/>
-                <w:szCs w:val="24"/>
+              <w:spacing w:after="60" w:line="300" w:lineRule="auto" w:before="50"/>
+              <w:jc w:val="left"/>
+              <w:ind w:left="160"/>
+            </w:pPr>
+            <w:r>
+              <w:rPr>
+                <w:rFonts w:ascii="Times New Roman" w:hAnsi="Times New Roman"/>
+                <w:color w:val="000000"/>
+                <w:sz w:val="26"/>
+                <w:szCs w:val="26"/>
               </w:rPr>
               <w:t xml:space="preserve">- NLc, NLd</w:t>
             </w:r>
           </w:p>
           <w:p>
             <w:pPr>
-              <w:spacing w:after="20" w:line="264" w:lineRule="auto"/>
-              <w:jc w:val="left"/>
-            </w:pPr>
-            <w:r>
-              <w:rPr>
-                <w:rFonts w:ascii="Times New Roman" w:hAnsi="Times New Roman"/>
-                <w:color w:val="000000"/>
-                <w:sz w:val="24"/>
-                <w:szCs w:val="24"/>
+              <w:spacing w:after="60" w:line="300" w:lineRule="auto" w:before="50"/>
+              <w:jc w:val="left"/>
+              <w:ind w:left="160"/>
+            </w:pPr>
+            <w:r>
+              <w:rPr>
+                <w:rFonts w:ascii="Times New Roman" w:hAnsi="Times New Roman"/>
+                <w:color w:val="000000"/>
+                <w:sz w:val="26"/>
+                <w:szCs w:val="26"/>
               </w:rPr>
               <w:t xml:space="preserve">- Năng lực AI 10.C2.2</w:t>
             </w:r>
           </w:p>
           <w:p>
             <w:pPr>
-              <w:spacing w:after="20" w:line="264" w:lineRule="auto"/>
-              <w:jc w:val="left"/>
-            </w:pPr>
-            <w:r>
-              <w:rPr>
-                <w:rFonts w:ascii="Times New Roman" w:hAnsi="Times New Roman"/>
-                <w:color w:val="000000"/>
-                <w:sz w:val="24"/>
-                <w:szCs w:val="24"/>
+              <w:spacing w:after="60" w:line="300" w:lineRule="auto" w:before="50"/>
+              <w:jc w:val="left"/>
+              <w:ind w:left="160"/>
+            </w:pPr>
+            <w:r>
+              <w:rPr>
+                <w:rFonts w:ascii="Times New Roman" w:hAnsi="Times New Roman"/>
+                <w:color w:val="000000"/>
+                <w:sz w:val="26"/>
+                <w:szCs w:val="26"/>
               </w:rPr>
               <w:t xml:space="preserve">- Giao tiếp và hợp tác</w:t>
             </w:r>
           </w:p>
           <w:p>
             <w:pPr>
-              <w:spacing w:after="20" w:line="264" w:lineRule="auto"/>
-              <w:jc w:val="left"/>
-            </w:pPr>
-            <w:r>
-              <w:rPr>
-                <w:rFonts w:ascii="Times New Roman" w:hAnsi="Times New Roman"/>
-                <w:color w:val="000000"/>
-                <w:sz w:val="24"/>
-                <w:szCs w:val="24"/>
+              <w:spacing w:after="60" w:line="300" w:lineRule="auto" w:before="50"/>
+              <w:jc w:val="left"/>
+              <w:ind w:left="160"/>
+            </w:pPr>
+            <w:r>
+              <w:rPr>
+                <w:rFonts w:ascii="Times New Roman" w:hAnsi="Times New Roman"/>
+                <w:color w:val="000000"/>
+                <w:sz w:val="26"/>
+                <w:szCs w:val="26"/>
               </w:rPr>
               <w:t xml:space="preserve">- Giải quyết vấn đề và sáng tạo</w:t>
             </w:r>
           </w:p>
           <w:p>
             <w:pPr>
-              <w:spacing w:after="20" w:line="264" w:lineRule="auto"/>
-              <w:jc w:val="left"/>
-            </w:pPr>
-            <w:r>
-              <w:rPr>
-                <w:rFonts w:ascii="Times New Roman" w:hAnsi="Times New Roman"/>
-                <w:color w:val="000000"/>
-                <w:sz w:val="24"/>
-                <w:szCs w:val="24"/>
+              <w:spacing w:after="60" w:line="300" w:lineRule="auto" w:before="50"/>
+              <w:jc w:val="left"/>
+              <w:ind w:left="160"/>
+            </w:pPr>
+            <w:r>
+              <w:rPr>
+                <w:rFonts w:ascii="Times New Roman" w:hAnsi="Times New Roman"/>
+                <w:color w:val="000000"/>
+                <w:sz w:val="26"/>
+                <w:szCs w:val="26"/>
               </w:rPr>
               <w:t xml:space="preserve">- Trung thực, trách nhiệm</w:t>
             </w:r>
@@ -5245,43 +5310,44 @@
         </w:tc>
         <w:tc>
           <w:tcPr>
-            <w:tcW w:type="pct" w:w="1300"/>
+            <w:tcW w:type="dxa" w:w="3800"/>
             <w:tcMar>
-              <w:top w:type="dxa" w:w="40"/>
-              <w:left w:type="dxa" w:w="80"/>
-              <w:bottom w:type="dxa" w:w="40"/>
-              <w:right w:type="dxa" w:w="80"/>
+              <w:top w:type="dxa" w:w="140"/>
+              <w:left w:type="dxa" w:w="160"/>
+              <w:bottom w:type="dxa" w:w="140"/>
+              <w:right w:type="dxa" w:w="160"/>
             </w:tcMar>
-            <w:vAlign w:val="center"/>
+            <w:vAlign w:val="top"/>
           </w:tcPr>
           <w:p>
             <w:pPr>
-              <w:spacing w:after="20" w:line="264" w:lineRule="auto"/>
-              <w:jc w:val="left"/>
-            </w:pPr>
-            <w:r>
-              <w:rPr>
-                <w:rFonts w:ascii="Times New Roman" w:hAnsi="Times New Roman"/>
-                <w:b/>
-                <w:bCs/>
-                <w:color w:val="000000"/>
-                <w:sz w:val="24"/>
-                <w:szCs w:val="24"/>
+              <w:spacing w:after="60" w:line="300" w:lineRule="auto" w:before="50"/>
+              <w:jc w:val="left"/>
+            </w:pPr>
+            <w:r>
+              <w:rPr>
+                <w:rFonts w:ascii="Times New Roman" w:hAnsi="Times New Roman"/>
+                <w:b/>
+                <w:bCs/>
+                <w:color w:val="000000"/>
+                <w:sz w:val="26"/>
+                <w:szCs w:val="26"/>
               </w:rPr>
               <w:t xml:space="preserve">Câu trả lời dự kiến:</w:t>
             </w:r>
           </w:p>
           <w:p>
             <w:pPr>
-              <w:spacing w:after="20" w:line="264" w:lineRule="auto"/>
-              <w:jc w:val="left"/>
-            </w:pPr>
-            <w:r>
-              <w:rPr>
-                <w:rFonts w:ascii="Times New Roman" w:hAnsi="Times New Roman"/>
-                <w:color w:val="000000"/>
-                <w:sz w:val="24"/>
-                <w:szCs w:val="24"/>
+              <w:spacing w:after="60" w:line="300" w:lineRule="auto" w:before="50"/>
+              <w:jc w:val="left"/>
+              <w:ind w:left="160"/>
+            </w:pPr>
+            <w:r>
+              <w:rPr>
+                <w:rFonts w:ascii="Times New Roman" w:hAnsi="Times New Roman"/>
+                <w:color w:val="000000"/>
+                <w:sz w:val="26"/>
+                <w:szCs w:val="26"/>
               </w:rPr>
               <w:t xml:space="preserve">- (1) Difference phụ thuộc thứ tự lớp: lấy phần hình </w:t>
             </w:r>
@@ -5291,8 +5357,8 @@
                 <w:b/>
                 <w:bCs/>
                 <w:color w:val="000000"/>
-                <w:sz w:val="24"/>
-                <w:szCs w:val="24"/>
+                <w:sz w:val="26"/>
+                <w:szCs w:val="26"/>
               </w:rPr>
               <w:t xml:space="preserve">lớp dưới</w:t>
             </w:r>
@@ -5300,55 +5366,57 @@
               <w:rPr>
                 <w:rFonts w:ascii="Times New Roman" w:hAnsi="Times New Roman"/>
                 <w:color w:val="000000"/>
-                <w:sz w:val="24"/>
-                <w:szCs w:val="24"/>
+                <w:sz w:val="26"/>
+                <w:szCs w:val="26"/>
               </w:rPr>
               <w:t xml:space="preserve"> không thuộc hình lớp trên; Nam chọn ngược thứ tự nên kết quả khác dự đoán.</w:t>
             </w:r>
           </w:p>
           <w:p>
             <w:pPr>
-              <w:spacing w:after="20" w:line="264" w:lineRule="auto"/>
-              <w:jc w:val="left"/>
-            </w:pPr>
-            <w:r>
-              <w:rPr>
-                <w:rFonts w:ascii="Times New Roman" w:hAnsi="Times New Roman"/>
-                <w:color w:val="000000"/>
-                <w:sz w:val="24"/>
-                <w:szCs w:val="24"/>
+              <w:spacing w:after="60" w:line="300" w:lineRule="auto" w:before="50"/>
+              <w:jc w:val="left"/>
+              <w:ind w:left="160"/>
+            </w:pPr>
+            <w:r>
+              <w:rPr>
+                <w:rFonts w:ascii="Times New Roman" w:hAnsi="Times New Roman"/>
+                <w:color w:val="000000"/>
+                <w:sz w:val="26"/>
+                <w:szCs w:val="26"/>
               </w:rPr>
               <w:t xml:space="preserve">- (2) Prompt ghi rõ tình huống, thứ tự lớp, kết quả mong muốn và yêu cầu giải thích ngắn gọn.</w:t>
             </w:r>
           </w:p>
           <w:p>
             <w:pPr>
-              <w:spacing w:after="20" w:line="264" w:lineRule="auto"/>
-              <w:jc w:val="left"/>
-            </w:pPr>
-            <w:r>
-              <w:rPr>
-                <w:rFonts w:ascii="Times New Roman" w:hAnsi="Times New Roman"/>
-                <w:color w:val="000000"/>
-                <w:sz w:val="24"/>
-                <w:szCs w:val="24"/>
+              <w:spacing w:after="60" w:line="300" w:lineRule="auto" w:before="50"/>
+              <w:jc w:val="left"/>
+              <w:ind w:left="160"/>
+            </w:pPr>
+            <w:r>
+              <w:rPr>
+                <w:rFonts w:ascii="Times New Roman" w:hAnsi="Times New Roman"/>
+                <w:color w:val="000000"/>
+                <w:sz w:val="26"/>
+                <w:szCs w:val="26"/>
               </w:rPr>
               <w:t xml:space="preserve">- (3) Khớp với SGK (định nghĩa Phép hiệu); kiểm chứng bằng chạy thử trên Inkscape và đối chiếu định nghĩa SGK.</w:t>
             </w:r>
           </w:p>
           <w:p>
             <w:pPr>
-              <w:spacing w:after="20" w:line="264" w:lineRule="auto"/>
-              <w:jc w:val="left"/>
-            </w:pPr>
-            <w:r>
-              <w:rPr>
-                <w:rFonts w:ascii="Times New Roman" w:hAnsi="Times New Roman"/>
-                <w:b/>
-                <w:bCs/>
-                <w:color w:val="000000"/>
-                <w:sz w:val="24"/>
-                <w:szCs w:val="24"/>
+              <w:spacing w:after="60" w:line="300" w:lineRule="auto" w:before="50"/>
+              <w:jc w:val="left"/>
+            </w:pPr>
+            <w:r>
+              <w:rPr>
+                <w:rFonts w:ascii="Times New Roman" w:hAnsi="Times New Roman"/>
+                <w:b/>
+                <w:bCs/>
+                <w:color w:val="000000"/>
+                <w:sz w:val="26"/>
+                <w:szCs w:val="26"/>
               </w:rPr>
               <w:t xml:space="preserve">Nhiệm vụ sau giờ học:</w:t>
             </w:r>
@@ -5356,25 +5424,25 @@
               <w:rPr>
                 <w:rFonts w:ascii="Times New Roman" w:hAnsi="Times New Roman"/>
                 <w:color w:val="000000"/>
-                <w:sz w:val="24"/>
-                <w:szCs w:val="24"/>
+                <w:sz w:val="26"/>
+                <w:szCs w:val="26"/>
               </w:rPr>
               <w:t xml:space="preserve"> tệp .svg bông sao Rounded + phiếu ghi chú kiểm chứng AI.</w:t>
             </w:r>
           </w:p>
           <w:p>
             <w:pPr>
-              <w:spacing w:after="20" w:line="264" w:lineRule="auto"/>
-              <w:jc w:val="left"/>
-            </w:pPr>
-            <w:r>
-              <w:rPr>
-                <w:rFonts w:ascii="Times New Roman" w:hAnsi="Times New Roman"/>
-                <w:b/>
-                <w:bCs/>
-                <w:color w:val="000000"/>
-                <w:sz w:val="24"/>
-                <w:szCs w:val="24"/>
+              <w:spacing w:after="50" w:line="300" w:lineRule="auto" w:before="120"/>
+              <w:jc w:val="left"/>
+            </w:pPr>
+            <w:r>
+              <w:rPr>
+                <w:rFonts w:ascii="Times New Roman" w:hAnsi="Times New Roman"/>
+                <w:b/>
+                <w:bCs/>
+                <w:color w:val="000000"/>
+                <w:sz w:val="26"/>
+                <w:szCs w:val="26"/>
               </w:rPr>
               <w:t xml:space="preserve">Đánh giá:</w:t>
             </w:r>
@@ -5382,8 +5450,8 @@
               <w:rPr>
                 <w:rFonts w:ascii="Times New Roman" w:hAnsi="Times New Roman"/>
                 <w:color w:val="000000"/>
-                <w:sz w:val="24"/>
-                <w:szCs w:val="24"/>
+                <w:sz w:val="26"/>
+                <w:szCs w:val="26"/>
               </w:rPr>
               <w:t xml:space="preserve"> Qua prompt, câu trả lời và thao tác kiểm chứng.</w:t>
             </w:r>
@@ -5393,14 +5461,18 @@
     </w:tbl>
     <w:p>
       <w:pPr>
-        <w:spacing w:after="80"/>
+        <w:spacing w:before="0" w:after="0"/>
+        <w:sectPr>
+          <w:pgSz w:w="16838" w:h="11906" w:orient="landscape"/>
+          <w:pgMar w:top="1134" w:right="1134" w:bottom="1134" w:left="1134" w:header="708" w:footer="708" w:gutter="0"/>
+        </w:sectPr>
       </w:pPr>
     </w:p>
     <w:p>
       <w:pPr>
         <w:pStyle w:val="Heading1"/>
         <w:keepNext/>
-        <w:spacing w:after="80" w:before="160" w:line="300" w:lineRule="auto"/>
+        <w:spacing w:after="100" w:before="240" w:line="312" w:lineRule="auto"/>
         <w:jc w:val="left"/>
       </w:pPr>
       <w:r>
@@ -5409,8 +5481,8 @@
           <w:b/>
           <w:bCs/>
           <w:color w:val="000000"/>
-          <w:sz w:val="26"/>
-          <w:szCs w:val="26"/>
+          <w:sz w:val="28"/>
+          <w:szCs w:val="28"/>
         </w:rPr>
         <w:t xml:space="preserve">IV. KIỂM TRA, ĐÁNH GIÁ</w:t>
       </w:r>
@@ -5419,7 +5491,7 @@
       <w:pPr>
         <w:pStyle w:val="Heading2"/>
         <w:keepNext/>
-        <w:spacing w:after="60" w:before="120" w:line="300" w:lineRule="auto"/>
+        <w:spacing w:after="60" w:before="140" w:line="312" w:lineRule="auto"/>
         <w:jc w:val="left"/>
       </w:pPr>
       <w:r>
@@ -5428,24 +5500,24 @@
           <w:b/>
           <w:bCs/>
           <w:color w:val="000000"/>
-          <w:sz w:val="26"/>
-          <w:szCs w:val="26"/>
+          <w:sz w:val="27"/>
+          <w:szCs w:val="27"/>
         </w:rPr>
         <w:t xml:space="preserve">1. Đánh giá quá trình</w:t>
       </w:r>
     </w:p>
     <w:p>
       <w:pPr>
-        <w:spacing w:after="40" w:line="276" w:lineRule="auto"/>
+        <w:spacing w:after="80" w:line="312" w:lineRule="auto" w:before="60"/>
         <w:ind w:left="425" w:hanging="283"/>
-        <w:jc w:val="left"/>
-      </w:pPr>
-      <w:r>
-        <w:rPr>
-          <w:rFonts w:ascii="Times New Roman" w:hAnsi="Times New Roman"/>
-          <w:color w:val="000000"/>
-          <w:sz w:val="26"/>
-          <w:szCs w:val="26"/>
+        <w:jc w:val="both"/>
+      </w:pPr>
+      <w:r>
+        <w:rPr>
+          <w:rFonts w:ascii="Times New Roman" w:hAnsi="Times New Roman"/>
+          <w:color w:val="000000"/>
+          <w:sz w:val="27"/>
+          <w:szCs w:val="27"/>
         </w:rPr>
         <w:t xml:space="preserve">– </w:t>
       </w:r>
@@ -5453,24 +5525,24 @@
         <w:rPr>
           <w:rFonts w:ascii="Times New Roman" w:hAnsi="Times New Roman"/>
           <w:color w:val="000000"/>
-          <w:sz w:val="26"/>
-          <w:szCs w:val="26"/>
+          <w:sz w:val="27"/>
+          <w:szCs w:val="27"/>
         </w:rPr>
         <w:t xml:space="preserve">Câu trả lời khi quan sát Hình 13.1, Hình 13.2 SGK và khi thảo luận Hoạt động 2, Hoạt động 3 SGK.</w:t>
       </w:r>
     </w:p>
     <w:p>
       <w:pPr>
-        <w:spacing w:after="40" w:line="276" w:lineRule="auto"/>
+        <w:spacing w:after="80" w:line="312" w:lineRule="auto" w:before="60"/>
         <w:ind w:left="425" w:hanging="283"/>
-        <w:jc w:val="left"/>
-      </w:pPr>
-      <w:r>
-        <w:rPr>
-          <w:rFonts w:ascii="Times New Roman" w:hAnsi="Times New Roman"/>
-          <w:color w:val="000000"/>
-          <w:sz w:val="26"/>
-          <w:szCs w:val="26"/>
+        <w:jc w:val="both"/>
+      </w:pPr>
+      <w:r>
+        <w:rPr>
+          <w:rFonts w:ascii="Times New Roman" w:hAnsi="Times New Roman"/>
+          <w:color w:val="000000"/>
+          <w:sz w:val="27"/>
+          <w:szCs w:val="27"/>
         </w:rPr>
         <w:t xml:space="preserve">– </w:t>
       </w:r>
@@ -5478,24 +5550,24 @@
         <w:rPr>
           <w:rFonts w:ascii="Times New Roman" w:hAnsi="Times New Roman"/>
           <w:color w:val="000000"/>
-          <w:sz w:val="26"/>
-          <w:szCs w:val="26"/>
+          <w:sz w:val="27"/>
+          <w:szCs w:val="27"/>
         </w:rPr>
         <w:t xml:space="preserve">Bảng thuộc tính học sinh ghi và kết quả thực hành nhanh “sao chữ ký”, tô màu chuyển.</w:t>
       </w:r>
     </w:p>
     <w:p>
       <w:pPr>
-        <w:spacing w:after="40" w:line="276" w:lineRule="auto"/>
+        <w:spacing w:after="80" w:line="312" w:lineRule="auto" w:before="60"/>
         <w:ind w:left="425" w:hanging="283"/>
-        <w:jc w:val="left"/>
-      </w:pPr>
-      <w:r>
-        <w:rPr>
-          <w:rFonts w:ascii="Times New Roman" w:hAnsi="Times New Roman"/>
-          <w:color w:val="000000"/>
-          <w:sz w:val="26"/>
-          <w:szCs w:val="26"/>
+        <w:jc w:val="both"/>
+      </w:pPr>
+      <w:r>
+        <w:rPr>
+          <w:rFonts w:ascii="Times New Roman" w:hAnsi="Times New Roman"/>
+          <w:color w:val="000000"/>
+          <w:sz w:val="27"/>
+          <w:szCs w:val="27"/>
         </w:rPr>
         <w:t xml:space="preserve">– </w:t>
       </w:r>
@@ -5503,24 +5575,24 @@
         <w:rPr>
           <w:rFonts w:ascii="Times New Roman" w:hAnsi="Times New Roman"/>
           <w:color w:val="000000"/>
-          <w:sz w:val="26"/>
-          <w:szCs w:val="26"/>
+          <w:sz w:val="27"/>
+          <w:szCs w:val="27"/>
         </w:rPr>
         <w:t xml:space="preserve">Phiếu kết quả 6 phép ghép và phần thảo luận dựng hình đám mây, hình trái tim.</w:t>
       </w:r>
     </w:p>
     <w:p>
       <w:pPr>
-        <w:spacing w:after="40" w:line="276" w:lineRule="auto"/>
+        <w:spacing w:after="80" w:line="312" w:lineRule="auto" w:before="60"/>
         <w:ind w:left="425" w:hanging="283"/>
-        <w:jc w:val="left"/>
-      </w:pPr>
-      <w:r>
-        <w:rPr>
-          <w:rFonts w:ascii="Times New Roman" w:hAnsi="Times New Roman"/>
-          <w:color w:val="000000"/>
-          <w:sz w:val="26"/>
-          <w:szCs w:val="26"/>
+        <w:jc w:val="both"/>
+      </w:pPr>
+      <w:r>
+        <w:rPr>
+          <w:rFonts w:ascii="Times New Roman" w:hAnsi="Times New Roman"/>
+          <w:color w:val="000000"/>
+          <w:sz w:val="27"/>
+          <w:szCs w:val="27"/>
         </w:rPr>
         <w:t xml:space="preserve">– </w:t>
       </w:r>
@@ -5528,24 +5600,24 @@
         <w:rPr>
           <w:rFonts w:ascii="Times New Roman" w:hAnsi="Times New Roman"/>
           <w:color w:val="000000"/>
-          <w:sz w:val="26"/>
-          <w:szCs w:val="26"/>
+          <w:sz w:val="27"/>
+          <w:szCs w:val="27"/>
         </w:rPr>
         <w:t xml:space="preserve">Việc viết prompt, đối chiếu và kiểm chứng phản hồi của AI bằng chạy thử trên Inkscape.</w:t>
       </w:r>
     </w:p>
     <w:p>
       <w:pPr>
-        <w:spacing w:after="40" w:line="276" w:lineRule="auto"/>
+        <w:spacing w:after="80" w:line="312" w:lineRule="auto" w:before="60"/>
         <w:ind w:left="425" w:hanging="283"/>
-        <w:jc w:val="left"/>
-      </w:pPr>
-      <w:r>
-        <w:rPr>
-          <w:rFonts w:ascii="Times New Roman" w:hAnsi="Times New Roman"/>
-          <w:color w:val="000000"/>
-          <w:sz w:val="26"/>
-          <w:szCs w:val="26"/>
+        <w:jc w:val="both"/>
+      </w:pPr>
+      <w:r>
+        <w:rPr>
+          <w:rFonts w:ascii="Times New Roman" w:hAnsi="Times New Roman"/>
+          <w:color w:val="000000"/>
+          <w:sz w:val="27"/>
+          <w:szCs w:val="27"/>
         </w:rPr>
         <w:t xml:space="preserve">– </w:t>
       </w:r>
@@ -5553,8 +5625,8 @@
         <w:rPr>
           <w:rFonts w:ascii="Times New Roman" w:hAnsi="Times New Roman"/>
           <w:color w:val="000000"/>
-          <w:sz w:val="26"/>
-          <w:szCs w:val="26"/>
+          <w:sz w:val="27"/>
+          <w:szCs w:val="27"/>
         </w:rPr>
         <w:t xml:space="preserve">Phần trình bày, nhận xét và bổ sung của học sinh.</w:t>
       </w:r>
@@ -5563,7 +5635,7 @@
       <w:pPr>
         <w:pStyle w:val="Heading2"/>
         <w:keepNext/>
-        <w:spacing w:after="60" w:before="120" w:line="300" w:lineRule="auto"/>
+        <w:spacing w:after="60" w:before="140" w:line="312" w:lineRule="auto"/>
         <w:jc w:val="left"/>
       </w:pPr>
       <w:r>
@@ -5572,28 +5644,28 @@
           <w:b/>
           <w:bCs/>
           <w:color w:val="000000"/>
-          <w:sz w:val="26"/>
-          <w:szCs w:val="26"/>
+          <w:sz w:val="27"/>
+          <w:szCs w:val="27"/>
         </w:rPr>
         <w:t xml:space="preserve">2. Tiêu chí đánh giá (Rubric 10 điểm)</w:t>
       </w:r>
     </w:p>
     <w:tbl>
       <w:tblPr>
-        <w:tblW w:type="pct" w:w="5000"/>
+        <w:tblW w:type="dxa" w:w="9072"/>
         <w:tblBorders>
-          <w:top w:val="single" w:color="000000" w:sz="4"/>
-          <w:left w:val="single" w:color="000000" w:sz="4"/>
-          <w:bottom w:val="single" w:color="000000" w:sz="4"/>
-          <w:right w:val="single" w:color="000000" w:sz="4"/>
-          <w:insideH w:val="single" w:color="000000" w:sz="4"/>
-          <w:insideV w:val="single" w:color="000000" w:sz="4"/>
+          <w:top w:val="single" w:color="2F3542" w:sz="6" w:space="0"/>
+          <w:left w:val="single" w:color="2F3542" w:sz="6" w:space="0"/>
+          <w:bottom w:val="single" w:color="2F3542" w:sz="6" w:space="0"/>
+          <w:right w:val="single" w:color="2F3542" w:sz="6" w:space="0"/>
+          <w:insideH w:val="single" w:color="2F3542" w:sz="6" w:space="0"/>
+          <w:insideV w:val="single" w:color="2F3542" w:sz="6" w:space="0"/>
         </w:tblBorders>
       </w:tblPr>
       <w:tblGrid>
-        <w:gridCol w:w="2721"/>
-        <w:gridCol w:w="5261"/>
-        <w:gridCol w:w="1089"/>
+        <w:gridCol w:w="2400"/>
+        <w:gridCol w:w="5372"/>
+        <w:gridCol w:w="1300"/>
       </w:tblGrid>
       <w:tr>
         <w:trPr>
@@ -5602,19 +5674,19 @@
         </w:trPr>
         <w:tc>
           <w:tcPr>
-            <w:tcW w:type="pct" w:w="1500"/>
-            <w:shd w:fill="D9E2F3" w:val="clear"/>
+            <w:tcW w:type="dxa" w:w="2400"/>
+            <w:shd w:fill="E8EEF5" w:val="clear" w:color="auto"/>
             <w:tcMar>
-              <w:top w:type="dxa" w:w="40"/>
-              <w:left w:type="dxa" w:w="80"/>
-              <w:bottom w:type="dxa" w:w="40"/>
-              <w:right w:type="dxa" w:w="80"/>
+              <w:top w:type="dxa" w:w="140"/>
+              <w:left w:type="dxa" w:w="160"/>
+              <w:bottom w:type="dxa" w:w="140"/>
+              <w:right w:type="dxa" w:w="160"/>
             </w:tcMar>
             <w:vAlign w:val="center"/>
           </w:tcPr>
           <w:p>
             <w:pPr>
-              <w:spacing w:after="20" w:line="264" w:lineRule="auto"/>
+              <w:spacing w:after="60" w:line="280" w:lineRule="auto" w:before="60"/>
               <w:jc w:val="center"/>
             </w:pPr>
             <w:r>
@@ -5623,8 +5695,8 @@
                 <w:b/>
                 <w:bCs/>
                 <w:color w:val="000000"/>
-                <w:sz w:val="24"/>
-                <w:szCs w:val="24"/>
+                <w:sz w:val="26"/>
+                <w:szCs w:val="26"/>
               </w:rPr>
               <w:t xml:space="preserve">Tiêu chí</w:t>
             </w:r>
@@ -5632,19 +5704,19 @@
         </w:tc>
         <w:tc>
           <w:tcPr>
-            <w:tcW w:type="pct" w:w="2900"/>
-            <w:shd w:fill="D9E2F3" w:val="clear"/>
+            <w:tcW w:type="dxa" w:w="5372"/>
+            <w:shd w:fill="E8EEF5" w:val="clear" w:color="auto"/>
             <w:tcMar>
-              <w:top w:type="dxa" w:w="40"/>
-              <w:left w:type="dxa" w:w="80"/>
-              <w:bottom w:type="dxa" w:w="40"/>
-              <w:right w:type="dxa" w:w="80"/>
+              <w:top w:type="dxa" w:w="140"/>
+              <w:left w:type="dxa" w:w="160"/>
+              <w:bottom w:type="dxa" w:w="140"/>
+              <w:right w:type="dxa" w:w="160"/>
             </w:tcMar>
             <w:vAlign w:val="center"/>
           </w:tcPr>
           <w:p>
             <w:pPr>
-              <w:spacing w:after="20" w:line="264" w:lineRule="auto"/>
+              <w:spacing w:after="60" w:line="280" w:lineRule="auto" w:before="60"/>
               <w:jc w:val="center"/>
             </w:pPr>
             <w:r>
@@ -5653,8 +5725,8 @@
                 <w:b/>
                 <w:bCs/>
                 <w:color w:val="000000"/>
-                <w:sz w:val="24"/>
-                <w:szCs w:val="24"/>
+                <w:sz w:val="26"/>
+                <w:szCs w:val="26"/>
               </w:rPr>
               <w:t xml:space="preserve">Yêu cầu cần đạt</w:t>
             </w:r>
@@ -5662,19 +5734,19 @@
         </w:tc>
         <w:tc>
           <w:tcPr>
-            <w:tcW w:type="pct" w:w="600"/>
-            <w:shd w:fill="D9E2F3" w:val="clear"/>
+            <w:tcW w:type="dxa" w:w="1300"/>
+            <w:shd w:fill="E8EEF5" w:val="clear" w:color="auto"/>
             <w:tcMar>
-              <w:top w:type="dxa" w:w="40"/>
-              <w:left w:type="dxa" w:w="80"/>
-              <w:bottom w:type="dxa" w:w="40"/>
-              <w:right w:type="dxa" w:w="80"/>
+              <w:top w:type="dxa" w:w="140"/>
+              <w:left w:type="dxa" w:w="160"/>
+              <w:bottom w:type="dxa" w:w="140"/>
+              <w:right w:type="dxa" w:w="160"/>
             </w:tcMar>
             <w:vAlign w:val="center"/>
           </w:tcPr>
           <w:p>
             <w:pPr>
-              <w:spacing w:after="20" w:line="264" w:lineRule="auto"/>
+              <w:spacing w:after="60" w:line="280" w:lineRule="auto" w:before="60"/>
               <w:jc w:val="center"/>
             </w:pPr>
             <w:r>
@@ -5683,8 +5755,8 @@
                 <w:b/>
                 <w:bCs/>
                 <w:color w:val="000000"/>
-                <w:sz w:val="24"/>
-                <w:szCs w:val="24"/>
+                <w:sz w:val="26"/>
+                <w:szCs w:val="26"/>
               </w:rPr>
               <w:t xml:space="preserve">Điểm tối đa</w:t>
             </w:r>
@@ -5697,26 +5769,26 @@
         </w:trPr>
         <w:tc>
           <w:tcPr>
-            <w:tcW w:type="pct" w:w="1500"/>
+            <w:tcW w:type="dxa" w:w="2400"/>
             <w:tcMar>
-              <w:top w:type="dxa" w:w="40"/>
-              <w:left w:type="dxa" w:w="80"/>
-              <w:bottom w:type="dxa" w:w="40"/>
-              <w:right w:type="dxa" w:w="80"/>
+              <w:top w:type="dxa" w:w="140"/>
+              <w:left w:type="dxa" w:w="160"/>
+              <w:bottom w:type="dxa" w:w="140"/>
+              <w:right w:type="dxa" w:w="160"/>
             </w:tcMar>
-            <w:vAlign w:val="center"/>
+            <w:vAlign w:val="top"/>
           </w:tcPr>
           <w:p>
             <w:pPr>
-              <w:spacing w:after="20" w:line="264" w:lineRule="auto"/>
-              <w:jc w:val="left"/>
-            </w:pPr>
-            <w:r>
-              <w:rPr>
-                <w:rFonts w:ascii="Times New Roman" w:hAnsi="Times New Roman"/>
-                <w:color w:val="000000"/>
-                <w:sz w:val="24"/>
-                <w:szCs w:val="24"/>
+              <w:spacing w:after="60" w:line="300" w:lineRule="auto" w:before="50"/>
+              <w:jc w:val="left"/>
+            </w:pPr>
+            <w:r>
+              <w:rPr>
+                <w:rFonts w:ascii="Times New Roman" w:hAnsi="Times New Roman"/>
+                <w:color w:val="000000"/>
+                <w:sz w:val="26"/>
+                <w:szCs w:val="26"/>
               </w:rPr>
               <w:t xml:space="preserve">Thuộc tính hình khối</w:t>
             </w:r>
@@ -5724,26 +5796,26 @@
         </w:tc>
         <w:tc>
           <w:tcPr>
-            <w:tcW w:type="pct" w:w="2900"/>
+            <w:tcW w:type="dxa" w:w="5372"/>
             <w:tcMar>
-              <w:top w:type="dxa" w:w="40"/>
-              <w:left w:type="dxa" w:w="80"/>
-              <w:bottom w:type="dxa" w:w="40"/>
-              <w:right w:type="dxa" w:w="80"/>
+              <w:top w:type="dxa" w:w="140"/>
+              <w:left w:type="dxa" w:w="160"/>
+              <w:bottom w:type="dxa" w:w="140"/>
+              <w:right w:type="dxa" w:w="160"/>
             </w:tcMar>
-            <w:vAlign w:val="center"/>
+            <w:vAlign w:val="top"/>
           </w:tcPr>
           <w:p>
             <w:pPr>
-              <w:spacing w:after="20" w:line="264" w:lineRule="auto"/>
-              <w:jc w:val="left"/>
-            </w:pPr>
-            <w:r>
-              <w:rPr>
-                <w:rFonts w:ascii="Times New Roman" w:hAnsi="Times New Roman"/>
-                <w:color w:val="000000"/>
-                <w:sz w:val="24"/>
-                <w:szCs w:val="24"/>
+              <w:spacing w:after="60" w:line="300" w:lineRule="auto" w:before="50"/>
+              <w:jc w:val="left"/>
+            </w:pPr>
+            <w:r>
+              <w:rPr>
+                <w:rFonts w:ascii="Times New Roman" w:hAnsi="Times New Roman"/>
+                <w:color w:val="000000"/>
+                <w:sz w:val="26"/>
+                <w:szCs w:val="26"/>
               </w:rPr>
               <w:t xml:space="preserve">Điều chỉnh được ít nhất 3 thuộc tính (Corners, Rounded, Spoke ratio, Rx/Ry...) đúng mục đích; tạo được “sao chữ ký”.</w:t>
             </w:r>
@@ -5751,26 +5823,26 @@
         </w:tc>
         <w:tc>
           <w:tcPr>
-            <w:tcW w:type="pct" w:w="600"/>
+            <w:tcW w:type="dxa" w:w="1300"/>
             <w:tcMar>
-              <w:top w:type="dxa" w:w="40"/>
-              <w:left w:type="dxa" w:w="80"/>
-              <w:bottom w:type="dxa" w:w="40"/>
-              <w:right w:type="dxa" w:w="80"/>
+              <w:top w:type="dxa" w:w="140"/>
+              <w:left w:type="dxa" w:w="160"/>
+              <w:bottom w:type="dxa" w:w="140"/>
+              <w:right w:type="dxa" w:w="160"/>
             </w:tcMar>
-            <w:vAlign w:val="center"/>
+            <w:vAlign w:val="top"/>
           </w:tcPr>
           <w:p>
             <w:pPr>
-              <w:spacing w:after="20" w:line="264" w:lineRule="auto"/>
-              <w:jc w:val="left"/>
-            </w:pPr>
-            <w:r>
-              <w:rPr>
-                <w:rFonts w:ascii="Times New Roman" w:hAnsi="Times New Roman"/>
-                <w:color w:val="000000"/>
-                <w:sz w:val="24"/>
-                <w:szCs w:val="24"/>
+              <w:spacing w:after="60" w:line="300" w:lineRule="auto" w:before="50"/>
+              <w:jc w:val="left"/>
+            </w:pPr>
+            <w:r>
+              <w:rPr>
+                <w:rFonts w:ascii="Times New Roman" w:hAnsi="Times New Roman"/>
+                <w:color w:val="000000"/>
+                <w:sz w:val="26"/>
+                <w:szCs w:val="26"/>
               </w:rPr>
               <w:t xml:space="preserve">2</w:t>
             </w:r>
@@ -5783,26 +5855,26 @@
         </w:trPr>
         <w:tc>
           <w:tcPr>
-            <w:tcW w:type="pct" w:w="1500"/>
+            <w:tcW w:type="dxa" w:w="2400"/>
             <w:tcMar>
-              <w:top w:type="dxa" w:w="40"/>
-              <w:left w:type="dxa" w:w="80"/>
-              <w:bottom w:type="dxa" w:w="40"/>
-              <w:right w:type="dxa" w:w="80"/>
+              <w:top w:type="dxa" w:w="140"/>
+              <w:left w:type="dxa" w:w="160"/>
+              <w:bottom w:type="dxa" w:w="140"/>
+              <w:right w:type="dxa" w:w="160"/>
             </w:tcMar>
-            <w:vAlign w:val="center"/>
+            <w:vAlign w:val="top"/>
           </w:tcPr>
           <w:p>
             <w:pPr>
-              <w:spacing w:after="20" w:line="264" w:lineRule="auto"/>
-              <w:jc w:val="left"/>
-            </w:pPr>
-            <w:r>
-              <w:rPr>
-                <w:rFonts w:ascii="Times New Roman" w:hAnsi="Times New Roman"/>
-                <w:color w:val="000000"/>
-                <w:sz w:val="24"/>
-                <w:szCs w:val="24"/>
+              <w:spacing w:after="60" w:line="300" w:lineRule="auto" w:before="50"/>
+              <w:jc w:val="left"/>
+            </w:pPr>
+            <w:r>
+              <w:rPr>
+                <w:rFonts w:ascii="Times New Roman" w:hAnsi="Times New Roman"/>
+                <w:color w:val="000000"/>
+                <w:sz w:val="26"/>
+                <w:szCs w:val="26"/>
               </w:rPr>
               <w:t xml:space="preserve">Màu tô và màu vẽ</w:t>
             </w:r>
@@ -5810,26 +5882,26 @@
         </w:tc>
         <w:tc>
           <w:tcPr>
-            <w:tcW w:type="pct" w:w="2900"/>
+            <w:tcW w:type="dxa" w:w="5372"/>
             <w:tcMar>
-              <w:top w:type="dxa" w:w="40"/>
-              <w:left w:type="dxa" w:w="80"/>
-              <w:bottom w:type="dxa" w:w="40"/>
-              <w:right w:type="dxa" w:w="80"/>
+              <w:top w:type="dxa" w:w="140"/>
+              <w:left w:type="dxa" w:w="160"/>
+              <w:bottom w:type="dxa" w:w="140"/>
+              <w:right w:type="dxa" w:w="160"/>
             </w:tcMar>
-            <w:vAlign w:val="center"/>
+            <w:vAlign w:val="top"/>
           </w:tcPr>
           <w:p>
             <w:pPr>
-              <w:spacing w:after="20" w:line="264" w:lineRule="auto"/>
-              <w:jc w:val="left"/>
-            </w:pPr>
-            <w:r>
-              <w:rPr>
-                <w:rFonts w:ascii="Times New Roman" w:hAnsi="Times New Roman"/>
-                <w:color w:val="000000"/>
-                <w:sz w:val="24"/>
-                <w:szCs w:val="24"/>
+              <w:spacing w:after="60" w:line="300" w:lineRule="auto" w:before="50"/>
+              <w:jc w:val="left"/>
+            </w:pPr>
+            <w:r>
+              <w:rPr>
+                <w:rFonts w:ascii="Times New Roman" w:hAnsi="Times New Roman"/>
+                <w:color w:val="000000"/>
+                <w:sz w:val="26"/>
+                <w:szCs w:val="26"/>
               </w:rPr>
               <w:t xml:space="preserve">Thiết lập được kiểu tô (đồng nhất hoặc màu chuyển), màu vẽ, độ dày nét bằng hộp thoại Fill and Stroke.</w:t>
             </w:r>
@@ -5837,26 +5909,26 @@
         </w:tc>
         <w:tc>
           <w:tcPr>
-            <w:tcW w:type="pct" w:w="600"/>
+            <w:tcW w:type="dxa" w:w="1300"/>
             <w:tcMar>
-              <w:top w:type="dxa" w:w="40"/>
-              <w:left w:type="dxa" w:w="80"/>
-              <w:bottom w:type="dxa" w:w="40"/>
-              <w:right w:type="dxa" w:w="80"/>
+              <w:top w:type="dxa" w:w="140"/>
+              <w:left w:type="dxa" w:w="160"/>
+              <w:bottom w:type="dxa" w:w="140"/>
+              <w:right w:type="dxa" w:w="160"/>
             </w:tcMar>
-            <w:vAlign w:val="center"/>
+            <w:vAlign w:val="top"/>
           </w:tcPr>
           <w:p>
             <w:pPr>
-              <w:spacing w:after="20" w:line="264" w:lineRule="auto"/>
-              <w:jc w:val="left"/>
-            </w:pPr>
-            <w:r>
-              <w:rPr>
-                <w:rFonts w:ascii="Times New Roman" w:hAnsi="Times New Roman"/>
-                <w:color w:val="000000"/>
-                <w:sz w:val="24"/>
-                <w:szCs w:val="24"/>
+              <w:spacing w:after="60" w:line="300" w:lineRule="auto" w:before="50"/>
+              <w:jc w:val="left"/>
+            </w:pPr>
+            <w:r>
+              <w:rPr>
+                <w:rFonts w:ascii="Times New Roman" w:hAnsi="Times New Roman"/>
+                <w:color w:val="000000"/>
+                <w:sz w:val="26"/>
+                <w:szCs w:val="26"/>
               </w:rPr>
               <w:t xml:space="preserve">2</w:t>
             </w:r>
@@ -5869,26 +5941,26 @@
         </w:trPr>
         <w:tc>
           <w:tcPr>
-            <w:tcW w:type="pct" w:w="1500"/>
+            <w:tcW w:type="dxa" w:w="2400"/>
             <w:tcMar>
-              <w:top w:type="dxa" w:w="40"/>
-              <w:left w:type="dxa" w:w="80"/>
-              <w:bottom w:type="dxa" w:w="40"/>
-              <w:right w:type="dxa" w:w="80"/>
+              <w:top w:type="dxa" w:w="140"/>
+              <w:left w:type="dxa" w:w="160"/>
+              <w:bottom w:type="dxa" w:w="140"/>
+              <w:right w:type="dxa" w:w="160"/>
             </w:tcMar>
-            <w:vAlign w:val="center"/>
+            <w:vAlign w:val="top"/>
           </w:tcPr>
           <w:p>
             <w:pPr>
-              <w:spacing w:after="20" w:line="264" w:lineRule="auto"/>
-              <w:jc w:val="left"/>
-            </w:pPr>
-            <w:r>
-              <w:rPr>
-                <w:rFonts w:ascii="Times New Roman" w:hAnsi="Times New Roman"/>
-                <w:color w:val="000000"/>
-                <w:sz w:val="24"/>
-                <w:szCs w:val="24"/>
+              <w:spacing w:after="60" w:line="300" w:lineRule="auto" w:before="50"/>
+              <w:jc w:val="left"/>
+            </w:pPr>
+            <w:r>
+              <w:rPr>
+                <w:rFonts w:ascii="Times New Roman" w:hAnsi="Times New Roman"/>
+                <w:color w:val="000000"/>
+                <w:sz w:val="26"/>
+                <w:szCs w:val="26"/>
               </w:rPr>
               <w:t xml:space="preserve">Các phép ghép</w:t>
             </w:r>
@@ -5896,26 +5968,26 @@
         </w:tc>
         <w:tc>
           <w:tcPr>
-            <w:tcW w:type="pct" w:w="2900"/>
+            <w:tcW w:type="dxa" w:w="5372"/>
             <w:tcMar>
-              <w:top w:type="dxa" w:w="40"/>
-              <w:left w:type="dxa" w:w="80"/>
-              <w:bottom w:type="dxa" w:w="40"/>
-              <w:right w:type="dxa" w:w="80"/>
+              <w:top w:type="dxa" w:w="140"/>
+              <w:left w:type="dxa" w:w="160"/>
+              <w:bottom w:type="dxa" w:w="140"/>
+              <w:right w:type="dxa" w:w="160"/>
             </w:tcMar>
-            <w:vAlign w:val="center"/>
+            <w:vAlign w:val="top"/>
           </w:tcPr>
           <w:p>
             <w:pPr>
-              <w:spacing w:after="20" w:line="264" w:lineRule="auto"/>
-              <w:jc w:val="left"/>
-            </w:pPr>
-            <w:r>
-              <w:rPr>
-                <w:rFonts w:ascii="Times New Roman" w:hAnsi="Times New Roman"/>
-                <w:color w:val="000000"/>
-                <w:sz w:val="24"/>
-                <w:szCs w:val="24"/>
+              <w:spacing w:after="60" w:line="300" w:lineRule="auto" w:before="50"/>
+              <w:jc w:val="left"/>
+            </w:pPr>
+            <w:r>
+              <w:rPr>
+                <w:rFonts w:ascii="Times New Roman" w:hAnsi="Times New Roman"/>
+                <w:color w:val="000000"/>
+                <w:sz w:val="26"/>
+                <w:szCs w:val="26"/>
               </w:rPr>
               <w:t xml:space="preserve">Thực hiện đúng ít nhất 4/6 phép ghép; phiếu ghi kết quả đúng theo Hình 13.6 SGK; dựng được hình từ các hình đơn giản (trái tim hoặc đám mây).</w:t>
             </w:r>
@@ -5923,26 +5995,26 @@
         </w:tc>
         <w:tc>
           <w:tcPr>
-            <w:tcW w:type="pct" w:w="600"/>
+            <w:tcW w:type="dxa" w:w="1300"/>
             <w:tcMar>
-              <w:top w:type="dxa" w:w="40"/>
-              <w:left w:type="dxa" w:w="80"/>
-              <w:bottom w:type="dxa" w:w="40"/>
-              <w:right w:type="dxa" w:w="80"/>
+              <w:top w:type="dxa" w:w="140"/>
+              <w:left w:type="dxa" w:w="160"/>
+              <w:bottom w:type="dxa" w:w="140"/>
+              <w:right w:type="dxa" w:w="160"/>
             </w:tcMar>
-            <w:vAlign w:val="center"/>
+            <w:vAlign w:val="top"/>
           </w:tcPr>
           <w:p>
             <w:pPr>
-              <w:spacing w:after="20" w:line="264" w:lineRule="auto"/>
-              <w:jc w:val="left"/>
-            </w:pPr>
-            <w:r>
-              <w:rPr>
-                <w:rFonts w:ascii="Times New Roman" w:hAnsi="Times New Roman"/>
-                <w:color w:val="000000"/>
-                <w:sz w:val="24"/>
-                <w:szCs w:val="24"/>
+              <w:spacing w:after="60" w:line="300" w:lineRule="auto" w:before="50"/>
+              <w:jc w:val="left"/>
+            </w:pPr>
+            <w:r>
+              <w:rPr>
+                <w:rFonts w:ascii="Times New Roman" w:hAnsi="Times New Roman"/>
+                <w:color w:val="000000"/>
+                <w:sz w:val="26"/>
+                <w:szCs w:val="26"/>
               </w:rPr>
               <w:t xml:space="preserve">3</w:t>
             </w:r>
@@ -5955,26 +6027,26 @@
         </w:trPr>
         <w:tc>
           <w:tcPr>
-            <w:tcW w:type="pct" w:w="1500"/>
+            <w:tcW w:type="dxa" w:w="2400"/>
             <w:tcMar>
-              <w:top w:type="dxa" w:w="40"/>
-              <w:left w:type="dxa" w:w="80"/>
-              <w:bottom w:type="dxa" w:w="40"/>
-              <w:right w:type="dxa" w:w="80"/>
+              <w:top w:type="dxa" w:w="140"/>
+              <w:left w:type="dxa" w:w="160"/>
+              <w:bottom w:type="dxa" w:w="140"/>
+              <w:right w:type="dxa" w:w="160"/>
             </w:tcMar>
-            <w:vAlign w:val="center"/>
+            <w:vAlign w:val="top"/>
           </w:tcPr>
           <w:p>
             <w:pPr>
-              <w:spacing w:after="20" w:line="264" w:lineRule="auto"/>
-              <w:jc w:val="left"/>
-            </w:pPr>
-            <w:r>
-              <w:rPr>
-                <w:rFonts w:ascii="Times New Roman" w:hAnsi="Times New Roman"/>
-                <w:color w:val="000000"/>
-                <w:sz w:val="24"/>
-                <w:szCs w:val="24"/>
+              <w:spacing w:after="60" w:line="300" w:lineRule="auto" w:before="50"/>
+              <w:jc w:val="left"/>
+            </w:pPr>
+            <w:r>
+              <w:rPr>
+                <w:rFonts w:ascii="Times New Roman" w:hAnsi="Times New Roman"/>
+                <w:color w:val="000000"/>
+                <w:sz w:val="26"/>
+                <w:szCs w:val="26"/>
               </w:rPr>
               <w:t xml:space="preserve">Kĩ thuật lưu tệp</w:t>
             </w:r>
@@ -5982,44 +6054,44 @@
         </w:tc>
         <w:tc>
           <w:tcPr>
-            <w:tcW w:type="pct" w:w="2900"/>
+            <w:tcW w:type="dxa" w:w="5372"/>
             <w:tcMar>
-              <w:top w:type="dxa" w:w="40"/>
-              <w:left w:type="dxa" w:w="80"/>
-              <w:bottom w:type="dxa" w:w="40"/>
-              <w:right w:type="dxa" w:w="80"/>
+              <w:top w:type="dxa" w:w="140"/>
+              <w:left w:type="dxa" w:w="160"/>
+              <w:bottom w:type="dxa" w:w="140"/>
+              <w:right w:type="dxa" w:w="160"/>
             </w:tcMar>
-            <w:vAlign w:val="center"/>
+            <w:vAlign w:val="top"/>
           </w:tcPr>
           <w:p>
             <w:pPr>
-              <w:spacing w:after="20" w:line="264" w:lineRule="auto"/>
-              <w:jc w:val="left"/>
-            </w:pPr>
-            <w:r>
-              <w:rPr>
-                <w:rFonts w:ascii="Times New Roman" w:hAnsi="Times New Roman"/>
-                <w:color w:val="000000"/>
+              <w:spacing w:after="60" w:line="300" w:lineRule="auto" w:before="50"/>
+              <w:jc w:val="left"/>
+            </w:pPr>
+            <w:r>
+              <w:rPr>
+                <w:rFonts w:ascii="Times New Roman" w:hAnsi="Times New Roman"/>
+                <w:color w:val="000000"/>
+                <w:sz w:val="26"/>
+                <w:szCs w:val="26"/>
+              </w:rPr>
+              <w:t xml:space="preserve">Lưu tệp .svg đúng quy cách </w:t>
+            </w:r>
+            <w:r>
+              <w:rPr>
+                <w:rFonts w:ascii="Courier New" w:hAnsi="Courier New"/>
+                <w:color w:val="1B365D"/>
                 <w:sz w:val="24"/>
                 <w:szCs w:val="24"/>
               </w:rPr>
-              <w:t xml:space="preserve">Lưu tệp .svg đúng quy cách </w:t>
-            </w:r>
-            <w:r>
-              <w:rPr>
-                <w:rFonts w:ascii="Courier New" w:hAnsi="Courier New"/>
-                <w:color w:val="000000"/>
-                <w:sz w:val="22"/>
-                <w:szCs w:val="22"/>
-              </w:rPr>
               <w:t xml:space="preserve">HoTen_Lop_Bai13.svg</w:t>
             </w:r>
             <w:r>
               <w:rPr>
                 <w:rFonts w:ascii="Times New Roman" w:hAnsi="Times New Roman"/>
                 <w:color w:val="000000"/>
-                <w:sz w:val="24"/>
-                <w:szCs w:val="24"/>
+                <w:sz w:val="26"/>
+                <w:szCs w:val="26"/>
               </w:rPr>
               <w:t xml:space="preserve">, mở lại được.</w:t>
             </w:r>
@@ -6027,26 +6099,26 @@
         </w:tc>
         <w:tc>
           <w:tcPr>
-            <w:tcW w:type="pct" w:w="600"/>
+            <w:tcW w:type="dxa" w:w="1300"/>
             <w:tcMar>
-              <w:top w:type="dxa" w:w="40"/>
-              <w:left w:type="dxa" w:w="80"/>
-              <w:bottom w:type="dxa" w:w="40"/>
-              <w:right w:type="dxa" w:w="80"/>
+              <w:top w:type="dxa" w:w="140"/>
+              <w:left w:type="dxa" w:w="160"/>
+              <w:bottom w:type="dxa" w:w="140"/>
+              <w:right w:type="dxa" w:w="160"/>
             </w:tcMar>
-            <w:vAlign w:val="center"/>
+            <w:vAlign w:val="top"/>
           </w:tcPr>
           <w:p>
             <w:pPr>
-              <w:spacing w:after="20" w:line="264" w:lineRule="auto"/>
-              <w:jc w:val="left"/>
-            </w:pPr>
-            <w:r>
-              <w:rPr>
-                <w:rFonts w:ascii="Times New Roman" w:hAnsi="Times New Roman"/>
-                <w:color w:val="000000"/>
-                <w:sz w:val="24"/>
-                <w:szCs w:val="24"/>
+              <w:spacing w:after="60" w:line="300" w:lineRule="auto" w:before="50"/>
+              <w:jc w:val="left"/>
+            </w:pPr>
+            <w:r>
+              <w:rPr>
+                <w:rFonts w:ascii="Times New Roman" w:hAnsi="Times New Roman"/>
+                <w:color w:val="000000"/>
+                <w:sz w:val="26"/>
+                <w:szCs w:val="26"/>
               </w:rPr>
               <w:t xml:space="preserve">1</w:t>
             </w:r>
@@ -6059,26 +6131,26 @@
         </w:trPr>
         <w:tc>
           <w:tcPr>
-            <w:tcW w:type="pct" w:w="1500"/>
+            <w:tcW w:type="dxa" w:w="2400"/>
             <w:tcMar>
-              <w:top w:type="dxa" w:w="40"/>
-              <w:left w:type="dxa" w:w="80"/>
-              <w:bottom w:type="dxa" w:w="40"/>
-              <w:right w:type="dxa" w:w="80"/>
+              <w:top w:type="dxa" w:w="140"/>
+              <w:left w:type="dxa" w:w="160"/>
+              <w:bottom w:type="dxa" w:w="140"/>
+              <w:right w:type="dxa" w:w="160"/>
             </w:tcMar>
-            <w:vAlign w:val="center"/>
+            <w:vAlign w:val="top"/>
           </w:tcPr>
           <w:p>
             <w:pPr>
-              <w:spacing w:after="20" w:line="264" w:lineRule="auto"/>
-              <w:jc w:val="left"/>
-            </w:pPr>
-            <w:r>
-              <w:rPr>
-                <w:rFonts w:ascii="Times New Roman" w:hAnsi="Times New Roman"/>
-                <w:color w:val="000000"/>
-                <w:sz w:val="24"/>
-                <w:szCs w:val="24"/>
+              <w:spacing w:after="60" w:line="300" w:lineRule="auto" w:before="50"/>
+              <w:jc w:val="left"/>
+            </w:pPr>
+            <w:r>
+              <w:rPr>
+                <w:rFonts w:ascii="Times New Roman" w:hAnsi="Times New Roman"/>
+                <w:color w:val="000000"/>
+                <w:sz w:val="26"/>
+                <w:szCs w:val="26"/>
               </w:rPr>
               <w:t xml:space="preserve">Kiểm chứng AI</w:t>
             </w:r>
@@ -6086,26 +6158,26 @@
         </w:tc>
         <w:tc>
           <w:tcPr>
-            <w:tcW w:type="pct" w:w="2900"/>
+            <w:tcW w:type="dxa" w:w="5372"/>
             <w:tcMar>
-              <w:top w:type="dxa" w:w="40"/>
-              <w:left w:type="dxa" w:w="80"/>
-              <w:bottom w:type="dxa" w:w="40"/>
-              <w:right w:type="dxa" w:w="80"/>
+              <w:top w:type="dxa" w:w="140"/>
+              <w:left w:type="dxa" w:w="160"/>
+              <w:bottom w:type="dxa" w:w="140"/>
+              <w:right w:type="dxa" w:w="160"/>
             </w:tcMar>
-            <w:vAlign w:val="center"/>
+            <w:vAlign w:val="top"/>
           </w:tcPr>
           <w:p>
             <w:pPr>
-              <w:spacing w:after="20" w:line="264" w:lineRule="auto"/>
-              <w:jc w:val="left"/>
-            </w:pPr>
-            <w:r>
-              <w:rPr>
-                <w:rFonts w:ascii="Times New Roman" w:hAnsi="Times New Roman"/>
-                <w:color w:val="000000"/>
-                <w:sz w:val="24"/>
-                <w:szCs w:val="24"/>
+              <w:spacing w:after="60" w:line="300" w:lineRule="auto" w:before="50"/>
+              <w:jc w:val="left"/>
+            </w:pPr>
+            <w:r>
+              <w:rPr>
+                <w:rFonts w:ascii="Times New Roman" w:hAnsi="Times New Roman"/>
+                <w:color w:val="000000"/>
+                <w:sz w:val="26"/>
+                <w:szCs w:val="26"/>
               </w:rPr>
               <w:t xml:space="preserve">Viết được prompt hợp lệ; đối chiếu phản hồi AI với SGK và chạy thử để kết luận; ghi chú kết quả kiểm chứng.</w:t>
             </w:r>
@@ -6113,26 +6185,26 @@
         </w:tc>
         <w:tc>
           <w:tcPr>
-            <w:tcW w:type="pct" w:w="600"/>
+            <w:tcW w:type="dxa" w:w="1300"/>
             <w:tcMar>
-              <w:top w:type="dxa" w:w="40"/>
-              <w:left w:type="dxa" w:w="80"/>
-              <w:bottom w:type="dxa" w:w="40"/>
-              <w:right w:type="dxa" w:w="80"/>
+              <w:top w:type="dxa" w:w="140"/>
+              <w:left w:type="dxa" w:w="160"/>
+              <w:bottom w:type="dxa" w:w="140"/>
+              <w:right w:type="dxa" w:w="160"/>
             </w:tcMar>
-            <w:vAlign w:val="center"/>
+            <w:vAlign w:val="top"/>
           </w:tcPr>
           <w:p>
             <w:pPr>
-              <w:spacing w:after="20" w:line="264" w:lineRule="auto"/>
-              <w:jc w:val="left"/>
-            </w:pPr>
-            <w:r>
-              <w:rPr>
-                <w:rFonts w:ascii="Times New Roman" w:hAnsi="Times New Roman"/>
-                <w:color w:val="000000"/>
-                <w:sz w:val="24"/>
-                <w:szCs w:val="24"/>
+              <w:spacing w:after="60" w:line="300" w:lineRule="auto" w:before="50"/>
+              <w:jc w:val="left"/>
+            </w:pPr>
+            <w:r>
+              <w:rPr>
+                <w:rFonts w:ascii="Times New Roman" w:hAnsi="Times New Roman"/>
+                <w:color w:val="000000"/>
+                <w:sz w:val="26"/>
+                <w:szCs w:val="26"/>
               </w:rPr>
               <w:t xml:space="preserve">1</w:t>
             </w:r>
@@ -6145,26 +6217,26 @@
         </w:trPr>
         <w:tc>
           <w:tcPr>
-            <w:tcW w:type="pct" w:w="1500"/>
+            <w:tcW w:type="dxa" w:w="2400"/>
             <w:tcMar>
-              <w:top w:type="dxa" w:w="40"/>
-              <w:left w:type="dxa" w:w="80"/>
-              <w:bottom w:type="dxa" w:w="40"/>
-              <w:right w:type="dxa" w:w="80"/>
+              <w:top w:type="dxa" w:w="140"/>
+              <w:left w:type="dxa" w:w="160"/>
+              <w:bottom w:type="dxa" w:w="140"/>
+              <w:right w:type="dxa" w:w="160"/>
             </w:tcMar>
-            <w:vAlign w:val="center"/>
+            <w:vAlign w:val="top"/>
           </w:tcPr>
           <w:p>
             <w:pPr>
-              <w:spacing w:after="20" w:line="264" w:lineRule="auto"/>
-              <w:jc w:val="left"/>
-            </w:pPr>
-            <w:r>
-              <w:rPr>
-                <w:rFonts w:ascii="Times New Roman" w:hAnsi="Times New Roman"/>
-                <w:color w:val="000000"/>
-                <w:sz w:val="24"/>
-                <w:szCs w:val="24"/>
+              <w:spacing w:after="60" w:line="300" w:lineRule="auto" w:before="50"/>
+              <w:jc w:val="left"/>
+            </w:pPr>
+            <w:r>
+              <w:rPr>
+                <w:rFonts w:ascii="Times New Roman" w:hAnsi="Times New Roman"/>
+                <w:color w:val="000000"/>
+                <w:sz w:val="26"/>
+                <w:szCs w:val="26"/>
               </w:rPr>
               <w:t xml:space="preserve">Thái độ học tập</w:t>
             </w:r>
@@ -6172,26 +6244,26 @@
         </w:tc>
         <w:tc>
           <w:tcPr>
-            <w:tcW w:type="pct" w:w="2900"/>
+            <w:tcW w:type="dxa" w:w="5372"/>
             <w:tcMar>
-              <w:top w:type="dxa" w:w="40"/>
-              <w:left w:type="dxa" w:w="80"/>
-              <w:bottom w:type="dxa" w:w="40"/>
-              <w:right w:type="dxa" w:w="80"/>
+              <w:top w:type="dxa" w:w="140"/>
+              <w:left w:type="dxa" w:w="160"/>
+              <w:bottom w:type="dxa" w:w="140"/>
+              <w:right w:type="dxa" w:w="160"/>
             </w:tcMar>
-            <w:vAlign w:val="center"/>
+            <w:vAlign w:val="top"/>
           </w:tcPr>
           <w:p>
             <w:pPr>
-              <w:spacing w:after="20" w:line="264" w:lineRule="auto"/>
-              <w:jc w:val="left"/>
-            </w:pPr>
-            <w:r>
-              <w:rPr>
-                <w:rFonts w:ascii="Times New Roman" w:hAnsi="Times New Roman"/>
-                <w:color w:val="000000"/>
-                <w:sz w:val="24"/>
-                <w:szCs w:val="24"/>
+              <w:spacing w:after="60" w:line="300" w:lineRule="auto" w:before="50"/>
+              <w:jc w:val="left"/>
+            </w:pPr>
+            <w:r>
+              <w:rPr>
+                <w:rFonts w:ascii="Times New Roman" w:hAnsi="Times New Roman"/>
+                <w:color w:val="000000"/>
+                <w:sz w:val="26"/>
+                <w:szCs w:val="26"/>
               </w:rPr>
               <w:t xml:space="preserve">Tích cực thử nghiệm, hợp tác nhóm, sử dụng thiết bị và AI đúng mục đích.</w:t>
             </w:r>
@@ -6199,26 +6271,26 @@
         </w:tc>
         <w:tc>
           <w:tcPr>
-            <w:tcW w:type="pct" w:w="600"/>
+            <w:tcW w:type="dxa" w:w="1300"/>
             <w:tcMar>
-              <w:top w:type="dxa" w:w="40"/>
-              <w:left w:type="dxa" w:w="80"/>
-              <w:bottom w:type="dxa" w:w="40"/>
-              <w:right w:type="dxa" w:w="80"/>
+              <w:top w:type="dxa" w:w="140"/>
+              <w:left w:type="dxa" w:w="160"/>
+              <w:bottom w:type="dxa" w:w="140"/>
+              <w:right w:type="dxa" w:w="160"/>
             </w:tcMar>
-            <w:vAlign w:val="center"/>
+            <w:vAlign w:val="top"/>
           </w:tcPr>
           <w:p>
             <w:pPr>
-              <w:spacing w:after="20" w:line="264" w:lineRule="auto"/>
-              <w:jc w:val="left"/>
-            </w:pPr>
-            <w:r>
-              <w:rPr>
-                <w:rFonts w:ascii="Times New Roman" w:hAnsi="Times New Roman"/>
-                <w:color w:val="000000"/>
-                <w:sz w:val="24"/>
-                <w:szCs w:val="24"/>
+              <w:spacing w:after="60" w:line="300" w:lineRule="auto" w:before="50"/>
+              <w:jc w:val="left"/>
+            </w:pPr>
+            <w:r>
+              <w:rPr>
+                <w:rFonts w:ascii="Times New Roman" w:hAnsi="Times New Roman"/>
+                <w:color w:val="000000"/>
+                <w:sz w:val="26"/>
+                <w:szCs w:val="26"/>
               </w:rPr>
               <w:t xml:space="preserve">1</w:t>
             </w:r>
@@ -6231,28 +6303,28 @@
         </w:trPr>
         <w:tc>
           <w:tcPr>
-            <w:tcW w:type="pct" w:w="1500"/>
+            <w:tcW w:type="dxa" w:w="2400"/>
             <w:tcMar>
-              <w:top w:type="dxa" w:w="40"/>
-              <w:left w:type="dxa" w:w="80"/>
-              <w:bottom w:type="dxa" w:w="40"/>
-              <w:right w:type="dxa" w:w="80"/>
+              <w:top w:type="dxa" w:w="140"/>
+              <w:left w:type="dxa" w:w="160"/>
+              <w:bottom w:type="dxa" w:w="140"/>
+              <w:right w:type="dxa" w:w="160"/>
             </w:tcMar>
-            <w:vAlign w:val="center"/>
+            <w:vAlign w:val="top"/>
           </w:tcPr>
           <w:p>
             <w:pPr>
-              <w:spacing w:after="20" w:line="264" w:lineRule="auto"/>
-              <w:jc w:val="left"/>
-            </w:pPr>
-            <w:r>
-              <w:rPr>
-                <w:rFonts w:ascii="Times New Roman" w:hAnsi="Times New Roman"/>
-                <w:b/>
-                <w:bCs/>
-                <w:color w:val="000000"/>
-                <w:sz w:val="24"/>
-                <w:szCs w:val="24"/>
+              <w:spacing w:after="60" w:line="300" w:lineRule="auto" w:before="50"/>
+              <w:jc w:val="left"/>
+            </w:pPr>
+            <w:r>
+              <w:rPr>
+                <w:rFonts w:ascii="Times New Roman" w:hAnsi="Times New Roman"/>
+                <w:b/>
+                <w:bCs/>
+                <w:color w:val="000000"/>
+                <w:sz w:val="26"/>
+                <w:szCs w:val="26"/>
               </w:rPr>
               <w:t xml:space="preserve">Tổng</w:t>
             </w:r>
@@ -6260,45 +6332,46 @@
         </w:tc>
         <w:tc>
           <w:tcPr>
-            <w:tcW w:type="pct" w:w="2900"/>
+            <w:tcW w:type="dxa" w:w="5372"/>
             <w:tcMar>
-              <w:top w:type="dxa" w:w="40"/>
-              <w:left w:type="dxa" w:w="80"/>
-              <w:bottom w:type="dxa" w:w="40"/>
-              <w:right w:type="dxa" w:w="80"/>
+              <w:top w:type="dxa" w:w="140"/>
+              <w:left w:type="dxa" w:w="160"/>
+              <w:bottom w:type="dxa" w:w="140"/>
+              <w:right w:type="dxa" w:w="160"/>
             </w:tcMar>
-            <w:vAlign w:val="center"/>
+            <w:vAlign w:val="top"/>
           </w:tcPr>
           <w:p>
             <w:pPr>
-              <w:spacing w:after="20" w:line="264" w:lineRule="auto"/>
-              <w:jc w:val="left"/>
-            </w:pPr>
-            <w:r>
-              <w:rPr>
-                <w:rFonts w:ascii="Times New Roman" w:hAnsi="Times New Roman"/>
-                <w:color w:val="000000"/>
-                <w:sz w:val="24"/>
-                <w:szCs w:val="24"/>
-              </w:rPr>
-              <w:t xml:space="preserve"/>
+              <w:spacing w:after="60" w:line="300" w:lineRule="auto" w:before="50"/>
+              <w:jc w:val="left"/>
+            </w:pPr>
+            <w:r>
+              <w:rPr>
+                <w:rFonts w:ascii="Times New Roman" w:hAnsi="Times New Roman"/>
+                <w:color w:val="000000"/>
+                <w:sz w:val="26"/>
+                <w:szCs w:val="26"/>
+              </w:rPr>
+              <w:t xml:space="preserve">
+              </w:t>
             </w:r>
           </w:p>
         </w:tc>
         <w:tc>
           <w:tcPr>
-            <w:tcW w:type="pct" w:w="600"/>
+            <w:tcW w:type="dxa" w:w="1300"/>
             <w:tcMar>
-              <w:top w:type="dxa" w:w="40"/>
-              <w:left w:type="dxa" w:w="80"/>
-              <w:bottom w:type="dxa" w:w="40"/>
-              <w:right w:type="dxa" w:w="80"/>
+              <w:top w:type="dxa" w:w="140"/>
+              <w:left w:type="dxa" w:w="160"/>
+              <w:bottom w:type="dxa" w:w="140"/>
+              <w:right w:type="dxa" w:w="160"/>
             </w:tcMar>
-            <w:vAlign w:val="center"/>
+            <w:vAlign w:val="top"/>
           </w:tcPr>
           <w:p>
             <w:pPr>
-              <w:spacing w:after="20" w:line="264" w:lineRule="auto"/>
+              <w:spacing w:after="60" w:line="300" w:lineRule="auto" w:before="50"/>
               <w:jc w:val="center"/>
             </w:pPr>
             <w:r>
@@ -6307,8 +6380,8 @@
                 <w:b/>
                 <w:bCs/>
                 <w:color w:val="000000"/>
-                <w:sz w:val="24"/>
-                <w:szCs w:val="24"/>
+                <w:sz w:val="26"/>
+                <w:szCs w:val="26"/>
               </w:rPr>
               <w:t xml:space="preserve">10</w:t>
             </w:r>
@@ -6318,12 +6391,7 @@
     </w:tbl>
     <w:p>
       <w:pPr>
-        <w:spacing w:after="80"/>
-      </w:pPr>
-    </w:p>
-    <w:p>
-      <w:pPr>
-        <w:spacing w:after="80" w:line="276" w:lineRule="auto"/>
+        <w:spacing w:after="80" w:line="312" w:lineRule="auto" w:before="60"/>
         <w:jc w:val="both"/>
       </w:pPr>
       <w:r>
@@ -6332,24 +6400,24 @@
           <w:b/>
           <w:bCs/>
           <w:color w:val="000000"/>
-          <w:sz w:val="26"/>
-          <w:szCs w:val="26"/>
+          <w:sz w:val="27"/>
+          <w:szCs w:val="27"/>
         </w:rPr>
         <w:t xml:space="preserve">Cách cho điểm dự kiến:</w:t>
       </w:r>
     </w:p>
     <w:p>
       <w:pPr>
-        <w:spacing w:after="40" w:line="276" w:lineRule="auto"/>
+        <w:spacing w:after="80" w:line="312" w:lineRule="auto" w:before="60"/>
         <w:ind w:left="425" w:hanging="283"/>
-        <w:jc w:val="left"/>
-      </w:pPr>
-      <w:r>
-        <w:rPr>
-          <w:rFonts w:ascii="Times New Roman" w:hAnsi="Times New Roman"/>
-          <w:color w:val="000000"/>
-          <w:sz w:val="26"/>
-          <w:szCs w:val="26"/>
+        <w:jc w:val="both"/>
+      </w:pPr>
+      <w:r>
+        <w:rPr>
+          <w:rFonts w:ascii="Times New Roman" w:hAnsi="Times New Roman"/>
+          <w:color w:val="000000"/>
+          <w:sz w:val="27"/>
+          <w:szCs w:val="27"/>
         </w:rPr>
         <w:t xml:space="preserve">– </w:t>
       </w:r>
@@ -6357,24 +6425,24 @@
         <w:rPr>
           <w:rFonts w:ascii="Times New Roman" w:hAnsi="Times New Roman"/>
           <w:color w:val="000000"/>
-          <w:sz w:val="26"/>
-          <w:szCs w:val="26"/>
+          <w:sz w:val="27"/>
+          <w:szCs w:val="27"/>
         </w:rPr>
         <w:t xml:space="preserve">Tiêu chí 3 điểm: đủ yêu cầu được 3 điểm; thiếu một phần được 2 điểm; làm được ít được 1 điểm; chưa thực hiện được 0 điểm.</w:t>
       </w:r>
     </w:p>
     <w:p>
       <w:pPr>
-        <w:spacing w:after="40" w:line="276" w:lineRule="auto"/>
+        <w:spacing w:after="80" w:line="312" w:lineRule="auto" w:before="60"/>
         <w:ind w:left="425" w:hanging="283"/>
-        <w:jc w:val="left"/>
-      </w:pPr>
-      <w:r>
-        <w:rPr>
-          <w:rFonts w:ascii="Times New Roman" w:hAnsi="Times New Roman"/>
-          <w:color w:val="000000"/>
-          <w:sz w:val="26"/>
-          <w:szCs w:val="26"/>
+        <w:jc w:val="both"/>
+      </w:pPr>
+      <w:r>
+        <w:rPr>
+          <w:rFonts w:ascii="Times New Roman" w:hAnsi="Times New Roman"/>
+          <w:color w:val="000000"/>
+          <w:sz w:val="27"/>
+          <w:szCs w:val="27"/>
         </w:rPr>
         <w:t xml:space="preserve">– </w:t>
       </w:r>
@@ -6382,24 +6450,24 @@
         <w:rPr>
           <w:rFonts w:ascii="Times New Roman" w:hAnsi="Times New Roman"/>
           <w:color w:val="000000"/>
-          <w:sz w:val="26"/>
-          <w:szCs w:val="26"/>
+          <w:sz w:val="27"/>
+          <w:szCs w:val="27"/>
         </w:rPr>
         <w:t xml:space="preserve">Tiêu chí 2 điểm: đạt đầy đủ yêu cầu được 2 điểm; đạt một phần được 1 điểm; chưa thực hiện được 0 điểm.</w:t>
       </w:r>
     </w:p>
     <w:p>
       <w:pPr>
-        <w:spacing w:after="40" w:line="276" w:lineRule="auto"/>
+        <w:spacing w:after="80" w:line="312" w:lineRule="auto" w:before="60"/>
         <w:ind w:left="425" w:hanging="283"/>
-        <w:jc w:val="left"/>
-      </w:pPr>
-      <w:r>
-        <w:rPr>
-          <w:rFonts w:ascii="Times New Roman" w:hAnsi="Times New Roman"/>
-          <w:color w:val="000000"/>
-          <w:sz w:val="26"/>
-          <w:szCs w:val="26"/>
+        <w:jc w:val="both"/>
+      </w:pPr>
+      <w:r>
+        <w:rPr>
+          <w:rFonts w:ascii="Times New Roman" w:hAnsi="Times New Roman"/>
+          <w:color w:val="000000"/>
+          <w:sz w:val="27"/>
+          <w:szCs w:val="27"/>
         </w:rPr>
         <w:t xml:space="preserve">– </w:t>
       </w:r>
@@ -6407,24 +6475,24 @@
         <w:rPr>
           <w:rFonts w:ascii="Times New Roman" w:hAnsi="Times New Roman"/>
           <w:color w:val="000000"/>
-          <w:sz w:val="26"/>
-          <w:szCs w:val="26"/>
+          <w:sz w:val="27"/>
+          <w:szCs w:val="27"/>
         </w:rPr>
         <w:t xml:space="preserve">Tiêu chí 1 điểm: thực hiện phù hợp được 1 điểm; chưa thực hiện hoặc thực hiện chưa phù hợp được 0 điểm.</w:t>
       </w:r>
     </w:p>
     <w:p>
       <w:pPr>
-        <w:spacing w:after="40" w:line="276" w:lineRule="auto"/>
+        <w:spacing w:after="80" w:line="312" w:lineRule="auto" w:before="60"/>
         <w:ind w:left="425" w:hanging="283"/>
-        <w:jc w:val="left"/>
-      </w:pPr>
-      <w:r>
-        <w:rPr>
-          <w:rFonts w:ascii="Times New Roman" w:hAnsi="Times New Roman"/>
-          <w:color w:val="000000"/>
-          <w:sz w:val="26"/>
-          <w:szCs w:val="26"/>
+        <w:jc w:val="both"/>
+      </w:pPr>
+      <w:r>
+        <w:rPr>
+          <w:rFonts w:ascii="Times New Roman" w:hAnsi="Times New Roman"/>
+          <w:color w:val="000000"/>
+          <w:sz w:val="27"/>
+          <w:szCs w:val="27"/>
         </w:rPr>
         <w:t xml:space="preserve">– </w:t>
       </w:r>
@@ -6432,8 +6500,8 @@
         <w:rPr>
           <w:rFonts w:ascii="Times New Roman" w:hAnsi="Times New Roman"/>
           <w:color w:val="000000"/>
-          <w:sz w:val="26"/>
-          <w:szCs w:val="26"/>
+          <w:sz w:val="27"/>
+          <w:szCs w:val="27"/>
         </w:rPr>
         <w:t xml:space="preserve">Giáo viên công bố tiêu chí trước khi học sinh thực hành. Nếu sử dụng để nhận xét thường xuyên, giáo viên có thể góp ý theo từng tiêu chí mà không nhất thiết cho điểm.</w:t>
       </w:r>
@@ -6442,7 +6510,7 @@
       <w:pPr>
         <w:pStyle w:val="Heading1"/>
         <w:keepNext/>
-        <w:spacing w:after="80" w:before="160" w:line="300" w:lineRule="auto"/>
+        <w:spacing w:after="100" w:before="240" w:line="312" w:lineRule="auto"/>
         <w:jc w:val="left"/>
       </w:pPr>
       <w:r>
@@ -6451,39 +6519,39 @@
           <w:b/>
           <w:bCs/>
           <w:color w:val="000000"/>
-          <w:sz w:val="26"/>
-          <w:szCs w:val="26"/>
+          <w:sz w:val="28"/>
+          <w:szCs w:val="28"/>
         </w:rPr>
         <w:t xml:space="preserve">V. KẾT QUẢ DỰ KIẾN</w:t>
       </w:r>
     </w:p>
     <w:p>
       <w:pPr>
-        <w:spacing w:after="80" w:line="276" w:lineRule="auto"/>
+        <w:spacing w:after="80" w:line="312" w:lineRule="auto" w:before="60"/>
         <w:jc w:val="both"/>
       </w:pPr>
       <w:r>
         <w:rPr>
           <w:rFonts w:ascii="Times New Roman" w:hAnsi="Times New Roman"/>
           <w:color w:val="000000"/>
-          <w:sz w:val="26"/>
-          <w:szCs w:val="26"/>
+          <w:sz w:val="27"/>
+          <w:szCs w:val="27"/>
         </w:rPr>
         <w:t xml:space="preserve">Sau tiết học, học sinh:</w:t>
       </w:r>
     </w:p>
     <w:p>
       <w:pPr>
-        <w:spacing w:after="40" w:line="276" w:lineRule="auto"/>
+        <w:spacing w:after="80" w:line="312" w:lineRule="auto" w:before="60"/>
         <w:ind w:left="425" w:hanging="283"/>
-        <w:jc w:val="left"/>
-      </w:pPr>
-      <w:r>
-        <w:rPr>
-          <w:rFonts w:ascii="Times New Roman" w:hAnsi="Times New Roman"/>
-          <w:color w:val="000000"/>
-          <w:sz w:val="26"/>
-          <w:szCs w:val="26"/>
+        <w:jc w:val="both"/>
+      </w:pPr>
+      <w:r>
+        <w:rPr>
+          <w:rFonts w:ascii="Times New Roman" w:hAnsi="Times New Roman"/>
+          <w:color w:val="000000"/>
+          <w:sz w:val="27"/>
+          <w:szCs w:val="27"/>
         </w:rPr>
         <w:t xml:space="preserve">– </w:t>
       </w:r>
@@ -6491,24 +6559,24 @@
         <w:rPr>
           <w:rFonts w:ascii="Times New Roman" w:hAnsi="Times New Roman"/>
           <w:color w:val="000000"/>
-          <w:sz w:val="26"/>
-          <w:szCs w:val="26"/>
+          <w:sz w:val="27"/>
+          <w:szCs w:val="27"/>
         </w:rPr>
         <w:t xml:space="preserve">Biết và sử dụng được các lệnh tạo, điều chỉnh đối tượng đồ hoạ đơn giản: thay đổi được thuộc tính hình khối theo bảng thuộc tính SGK và giải thích được ý nghĩa từng thuộc tính.</w:t>
       </w:r>
     </w:p>
     <w:p>
       <w:pPr>
-        <w:spacing w:after="40" w:line="276" w:lineRule="auto"/>
+        <w:spacing w:after="80" w:line="312" w:lineRule="auto" w:before="60"/>
         <w:ind w:left="425" w:hanging="283"/>
-        <w:jc w:val="left"/>
-      </w:pPr>
-      <w:r>
-        <w:rPr>
-          <w:rFonts w:ascii="Times New Roman" w:hAnsi="Times New Roman"/>
-          <w:color w:val="000000"/>
-          <w:sz w:val="26"/>
-          <w:szCs w:val="26"/>
+        <w:jc w:val="both"/>
+      </w:pPr>
+      <w:r>
+        <w:rPr>
+          <w:rFonts w:ascii="Times New Roman" w:hAnsi="Times New Roman"/>
+          <w:color w:val="000000"/>
+          <w:sz w:val="27"/>
+          <w:szCs w:val="27"/>
         </w:rPr>
         <w:t xml:space="preserve">– </w:t>
       </w:r>
@@ -6516,24 +6584,24 @@
         <w:rPr>
           <w:rFonts w:ascii="Times New Roman" w:hAnsi="Times New Roman"/>
           <w:color w:val="000000"/>
-          <w:sz w:val="26"/>
-          <w:szCs w:val="26"/>
+          <w:sz w:val="27"/>
+          <w:szCs w:val="27"/>
         </w:rPr>
         <w:t xml:space="preserve">Thiết lập được màu tô, màu vẽ, kiểu tô (đồng nhất, màu chuyển...), độ dày nét và độ trong suốt bằng hộp thoại Fill and Stroke.</w:t>
       </w:r>
     </w:p>
     <w:p>
       <w:pPr>
-        <w:spacing w:after="40" w:line="276" w:lineRule="auto"/>
+        <w:spacing w:after="80" w:line="312" w:lineRule="auto" w:before="60"/>
         <w:ind w:left="425" w:hanging="283"/>
-        <w:jc w:val="left"/>
-      </w:pPr>
-      <w:r>
-        <w:rPr>
-          <w:rFonts w:ascii="Times New Roman" w:hAnsi="Times New Roman"/>
-          <w:color w:val="000000"/>
-          <w:sz w:val="26"/>
-          <w:szCs w:val="26"/>
+        <w:jc w:val="both"/>
+      </w:pPr>
+      <w:r>
+        <w:rPr>
+          <w:rFonts w:ascii="Times New Roman" w:hAnsi="Times New Roman"/>
+          <w:color w:val="000000"/>
+          <w:sz w:val="27"/>
+          <w:szCs w:val="27"/>
         </w:rPr>
         <w:t xml:space="preserve">– </w:t>
       </w:r>
@@ -6541,24 +6609,24 @@
         <w:rPr>
           <w:rFonts w:ascii="Times New Roman" w:hAnsi="Times New Roman"/>
           <w:color w:val="000000"/>
-          <w:sz w:val="26"/>
-          <w:szCs w:val="26"/>
+          <w:sz w:val="27"/>
+          <w:szCs w:val="27"/>
         </w:rPr>
         <w:t xml:space="preserve">Nêu được và thực hiện được các phép ghép đối tượng (Union, Difference, Intersection, Exclusion, Division, Cut Path) để tạo hình mới từ các hình đơn giản.</w:t>
       </w:r>
     </w:p>
     <w:p>
       <w:pPr>
-        <w:spacing w:after="40" w:line="276" w:lineRule="auto"/>
+        <w:spacing w:after="80" w:line="312" w:lineRule="auto" w:before="60"/>
         <w:ind w:left="425" w:hanging="283"/>
-        <w:jc w:val="left"/>
-      </w:pPr>
-      <w:r>
-        <w:rPr>
-          <w:rFonts w:ascii="Times New Roman" w:hAnsi="Times New Roman"/>
-          <w:color w:val="000000"/>
-          <w:sz w:val="26"/>
-          <w:szCs w:val="26"/>
+        <w:jc w:val="both"/>
+      </w:pPr>
+      <w:r>
+        <w:rPr>
+          <w:rFonts w:ascii="Times New Roman" w:hAnsi="Times New Roman"/>
+          <w:color w:val="000000"/>
+          <w:sz w:val="27"/>
+          <w:szCs w:val="27"/>
         </w:rPr>
         <w:t xml:space="preserve">– </w:t>
       </w:r>
@@ -6566,8 +6634,8 @@
         <w:rPr>
           <w:rFonts w:ascii="Times New Roman" w:hAnsi="Times New Roman"/>
           <w:color w:val="000000"/>
-          <w:sz w:val="26"/>
-          <w:szCs w:val="26"/>
+          <w:sz w:val="27"/>
+          <w:szCs w:val="27"/>
         </w:rPr>
         <w:t xml:space="preserve">Viết được prompt nhờ AI giải thích sự khác biệt giữa các phép ghép; biết đối chiếu, kiểm chứng gợi ý của AI bằng SGK và chạy thử trên Inkscape trước khi sử dụng.</w:t>
       </w:r>
@@ -6758,13 +6826,13 @@
       <w:rPr>
         <w:rFonts w:ascii="Times New Roman" w:hAnsi="Times New Roman"/>
         <w:color w:val="000000"/>
-        <w:sz w:val="26"/>
-        <w:szCs w:val="26"/>
+        <w:sz w:val="27"/>
+        <w:szCs w:val="27"/>
       </w:rPr>
     </w:rPrDefault>
     <w:pPrDefault>
       <w:pPr>
-        <w:spacing w:line="276" w:lineRule="auto"/>
+        <w:spacing w:line="312" w:lineRule="auto" w:before="60" w:after="60"/>
       </w:pPr>
     </w:pPrDefault>
   </w:docDefaults>
